--- a/docs/DOC-002 — Constitución del Sistema (Reglas Inmutables de Ingeniería).docx
+++ b/docs/DOC-002 — Constitución del Sistema (Reglas Inmutables de Ingeniería).docx
@@ -4,6 +4,75 @@
   <w:body>
     <w:p>
       <w:pPr>
+        <w:pStyle w:val="Heading2"/>
+        <w:keepNext w:val="0"/>
+        <w:keepLines w:val="0"/>
+        <w:spacing w:after="80" w:lineRule="auto"/>
+        <w:rPr>
+          <w:b w:val="1"/>
+          <w:bCs w:val="1"/>
+          <w:sz w:val="34"/>
+          <w:szCs w:val="34"/>
+        </w:rPr>
+      </w:pPr>
+      <w:bookmarkStart w:colFirst="0" w:colLast="0" w:name="_eb4af1lqwy1" w:id="0"/>
+      <w:bookmarkEnd w:id="0"/>
+      <w:r>
+        <w:rPr>
+          <w:b w:val="1"/>
+          <w:bCs w:val="1"/>
+          <w:sz w:val="34"/>
+          <w:szCs w:val="34"/>
+          <w:rtl w:val="0"/>
+        </w:rPr>
+        <w:t xml:space="preserve">DOC-002 — Constitución del Sistema (Reglas Inmutables de Ingeniería)</w:t>
+      </w:r>
+    </w:p>
+    <w:p>
+      <w:pPr>
+        <w:pStyle w:val="Heading3"/>
+        <w:keepNext w:val="0"/>
+        <w:keepLines w:val="0"/>
+        <w:spacing w:before="280" w:lineRule="auto"/>
+        <w:rPr>
+          <w:b w:val="1"/>
+          <w:bCs w:val="1"/>
+          <w:color w:val="000000"/>
+          <w:sz w:val="26"/>
+          <w:szCs w:val="26"/>
+        </w:rPr>
+      </w:pPr>
+      <w:bookmarkStart w:colFirst="0" w:colLast="0" w:name="_dhnc0moe65hj" w:id="1"/>
+      <w:bookmarkEnd w:id="1"/>
+      <w:r>
+        <w:rPr>
+          <w:b w:val="1"/>
+          <w:bCs w:val="1"/>
+          <w:color w:val="000000"/>
+          <w:sz w:val="26"/>
+          <w:szCs w:val="26"/>
+          <w:rtl w:val="0"/>
+        </w:rPr>
+        <w:t xml:space="preserve">Versión 0.1</w:t>
+      </w:r>
+    </w:p>
+    <w:p>
+      <w:pPr>
+        <w:rPr/>
+      </w:pPr>
+      <w:r>
+        <w:pict>
+          <v:rect style="width:0.0pt;height:1.5pt" o:hr="t" o:hrstd="t" o:hralign="center" fillcolor="#A0A0A0" stroked="f"/>
+        </w:pict>
+      </w:r>
+      <w:r>
+        <w:rPr>
+          <w:rtl w:val="0"/>
+        </w:rPr>
+      </w:r>
+    </w:p>
+    <w:p>
+      <w:pPr>
         <w:pStyle w:val="Heading1"/>
         <w:keepNext w:val="0"/>
         <w:keepLines w:val="0"/>
@@ -15,8 +84,8 @@
           <w:szCs w:val="46"/>
         </w:rPr>
       </w:pPr>
-      <w:bookmarkStart w:colFirst="0" w:colLast="0" w:name="_rvi6mxqyhvha" w:id="0"/>
-      <w:bookmarkEnd w:id="0"/>
+      <w:bookmarkStart w:colFirst="0" w:colLast="0" w:name="_guw1ze8bin52" w:id="2"/>
+      <w:bookmarkEnd w:id="2"/>
       <w:r>
         <w:rPr>
           <w:b w:val="1"/>
@@ -25,7 +94,275 @@
           <w:szCs w:val="46"/>
           <w:rtl w:val="0"/>
         </w:rPr>
-        <w:t xml:space="preserve">TramitaGO Quant Platform</w:t>
+        <w:t xml:space="preserve">1. Naturaleza de este documento</w:t>
+      </w:r>
+    </w:p>
+    <w:p>
+      <w:pPr>
+        <w:spacing w:after="240" w:before="240" w:lineRule="auto"/>
+        <w:rPr/>
+      </w:pPr>
+      <w:r>
+        <w:rPr>
+          <w:rtl w:val="0"/>
+        </w:rPr>
+        <w:t xml:space="preserve">Este documento define las </w:t>
+      </w:r>
+      <w:r>
+        <w:rPr>
+          <w:b w:val="1"/>
+          <w:bCs w:val="1"/>
+          <w:rtl w:val="0"/>
+        </w:rPr>
+        <w:t xml:space="preserve">reglas inmutables de diseño, desarrollo y evolución del sistema</w:t>
+      </w:r>
+      <w:r>
+        <w:rPr>
+          <w:rtl w:val="0"/>
+        </w:rPr>
+        <w:t xml:space="preserve">.</w:t>
+      </w:r>
+    </w:p>
+    <w:p>
+      <w:pPr>
+        <w:spacing w:after="240" w:before="240" w:lineRule="auto"/>
+        <w:rPr/>
+      </w:pPr>
+      <w:r>
+        <w:rPr>
+          <w:rtl w:val="0"/>
+        </w:rPr>
+        <w:t xml:space="preserve">Estas reglas:</w:t>
+      </w:r>
+    </w:p>
+    <w:p>
+      <w:pPr>
+        <w:numPr>
+          <w:ilvl w:val="0"/>
+          <w:numId w:val="22"/>
+        </w:numPr>
+        <w:spacing w:after="0" w:afterAutospacing="0" w:before="240" w:lineRule="auto"/>
+        <w:ind w:left="720" w:hanging="360"/>
+      </w:pPr>
+      <w:r>
+        <w:rPr>
+          <w:rtl w:val="0"/>
+        </w:rPr>
+        <w:t xml:space="preserve">NO dependen de estrategias.</w:t>
+      </w:r>
+    </w:p>
+    <w:p>
+      <w:pPr>
+        <w:numPr>
+          <w:ilvl w:val="0"/>
+          <w:numId w:val="22"/>
+        </w:numPr>
+        <w:spacing w:after="0" w:afterAutospacing="0" w:before="0" w:beforeAutospacing="0" w:lineRule="auto"/>
+        <w:ind w:left="720" w:hanging="360"/>
+      </w:pPr>
+      <w:r>
+        <w:rPr>
+          <w:rtl w:val="0"/>
+        </w:rPr>
+        <w:t xml:space="preserve">NO dependen de tecnologías específicas.</w:t>
+      </w:r>
+    </w:p>
+    <w:p>
+      <w:pPr>
+        <w:numPr>
+          <w:ilvl w:val="0"/>
+          <w:numId w:val="22"/>
+        </w:numPr>
+        <w:spacing w:after="240" w:before="0" w:beforeAutospacing="0" w:lineRule="auto"/>
+        <w:ind w:left="720" w:hanging="360"/>
+      </w:pPr>
+      <w:r>
+        <w:rPr>
+          <w:rtl w:val="0"/>
+        </w:rPr>
+        <w:t xml:space="preserve">NO dependen de condiciones de mercado.</w:t>
+      </w:r>
+    </w:p>
+    <w:p>
+      <w:pPr>
+        <w:spacing w:after="240" w:before="240" w:lineRule="auto"/>
+        <w:rPr/>
+      </w:pPr>
+      <w:r>
+        <w:rPr>
+          <w:rtl w:val="0"/>
+        </w:rPr>
+        <w:t xml:space="preserve">Su objetivo es garantizar que el sistema mantenga coherencia, trazabilidad y escalabilidad a largo plazo.</w:t>
+      </w:r>
+    </w:p>
+    <w:p>
+      <w:pPr>
+        <w:rPr/>
+      </w:pPr>
+      <w:r>
+        <w:pict>
+          <v:rect style="width:0.0pt;height:1.5pt" o:hr="t" o:hrstd="t" o:hralign="center" fillcolor="#A0A0A0" stroked="f"/>
+        </w:pict>
+      </w:r>
+      <w:r>
+        <w:rPr>
+          <w:rtl w:val="0"/>
+        </w:rPr>
+      </w:r>
+    </w:p>
+    <w:p>
+      <w:pPr>
+        <w:pStyle w:val="Heading1"/>
+        <w:keepNext w:val="0"/>
+        <w:keepLines w:val="0"/>
+        <w:spacing w:before="480" w:lineRule="auto"/>
+        <w:rPr>
+          <w:b w:val="1"/>
+          <w:bCs w:val="1"/>
+          <w:sz w:val="46"/>
+          <w:szCs w:val="46"/>
+        </w:rPr>
+      </w:pPr>
+      <w:bookmarkStart w:colFirst="0" w:colLast="0" w:name="_2ben5y860ulk" w:id="3"/>
+      <w:bookmarkEnd w:id="3"/>
+      <w:r>
+        <w:rPr>
+          <w:b w:val="1"/>
+          <w:bCs w:val="1"/>
+          <w:sz w:val="46"/>
+          <w:szCs w:val="46"/>
+          <w:rtl w:val="0"/>
+        </w:rPr>
+        <w:t xml:space="preserve">2. Jerarquía de reglas</w:t>
+      </w:r>
+    </w:p>
+    <w:p>
+      <w:pPr>
+        <w:spacing w:after="240" w:before="240" w:lineRule="auto"/>
+        <w:rPr/>
+      </w:pPr>
+      <w:r>
+        <w:rPr>
+          <w:rtl w:val="0"/>
+        </w:rPr>
+        <w:t xml:space="preserve">En caso de conflicto:</w:t>
+      </w:r>
+    </w:p>
+    <w:p>
+      <w:pPr>
+        <w:numPr>
+          <w:ilvl w:val="0"/>
+          <w:numId w:val="8"/>
+        </w:numPr>
+        <w:spacing w:after="0" w:afterAutospacing="0" w:before="240" w:lineRule="auto"/>
+        <w:ind w:left="720" w:hanging="360"/>
+      </w:pPr>
+      <w:r>
+        <w:rPr>
+          <w:rtl w:val="0"/>
+        </w:rPr>
+        <w:t xml:space="preserve">Constitución del Sistema (este documento)</w:t>
+      </w:r>
+    </w:p>
+    <w:p>
+      <w:pPr>
+        <w:numPr>
+          <w:ilvl w:val="0"/>
+          <w:numId w:val="8"/>
+        </w:numPr>
+        <w:spacing w:after="0" w:afterAutospacing="0" w:before="0" w:beforeAutospacing="0" w:lineRule="auto"/>
+        <w:ind w:left="720" w:hanging="360"/>
+      </w:pPr>
+      <w:r>
+        <w:rPr>
+          <w:rtl w:val="0"/>
+        </w:rPr>
+        <w:t xml:space="preserve">Documento de Visión (001)</w:t>
+      </w:r>
+    </w:p>
+    <w:p>
+      <w:pPr>
+        <w:numPr>
+          <w:ilvl w:val="0"/>
+          <w:numId w:val="8"/>
+        </w:numPr>
+        <w:spacing w:after="0" w:afterAutospacing="0" w:before="0" w:beforeAutospacing="0" w:lineRule="auto"/>
+        <w:ind w:left="720" w:hanging="360"/>
+      </w:pPr>
+      <w:r>
+        <w:rPr>
+          <w:rtl w:val="0"/>
+        </w:rPr>
+        <w:t xml:space="preserve">Especificaciones técnicas por módulo</w:t>
+      </w:r>
+    </w:p>
+    <w:p>
+      <w:pPr>
+        <w:numPr>
+          <w:ilvl w:val="0"/>
+          <w:numId w:val="8"/>
+        </w:numPr>
+        <w:spacing w:after="240" w:before="0" w:beforeAutospacing="0" w:lineRule="auto"/>
+        <w:ind w:left="720" w:hanging="360"/>
+      </w:pPr>
+      <w:r>
+        <w:rPr>
+          <w:rtl w:val="0"/>
+        </w:rPr>
+        <w:t xml:space="preserve">Implementación de código</w:t>
+      </w:r>
+    </w:p>
+    <w:p>
+      <w:pPr>
+        <w:spacing w:after="240" w:before="240" w:lineRule="auto"/>
+        <w:rPr/>
+      </w:pPr>
+      <w:r>
+        <w:rPr>
+          <w:rtl w:val="0"/>
+        </w:rPr>
+        <w:t xml:space="preserve">Ninguna implementación puede violar la Constitución.</w:t>
+      </w:r>
+    </w:p>
+    <w:p>
+      <w:pPr>
+        <w:rPr/>
+      </w:pPr>
+      <w:r>
+        <w:pict>
+          <v:rect style="width:0.0pt;height:1.5pt" o:hr="t" o:hrstd="t" o:hralign="center" fillcolor="#A0A0A0" stroked="f"/>
+        </w:pict>
+      </w:r>
+      <w:r>
+        <w:rPr>
+          <w:rtl w:val="0"/>
+        </w:rPr>
+      </w:r>
+    </w:p>
+    <w:p>
+      <w:pPr>
+        <w:pStyle w:val="Heading1"/>
+        <w:keepNext w:val="0"/>
+        <w:keepLines w:val="0"/>
+        <w:spacing w:before="480" w:lineRule="auto"/>
+        <w:rPr>
+          <w:b w:val="1"/>
+          <w:bCs w:val="1"/>
+          <w:sz w:val="46"/>
+          <w:szCs w:val="46"/>
+        </w:rPr>
+      </w:pPr>
+      <w:bookmarkStart w:colFirst="0" w:colLast="0" w:name="_w0g49l9j48fm" w:id="4"/>
+      <w:bookmarkEnd w:id="4"/>
+      <w:r>
+        <w:rPr>
+          <w:b w:val="1"/>
+          <w:bCs w:val="1"/>
+          <w:sz w:val="46"/>
+          <w:szCs w:val="46"/>
+          <w:rtl w:val="0"/>
+        </w:rPr>
+        <w:t xml:space="preserve">3. Principios inmutables</w:t>
       </w:r>
     </w:p>
     <w:p>
@@ -41,8 +378,8 @@
           <w:szCs w:val="34"/>
         </w:rPr>
       </w:pPr>
-      <w:bookmarkStart w:colFirst="0" w:colLast="0" w:name="_eb4af1lqwy1" w:id="1"/>
-      <w:bookmarkEnd w:id="1"/>
+      <w:bookmarkStart w:colFirst="0" w:colLast="0" w:name="_5qlg9eoyz6c9" w:id="5"/>
+      <w:bookmarkEnd w:id="5"/>
       <w:r>
         <w:rPr>
           <w:b w:val="1"/>
@@ -51,35 +388,1835 @@
           <w:szCs w:val="34"/>
           <w:rtl w:val="0"/>
         </w:rPr>
-        <w:t xml:space="preserve">Documento 002 — Constitución del Sistema (Reglas Inmutables de Ingeniería)</w:t>
-      </w:r>
-    </w:p>
-    <w:p>
-      <w:pPr>
-        <w:pStyle w:val="Heading3"/>
+        <w:t xml:space="preserve">3.1 Principio de separación absoluta</w:t>
+      </w:r>
+    </w:p>
+    <w:p>
+      <w:pPr>
+        <w:spacing w:after="240" w:before="240" w:lineRule="auto"/>
+        <w:rPr/>
+      </w:pPr>
+      <w:r>
+        <w:rPr>
+          <w:rtl w:val="0"/>
+        </w:rPr>
+        <w:t xml:space="preserve">Está prohibido mezclar responsabilidades.</w:t>
+      </w:r>
+    </w:p>
+    <w:p>
+      <w:pPr>
+        <w:spacing w:after="240" w:before="240" w:lineRule="auto"/>
+        <w:rPr/>
+      </w:pPr>
+      <w:r>
+        <w:rPr>
+          <w:rtl w:val="0"/>
+        </w:rPr>
+        <w:t xml:space="preserve">En particular:</w:t>
+      </w:r>
+    </w:p>
+    <w:p>
+      <w:pPr>
+        <w:numPr>
+          <w:ilvl w:val="0"/>
+          <w:numId w:val="24"/>
+        </w:numPr>
+        <w:spacing w:after="0" w:afterAutospacing="0" w:before="240" w:lineRule="auto"/>
+        <w:ind w:left="720" w:hanging="360"/>
+      </w:pPr>
+      <w:r>
+        <w:rPr>
+          <w:rFonts w:ascii="Arial Unicode MS" w:cs="Arial Unicode MS" w:eastAsia="Arial Unicode MS" w:hAnsi="Arial Unicode MS"/>
+          <w:rtl w:val="0"/>
+        </w:rPr>
+        <w:t xml:space="preserve">Estrategia ≠ Ejecución</w:t>
+      </w:r>
+    </w:p>
+    <w:p>
+      <w:pPr>
+        <w:numPr>
+          <w:ilvl w:val="0"/>
+          <w:numId w:val="24"/>
+        </w:numPr>
+        <w:spacing w:after="0" w:afterAutospacing="0" w:before="0" w:beforeAutospacing="0" w:lineRule="auto"/>
+        <w:ind w:left="720" w:hanging="360"/>
+      </w:pPr>
+      <w:r>
+        <w:rPr>
+          <w:rFonts w:ascii="Arial Unicode MS" w:cs="Arial Unicode MS" w:eastAsia="Arial Unicode MS" w:hAnsi="Arial Unicode MS"/>
+          <w:rtl w:val="0"/>
+        </w:rPr>
+        <w:t xml:space="preserve">Datos ≠ Lógica de decisión</w:t>
+      </w:r>
+    </w:p>
+    <w:p>
+      <w:pPr>
+        <w:numPr>
+          <w:ilvl w:val="0"/>
+          <w:numId w:val="24"/>
+        </w:numPr>
+        <w:spacing w:after="0" w:afterAutospacing="0" w:before="0" w:beforeAutospacing="0" w:lineRule="auto"/>
+        <w:ind w:left="720" w:hanging="360"/>
+      </w:pPr>
+      <w:r>
+        <w:rPr>
+          <w:rFonts w:ascii="Arial Unicode MS" w:cs="Arial Unicode MS" w:eastAsia="Arial Unicode MS" w:hAnsi="Arial Unicode MS"/>
+          <w:rtl w:val="0"/>
+        </w:rPr>
+        <w:t xml:space="preserve">Backtesting ≠ Producción</w:t>
+      </w:r>
+    </w:p>
+    <w:p>
+      <w:pPr>
+        <w:numPr>
+          <w:ilvl w:val="0"/>
+          <w:numId w:val="24"/>
+        </w:numPr>
+        <w:spacing w:after="240" w:before="0" w:beforeAutospacing="0" w:lineRule="auto"/>
+        <w:ind w:left="720" w:hanging="360"/>
+      </w:pPr>
+      <w:r>
+        <w:rPr>
+          <w:rFonts w:ascii="Arial Unicode MS" w:cs="Arial Unicode MS" w:eastAsia="Arial Unicode MS" w:hAnsi="Arial Unicode MS"/>
+          <w:rtl w:val="0"/>
+        </w:rPr>
+        <w:t xml:space="preserve">Evaluación ≠ Generación de señales</w:t>
+      </w:r>
+    </w:p>
+    <w:p>
+      <w:pPr>
+        <w:spacing w:after="240" w:before="240" w:lineRule="auto"/>
+        <w:rPr/>
+      </w:pPr>
+      <w:r>
+        <w:rPr>
+          <w:rtl w:val="0"/>
+        </w:rPr>
+        <w:t xml:space="preserve">Cada componente debe ser independiente y reemplazable.</w:t>
+      </w:r>
+    </w:p>
+    <w:p>
+      <w:pPr>
+        <w:rPr/>
+      </w:pPr>
+      <w:r>
+        <w:pict>
+          <v:rect style="width:0.0pt;height:1.5pt" o:hr="t" o:hrstd="t" o:hralign="center" fillcolor="#A0A0A0" stroked="f"/>
+        </w:pict>
+      </w:r>
+      <w:r>
+        <w:rPr>
+          <w:rtl w:val="0"/>
+        </w:rPr>
+      </w:r>
+    </w:p>
+    <w:p>
+      <w:pPr>
+        <w:pStyle w:val="Heading2"/>
         <w:keepNext w:val="0"/>
         <w:keepLines w:val="0"/>
-        <w:spacing w:before="280" w:lineRule="auto"/>
-        <w:rPr>
-          <w:b w:val="1"/>
-          <w:bCs w:val="1"/>
-          <w:color w:val="000000"/>
-          <w:sz w:val="26"/>
-          <w:szCs w:val="26"/>
-        </w:rPr>
-      </w:pPr>
-      <w:bookmarkStart w:colFirst="0" w:colLast="0" w:name="_dhnc0moe65hj" w:id="2"/>
-      <w:bookmarkEnd w:id="2"/>
-      <w:r>
-        <w:rPr>
-          <w:b w:val="1"/>
-          <w:bCs w:val="1"/>
-          <w:color w:val="000000"/>
-          <w:sz w:val="26"/>
-          <w:szCs w:val="26"/>
-          <w:rtl w:val="0"/>
-        </w:rPr>
-        <w:t xml:space="preserve">Versión 0.1</w:t>
+        <w:spacing w:after="80" w:lineRule="auto"/>
+        <w:rPr>
+          <w:b w:val="1"/>
+          <w:bCs w:val="1"/>
+          <w:sz w:val="34"/>
+          <w:szCs w:val="34"/>
+        </w:rPr>
+      </w:pPr>
+      <w:bookmarkStart w:colFirst="0" w:colLast="0" w:name="_jfvxhew0qkil" w:id="6"/>
+      <w:bookmarkEnd w:id="6"/>
+      <w:r>
+        <w:rPr>
+          <w:b w:val="1"/>
+          <w:bCs w:val="1"/>
+          <w:sz w:val="34"/>
+          <w:szCs w:val="34"/>
+          <w:rtl w:val="0"/>
+        </w:rPr>
+        <w:t xml:space="preserve">3.2 Principio de trazabilidad total</w:t>
+      </w:r>
+    </w:p>
+    <w:p>
+      <w:pPr>
+        <w:spacing w:after="240" w:before="240" w:lineRule="auto"/>
+        <w:rPr/>
+      </w:pPr>
+      <w:r>
+        <w:rPr>
+          <w:rtl w:val="0"/>
+        </w:rPr>
+        <w:t xml:space="preserve">Toda decisión del sistema debe poder responder:</w:t>
+      </w:r>
+    </w:p>
+    <w:p>
+      <w:pPr>
+        <w:numPr>
+          <w:ilvl w:val="0"/>
+          <w:numId w:val="29"/>
+        </w:numPr>
+        <w:spacing w:after="0" w:afterAutospacing="0" w:before="240" w:lineRule="auto"/>
+        <w:ind w:left="720" w:hanging="360"/>
+      </w:pPr>
+      <w:r>
+        <w:rPr>
+          <w:rtl w:val="0"/>
+        </w:rPr>
+        <w:t xml:space="preserve">¿Qué datos se usaron?</w:t>
+      </w:r>
+    </w:p>
+    <w:p>
+      <w:pPr>
+        <w:numPr>
+          <w:ilvl w:val="0"/>
+          <w:numId w:val="29"/>
+        </w:numPr>
+        <w:spacing w:after="0" w:afterAutospacing="0" w:before="0" w:beforeAutospacing="0" w:lineRule="auto"/>
+        <w:ind w:left="720" w:hanging="360"/>
+      </w:pPr>
+      <w:r>
+        <w:rPr>
+          <w:rtl w:val="0"/>
+        </w:rPr>
+        <w:t xml:space="preserve">¿Qué versión del código ejecutó la decisión?</w:t>
+      </w:r>
+    </w:p>
+    <w:p>
+      <w:pPr>
+        <w:numPr>
+          <w:ilvl w:val="0"/>
+          <w:numId w:val="29"/>
+        </w:numPr>
+        <w:spacing w:after="0" w:afterAutospacing="0" w:before="0" w:beforeAutospacing="0" w:lineRule="auto"/>
+        <w:ind w:left="720" w:hanging="360"/>
+      </w:pPr>
+      <w:r>
+        <w:rPr>
+          <w:rtl w:val="0"/>
+        </w:rPr>
+        <w:t xml:space="preserve">¿Qué parámetros estaban activos?</w:t>
+      </w:r>
+    </w:p>
+    <w:p>
+      <w:pPr>
+        <w:numPr>
+          <w:ilvl w:val="0"/>
+          <w:numId w:val="29"/>
+        </w:numPr>
+        <w:spacing w:after="240" w:before="0" w:beforeAutospacing="0" w:lineRule="auto"/>
+        <w:ind w:left="720" w:hanging="360"/>
+      </w:pPr>
+      <w:r>
+        <w:rPr>
+          <w:rtl w:val="0"/>
+        </w:rPr>
+        <w:t xml:space="preserve">¿Qué condiciones del mercado aplicaban?</w:t>
+      </w:r>
+    </w:p>
+    <w:p>
+      <w:pPr>
+        <w:spacing w:after="240" w:before="240" w:lineRule="auto"/>
+        <w:rPr/>
+      </w:pPr>
+      <w:r>
+        <w:rPr>
+          <w:rtl w:val="0"/>
+        </w:rPr>
+        <w:t xml:space="preserve">Si no puede responderse, la decisión es inválida.</w:t>
+      </w:r>
+    </w:p>
+    <w:p>
+      <w:pPr>
+        <w:rPr/>
+      </w:pPr>
+      <w:r>
+        <w:pict>
+          <v:rect style="width:0.0pt;height:1.5pt" o:hr="t" o:hrstd="t" o:hralign="center" fillcolor="#A0A0A0" stroked="f"/>
+        </w:pict>
+      </w:r>
+      <w:r>
+        <w:rPr>
+          <w:rtl w:val="0"/>
+        </w:rPr>
+      </w:r>
+    </w:p>
+    <w:p>
+      <w:pPr>
+        <w:pStyle w:val="Heading2"/>
+        <w:keepNext w:val="0"/>
+        <w:keepLines w:val="0"/>
+        <w:spacing w:after="80" w:lineRule="auto"/>
+        <w:rPr>
+          <w:b w:val="1"/>
+          <w:bCs w:val="1"/>
+          <w:sz w:val="34"/>
+          <w:szCs w:val="34"/>
+        </w:rPr>
+      </w:pPr>
+      <w:bookmarkStart w:colFirst="0" w:colLast="0" w:name="_2cmanjq3bpwy" w:id="7"/>
+      <w:bookmarkEnd w:id="7"/>
+      <w:r>
+        <w:rPr>
+          <w:b w:val="1"/>
+          <w:bCs w:val="1"/>
+          <w:sz w:val="34"/>
+          <w:szCs w:val="34"/>
+          <w:rtl w:val="0"/>
+        </w:rPr>
+        <w:t xml:space="preserve">3.3 Principio de determinismo en investigación</w:t>
+      </w:r>
+    </w:p>
+    <w:p>
+      <w:pPr>
+        <w:spacing w:after="240" w:before="240" w:lineRule="auto"/>
+        <w:rPr/>
+      </w:pPr>
+      <w:r>
+        <w:rPr>
+          <w:rtl w:val="0"/>
+        </w:rPr>
+        <w:t xml:space="preserve">Todo backtest debe ser:</w:t>
+      </w:r>
+    </w:p>
+    <w:p>
+      <w:pPr>
+        <w:numPr>
+          <w:ilvl w:val="0"/>
+          <w:numId w:val="18"/>
+        </w:numPr>
+        <w:spacing w:after="0" w:afterAutospacing="0" w:before="240" w:lineRule="auto"/>
+        <w:ind w:left="720" w:hanging="360"/>
+      </w:pPr>
+      <w:r>
+        <w:rPr>
+          <w:rtl w:val="0"/>
+        </w:rPr>
+        <w:t xml:space="preserve">reproducible</w:t>
+      </w:r>
+    </w:p>
+    <w:p>
+      <w:pPr>
+        <w:numPr>
+          <w:ilvl w:val="0"/>
+          <w:numId w:val="18"/>
+        </w:numPr>
+        <w:spacing w:after="0" w:afterAutospacing="0" w:before="0" w:beforeAutospacing="0" w:lineRule="auto"/>
+        <w:ind w:left="720" w:hanging="360"/>
+      </w:pPr>
+      <w:r>
+        <w:rPr>
+          <w:rtl w:val="0"/>
+        </w:rPr>
+        <w:t xml:space="preserve">determinista</w:t>
+      </w:r>
+    </w:p>
+    <w:p>
+      <w:pPr>
+        <w:numPr>
+          <w:ilvl w:val="0"/>
+          <w:numId w:val="18"/>
+        </w:numPr>
+        <w:spacing w:after="240" w:before="0" w:beforeAutospacing="0" w:lineRule="auto"/>
+        <w:ind w:left="720" w:hanging="360"/>
+      </w:pPr>
+      <w:r>
+        <w:rPr>
+          <w:rtl w:val="0"/>
+        </w:rPr>
+        <w:t xml:space="preserve">independiente del orden de ejecución</w:t>
+      </w:r>
+    </w:p>
+    <w:p>
+      <w:pPr>
+        <w:spacing w:after="240" w:before="240" w:lineRule="auto"/>
+        <w:rPr/>
+      </w:pPr>
+      <w:r>
+        <w:rPr>
+          <w:rtl w:val="0"/>
+        </w:rPr>
+        <w:t xml:space="preserve">Si dos ejecuciones producen resultados distintos sin cambios explícitos en inputs, el sistema se considera defectuoso.</w:t>
+      </w:r>
+    </w:p>
+    <w:p>
+      <w:pPr>
+        <w:rPr/>
+      </w:pPr>
+      <w:r>
+        <w:pict>
+          <v:rect style="width:0.0pt;height:1.5pt" o:hr="t" o:hrstd="t" o:hralign="center" fillcolor="#A0A0A0" stroked="f"/>
+        </w:pict>
+      </w:r>
+      <w:r>
+        <w:rPr>
+          <w:rtl w:val="0"/>
+        </w:rPr>
+      </w:r>
+    </w:p>
+    <w:p>
+      <w:pPr>
+        <w:pStyle w:val="Heading2"/>
+        <w:keepNext w:val="0"/>
+        <w:keepLines w:val="0"/>
+        <w:spacing w:after="80" w:lineRule="auto"/>
+        <w:rPr>
+          <w:b w:val="1"/>
+          <w:bCs w:val="1"/>
+          <w:sz w:val="34"/>
+          <w:szCs w:val="34"/>
+        </w:rPr>
+      </w:pPr>
+      <w:bookmarkStart w:colFirst="0" w:colLast="0" w:name="_kxv3q0l85zwr" w:id="8"/>
+      <w:bookmarkEnd w:id="8"/>
+      <w:r>
+        <w:rPr>
+          <w:b w:val="1"/>
+          <w:bCs w:val="1"/>
+          <w:sz w:val="34"/>
+          <w:szCs w:val="34"/>
+          <w:rtl w:val="0"/>
+        </w:rPr>
+        <w:t xml:space="preserve">3.4 Principio de modularidad estricta</w:t>
+      </w:r>
+    </w:p>
+    <w:p>
+      <w:pPr>
+        <w:spacing w:after="240" w:before="240" w:lineRule="auto"/>
+        <w:rPr/>
+      </w:pPr>
+      <w:r>
+        <w:rPr>
+          <w:rtl w:val="0"/>
+        </w:rPr>
+        <w:t xml:space="preserve">Cada módulo debe:</w:t>
+      </w:r>
+    </w:p>
+    <w:p>
+      <w:pPr>
+        <w:numPr>
+          <w:ilvl w:val="0"/>
+          <w:numId w:val="15"/>
+        </w:numPr>
+        <w:spacing w:after="0" w:afterAutospacing="0" w:before="240" w:lineRule="auto"/>
+        <w:ind w:left="720" w:hanging="360"/>
+      </w:pPr>
+      <w:r>
+        <w:rPr>
+          <w:rtl w:val="0"/>
+        </w:rPr>
+        <w:t xml:space="preserve">tener una única responsabilidad</w:t>
+      </w:r>
+    </w:p>
+    <w:p>
+      <w:pPr>
+        <w:numPr>
+          <w:ilvl w:val="0"/>
+          <w:numId w:val="15"/>
+        </w:numPr>
+        <w:spacing w:after="0" w:afterAutospacing="0" w:before="0" w:beforeAutospacing="0" w:lineRule="auto"/>
+        <w:ind w:left="720" w:hanging="360"/>
+      </w:pPr>
+      <w:r>
+        <w:rPr>
+          <w:rtl w:val="0"/>
+        </w:rPr>
+        <w:t xml:space="preserve">no conocer la implementación interna de otros módulos</w:t>
+      </w:r>
+    </w:p>
+    <w:p>
+      <w:pPr>
+        <w:numPr>
+          <w:ilvl w:val="0"/>
+          <w:numId w:val="15"/>
+        </w:numPr>
+        <w:spacing w:after="240" w:before="0" w:beforeAutospacing="0" w:lineRule="auto"/>
+        <w:ind w:left="720" w:hanging="360"/>
+      </w:pPr>
+      <w:r>
+        <w:rPr>
+          <w:rtl w:val="0"/>
+        </w:rPr>
+        <w:t xml:space="preserve">comunicarse mediante interfaces definidas</w:t>
+      </w:r>
+    </w:p>
+    <w:p>
+      <w:pPr>
+        <w:rPr/>
+      </w:pPr>
+      <w:r>
+        <w:pict>
+          <v:rect style="width:0.0pt;height:1.5pt" o:hr="t" o:hrstd="t" o:hralign="center" fillcolor="#A0A0A0" stroked="f"/>
+        </w:pict>
+      </w:r>
+      <w:r>
+        <w:rPr>
+          <w:rtl w:val="0"/>
+        </w:rPr>
+      </w:r>
+    </w:p>
+    <w:p>
+      <w:pPr>
+        <w:pStyle w:val="Heading2"/>
+        <w:keepNext w:val="0"/>
+        <w:keepLines w:val="0"/>
+        <w:spacing w:after="80" w:lineRule="auto"/>
+        <w:rPr>
+          <w:b w:val="1"/>
+          <w:bCs w:val="1"/>
+          <w:sz w:val="34"/>
+          <w:szCs w:val="34"/>
+        </w:rPr>
+      </w:pPr>
+      <w:bookmarkStart w:colFirst="0" w:colLast="0" w:name="_qj8jehhb1atw" w:id="9"/>
+      <w:bookmarkEnd w:id="9"/>
+      <w:r>
+        <w:rPr>
+          <w:b w:val="1"/>
+          <w:bCs w:val="1"/>
+          <w:sz w:val="34"/>
+          <w:szCs w:val="34"/>
+          <w:rtl w:val="0"/>
+        </w:rPr>
+        <w:t xml:space="preserve">3.5 Principio de reemplazabilidad</w:t>
+      </w:r>
+    </w:p>
+    <w:p>
+      <w:pPr>
+        <w:spacing w:after="240" w:before="240" w:lineRule="auto"/>
+        <w:rPr/>
+      </w:pPr>
+      <w:r>
+        <w:rPr>
+          <w:rtl w:val="0"/>
+        </w:rPr>
+        <w:t xml:space="preserve">Todo componente del sistema debe poder ser reemplazado sin reescribir el sistema completo.</w:t>
+      </w:r>
+    </w:p>
+    <w:p>
+      <w:pPr>
+        <w:spacing w:after="240" w:before="240" w:lineRule="auto"/>
+        <w:rPr/>
+      </w:pPr>
+      <w:r>
+        <w:rPr>
+          <w:rtl w:val="0"/>
+        </w:rPr>
+        <w:t xml:space="preserve">Ejemplos:</w:t>
+      </w:r>
+    </w:p>
+    <w:p>
+      <w:pPr>
+        <w:numPr>
+          <w:ilvl w:val="0"/>
+          <w:numId w:val="19"/>
+        </w:numPr>
+        <w:spacing w:after="0" w:afterAutospacing="0" w:before="240" w:lineRule="auto"/>
+        <w:ind w:left="720" w:hanging="360"/>
+      </w:pPr>
+      <w:r>
+        <w:rPr>
+          <w:rtl w:val="0"/>
+        </w:rPr>
+        <w:t xml:space="preserve">cambiar proveedor de datos</w:t>
+      </w:r>
+    </w:p>
+    <w:p>
+      <w:pPr>
+        <w:numPr>
+          <w:ilvl w:val="0"/>
+          <w:numId w:val="19"/>
+        </w:numPr>
+        <w:spacing w:after="0" w:afterAutospacing="0" w:before="0" w:beforeAutospacing="0" w:lineRule="auto"/>
+        <w:ind w:left="720" w:hanging="360"/>
+      </w:pPr>
+      <w:r>
+        <w:rPr>
+          <w:rtl w:val="0"/>
+        </w:rPr>
+        <w:t xml:space="preserve">cambiar broker</w:t>
+      </w:r>
+    </w:p>
+    <w:p>
+      <w:pPr>
+        <w:numPr>
+          <w:ilvl w:val="0"/>
+          <w:numId w:val="19"/>
+        </w:numPr>
+        <w:spacing w:after="0" w:afterAutospacing="0" w:before="0" w:beforeAutospacing="0" w:lineRule="auto"/>
+        <w:ind w:left="720" w:hanging="360"/>
+      </w:pPr>
+      <w:r>
+        <w:rPr>
+          <w:rtl w:val="0"/>
+        </w:rPr>
+        <w:t xml:space="preserve">cambiar estrategia</w:t>
+      </w:r>
+    </w:p>
+    <w:p>
+      <w:pPr>
+        <w:numPr>
+          <w:ilvl w:val="0"/>
+          <w:numId w:val="19"/>
+        </w:numPr>
+        <w:spacing w:after="240" w:before="0" w:beforeAutospacing="0" w:lineRule="auto"/>
+        <w:ind w:left="720" w:hanging="360"/>
+      </w:pPr>
+      <w:r>
+        <w:rPr>
+          <w:rtl w:val="0"/>
+        </w:rPr>
+        <w:t xml:space="preserve">cambiar modelo de riesgo</w:t>
+      </w:r>
+    </w:p>
+    <w:p>
+      <w:pPr>
+        <w:rPr/>
+      </w:pPr>
+      <w:r>
+        <w:pict>
+          <v:rect style="width:0.0pt;height:1.5pt" o:hr="t" o:hrstd="t" o:hralign="center" fillcolor="#A0A0A0" stroked="f"/>
+        </w:pict>
+      </w:r>
+      <w:r>
+        <w:rPr>
+          <w:rtl w:val="0"/>
+        </w:rPr>
+      </w:r>
+    </w:p>
+    <w:p>
+      <w:pPr>
+        <w:pStyle w:val="Heading2"/>
+        <w:keepNext w:val="0"/>
+        <w:keepLines w:val="0"/>
+        <w:spacing w:after="80" w:lineRule="auto"/>
+        <w:rPr>
+          <w:b w:val="1"/>
+          <w:bCs w:val="1"/>
+          <w:sz w:val="34"/>
+          <w:szCs w:val="34"/>
+        </w:rPr>
+      </w:pPr>
+      <w:bookmarkStart w:colFirst="0" w:colLast="0" w:name="_gszvpv9khl94" w:id="10"/>
+      <w:bookmarkEnd w:id="10"/>
+      <w:r>
+        <w:rPr>
+          <w:b w:val="1"/>
+          <w:bCs w:val="1"/>
+          <w:sz w:val="34"/>
+          <w:szCs w:val="34"/>
+          <w:rtl w:val="0"/>
+        </w:rPr>
+        <w:t xml:space="preserve">3.6 Principio de no optimización prematura</w:t>
+      </w:r>
+    </w:p>
+    <w:p>
+      <w:pPr>
+        <w:spacing w:after="240" w:before="240" w:lineRule="auto"/>
+        <w:rPr/>
+      </w:pPr>
+      <w:r>
+        <w:rPr>
+          <w:rtl w:val="0"/>
+        </w:rPr>
+        <w:t xml:space="preserve">Está prohibido:</w:t>
+      </w:r>
+    </w:p>
+    <w:p>
+      <w:pPr>
+        <w:numPr>
+          <w:ilvl w:val="0"/>
+          <w:numId w:val="31"/>
+        </w:numPr>
+        <w:spacing w:after="0" w:afterAutospacing="0" w:before="240" w:lineRule="auto"/>
+        <w:ind w:left="720" w:hanging="360"/>
+      </w:pPr>
+      <w:r>
+        <w:rPr>
+          <w:rtl w:val="0"/>
+        </w:rPr>
+        <w:t xml:space="preserve">añadir complejidad sin evidencia</w:t>
+      </w:r>
+    </w:p>
+    <w:p>
+      <w:pPr>
+        <w:numPr>
+          <w:ilvl w:val="0"/>
+          <w:numId w:val="31"/>
+        </w:numPr>
+        <w:spacing w:after="0" w:afterAutospacing="0" w:before="0" w:beforeAutospacing="0" w:lineRule="auto"/>
+        <w:ind w:left="720" w:hanging="360"/>
+      </w:pPr>
+      <w:r>
+        <w:rPr>
+          <w:rtl w:val="0"/>
+        </w:rPr>
+        <w:t xml:space="preserve">introducir modelos avanzados sin baseline</w:t>
+      </w:r>
+    </w:p>
+    <w:p>
+      <w:pPr>
+        <w:numPr>
+          <w:ilvl w:val="0"/>
+          <w:numId w:val="31"/>
+        </w:numPr>
+        <w:spacing w:after="240" w:before="0" w:beforeAutospacing="0" w:lineRule="auto"/>
+        <w:ind w:left="720" w:hanging="360"/>
+      </w:pPr>
+      <w:r>
+        <w:rPr>
+          <w:rtl w:val="0"/>
+        </w:rPr>
+        <w:t xml:space="preserve">usar ML sin comparación contra reglas simples</w:t>
+      </w:r>
+    </w:p>
+    <w:p>
+      <w:pPr>
+        <w:spacing w:after="240" w:before="240" w:lineRule="auto"/>
+        <w:rPr/>
+      </w:pPr>
+      <w:r>
+        <w:rPr>
+          <w:rFonts w:ascii="Arial Unicode MS" w:cs="Arial Unicode MS" w:eastAsia="Arial Unicode MS" w:hAnsi="Arial Unicode MS"/>
+          <w:rtl w:val="0"/>
+        </w:rPr>
+        <w:t xml:space="preserve">Primero simple → luego complejo.</w:t>
+      </w:r>
+    </w:p>
+    <w:p>
+      <w:pPr>
+        <w:rPr/>
+      </w:pPr>
+      <w:r>
+        <w:pict>
+          <v:rect style="width:0.0pt;height:1.5pt" o:hr="t" o:hrstd="t" o:hralign="center" fillcolor="#A0A0A0" stroked="f"/>
+        </w:pict>
+      </w:r>
+      <w:r>
+        <w:rPr>
+          <w:rtl w:val="0"/>
+        </w:rPr>
+      </w:r>
+    </w:p>
+    <w:p>
+      <w:pPr>
+        <w:pStyle w:val="Heading2"/>
+        <w:keepNext w:val="0"/>
+        <w:keepLines w:val="0"/>
+        <w:spacing w:after="80" w:lineRule="auto"/>
+        <w:rPr>
+          <w:b w:val="1"/>
+          <w:bCs w:val="1"/>
+          <w:sz w:val="34"/>
+          <w:szCs w:val="34"/>
+        </w:rPr>
+      </w:pPr>
+      <w:bookmarkStart w:colFirst="0" w:colLast="0" w:name="_8mipa8cnliv9" w:id="11"/>
+      <w:bookmarkEnd w:id="11"/>
+      <w:r>
+        <w:rPr>
+          <w:b w:val="1"/>
+          <w:bCs w:val="1"/>
+          <w:sz w:val="34"/>
+          <w:szCs w:val="34"/>
+          <w:rtl w:val="0"/>
+        </w:rPr>
+        <w:t xml:space="preserve">3.7 Principio de evidencia obligatoria</w:t>
+      </w:r>
+    </w:p>
+    <w:p>
+      <w:pPr>
+        <w:spacing w:after="240" w:before="240" w:lineRule="auto"/>
+        <w:rPr/>
+      </w:pPr>
+      <w:r>
+        <w:rPr>
+          <w:rtl w:val="0"/>
+        </w:rPr>
+        <w:t xml:space="preserve">Ninguna funcionalidad puede integrarse si no demuestra mejora cuantitativa frente a alternativas.</w:t>
+      </w:r>
+    </w:p>
+    <w:p>
+      <w:pPr>
+        <w:rPr/>
+      </w:pPr>
+      <w:r>
+        <w:pict>
+          <v:rect style="width:0.0pt;height:1.5pt" o:hr="t" o:hrstd="t" o:hralign="center" fillcolor="#A0A0A0" stroked="f"/>
+        </w:pict>
+      </w:r>
+      <w:r>
+        <w:rPr>
+          <w:rtl w:val="0"/>
+        </w:rPr>
+      </w:r>
+    </w:p>
+    <w:p>
+      <w:pPr>
+        <w:pStyle w:val="Heading2"/>
+        <w:keepNext w:val="0"/>
+        <w:keepLines w:val="0"/>
+        <w:spacing w:after="80" w:lineRule="auto"/>
+        <w:rPr>
+          <w:b w:val="1"/>
+          <w:bCs w:val="1"/>
+          <w:sz w:val="34"/>
+          <w:szCs w:val="34"/>
+        </w:rPr>
+      </w:pPr>
+      <w:bookmarkStart w:colFirst="0" w:colLast="0" w:name="_abo5y53o66pj" w:id="12"/>
+      <w:bookmarkEnd w:id="12"/>
+      <w:r>
+        <w:rPr>
+          <w:b w:val="1"/>
+          <w:bCs w:val="1"/>
+          <w:sz w:val="34"/>
+          <w:szCs w:val="34"/>
+          <w:rtl w:val="0"/>
+        </w:rPr>
+        <w:t xml:space="preserve">3.8 Principio de control de riesgo como capa superior</w:t>
+      </w:r>
+    </w:p>
+    <w:p>
+      <w:pPr>
+        <w:spacing w:after="240" w:before="240" w:lineRule="auto"/>
+        <w:rPr/>
+      </w:pPr>
+      <w:r>
+        <w:rPr>
+          <w:rtl w:val="0"/>
+        </w:rPr>
+        <w:t xml:space="preserve">El sistema de riesgo tiene prioridad sobre:</w:t>
+      </w:r>
+    </w:p>
+    <w:p>
+      <w:pPr>
+        <w:numPr>
+          <w:ilvl w:val="0"/>
+          <w:numId w:val="6"/>
+        </w:numPr>
+        <w:spacing w:after="0" w:afterAutospacing="0" w:before="240" w:lineRule="auto"/>
+        <w:ind w:left="720" w:hanging="360"/>
+      </w:pPr>
+      <w:r>
+        <w:rPr>
+          <w:rtl w:val="0"/>
+        </w:rPr>
+        <w:t xml:space="preserve">estrategia</w:t>
+      </w:r>
+    </w:p>
+    <w:p>
+      <w:pPr>
+        <w:numPr>
+          <w:ilvl w:val="0"/>
+          <w:numId w:val="6"/>
+        </w:numPr>
+        <w:spacing w:after="0" w:afterAutospacing="0" w:before="0" w:beforeAutospacing="0" w:lineRule="auto"/>
+        <w:ind w:left="720" w:hanging="360"/>
+      </w:pPr>
+      <w:r>
+        <w:rPr>
+          <w:rtl w:val="0"/>
+        </w:rPr>
+        <w:t xml:space="preserve">señales</w:t>
+      </w:r>
+    </w:p>
+    <w:p>
+      <w:pPr>
+        <w:numPr>
+          <w:ilvl w:val="0"/>
+          <w:numId w:val="6"/>
+        </w:numPr>
+        <w:spacing w:after="240" w:before="0" w:beforeAutospacing="0" w:lineRule="auto"/>
+        <w:ind w:left="720" w:hanging="360"/>
+      </w:pPr>
+      <w:r>
+        <w:rPr>
+          <w:rtl w:val="0"/>
+        </w:rPr>
+        <w:t xml:space="preserve">optimización</w:t>
+      </w:r>
+    </w:p>
+    <w:p>
+      <w:pPr>
+        <w:spacing w:after="240" w:before="240" w:lineRule="auto"/>
+        <w:rPr/>
+      </w:pPr>
+      <w:r>
+        <w:rPr>
+          <w:rtl w:val="0"/>
+        </w:rPr>
+        <w:t xml:space="preserve">El riesgo puede anular cualquier decisión del sistema.</w:t>
+      </w:r>
+    </w:p>
+    <w:p>
+      <w:pPr>
+        <w:rPr/>
+      </w:pPr>
+      <w:r>
+        <w:pict>
+          <v:rect style="width:0.0pt;height:1.5pt" o:hr="t" o:hrstd="t" o:hralign="center" fillcolor="#A0A0A0" stroked="f"/>
+        </w:pict>
+      </w:r>
+      <w:r>
+        <w:rPr>
+          <w:rtl w:val="0"/>
+        </w:rPr>
+      </w:r>
+    </w:p>
+    <w:p>
+      <w:pPr>
+        <w:pStyle w:val="Heading2"/>
+        <w:keepNext w:val="0"/>
+        <w:keepLines w:val="0"/>
+        <w:spacing w:after="80" w:lineRule="auto"/>
+        <w:rPr>
+          <w:b w:val="1"/>
+          <w:bCs w:val="1"/>
+          <w:sz w:val="34"/>
+          <w:szCs w:val="34"/>
+        </w:rPr>
+      </w:pPr>
+      <w:bookmarkStart w:colFirst="0" w:colLast="0" w:name="_kq8x8vc7sxvu" w:id="13"/>
+      <w:bookmarkEnd w:id="13"/>
+      <w:r>
+        <w:rPr>
+          <w:b w:val="1"/>
+          <w:bCs w:val="1"/>
+          <w:sz w:val="34"/>
+          <w:szCs w:val="34"/>
+          <w:rtl w:val="0"/>
+        </w:rPr>
+        <w:t xml:space="preserve">3.9 Principio de degradación segura</w:t>
+      </w:r>
+    </w:p>
+    <w:p>
+      <w:pPr>
+        <w:spacing w:after="240" w:before="240" w:lineRule="auto"/>
+        <w:rPr/>
+      </w:pPr>
+      <w:r>
+        <w:rPr>
+          <w:rtl w:val="0"/>
+        </w:rPr>
+        <w:t xml:space="preserve">Si un módulo falla:</w:t>
+      </w:r>
+    </w:p>
+    <w:p>
+      <w:pPr>
+        <w:numPr>
+          <w:ilvl w:val="0"/>
+          <w:numId w:val="7"/>
+        </w:numPr>
+        <w:spacing w:after="0" w:afterAutospacing="0" w:before="240" w:lineRule="auto"/>
+        <w:ind w:left="720" w:hanging="360"/>
+      </w:pPr>
+      <w:r>
+        <w:rPr>
+          <w:rtl w:val="0"/>
+        </w:rPr>
+        <w:t xml:space="preserve">el sistema debe pasar a modo seguro</w:t>
+      </w:r>
+    </w:p>
+    <w:p>
+      <w:pPr>
+        <w:numPr>
+          <w:ilvl w:val="0"/>
+          <w:numId w:val="7"/>
+        </w:numPr>
+        <w:spacing w:after="0" w:afterAutospacing="0" w:before="0" w:beforeAutospacing="0" w:lineRule="auto"/>
+        <w:ind w:left="720" w:hanging="360"/>
+      </w:pPr>
+      <w:r>
+        <w:rPr>
+          <w:rtl w:val="0"/>
+        </w:rPr>
+        <w:t xml:space="preserve">no debe ejecutar operaciones no validadas</w:t>
+      </w:r>
+    </w:p>
+    <w:p>
+      <w:pPr>
+        <w:numPr>
+          <w:ilvl w:val="0"/>
+          <w:numId w:val="7"/>
+        </w:numPr>
+        <w:spacing w:after="240" w:before="0" w:beforeAutospacing="0" w:lineRule="auto"/>
+        <w:ind w:left="720" w:hanging="360"/>
+      </w:pPr>
+      <w:r>
+        <w:rPr>
+          <w:rtl w:val="0"/>
+        </w:rPr>
+        <w:t xml:space="preserve">debe registrar el error completamente</w:t>
+        <w:br w:type="textWrapping"/>
+      </w:r>
+      <w:r>
+        <w:rPr>
+          <w:rtl w:val="0"/>
+        </w:rPr>
+      </w:r>
+    </w:p>
+    <w:p>
+      <w:pPr>
+        <w:spacing w:after="240" w:before="240" w:lineRule="auto"/>
+        <w:rPr/>
+      </w:pPr>
+      <w:r>
+        <w:rPr>
+          <w:b w:val="1"/>
+          <w:bCs w:val="1"/>
+          <w:sz w:val="34"/>
+          <w:szCs w:val="34"/>
+          <w:rtl w:val="0"/>
+        </w:rPr>
+        <w:t xml:space="preserve">3.10 Principio de Explicabilidad (Explainability) </w:t>
+        <w:br w:type="textWrapping"/>
+      </w:r>
+      <w:r>
+        <w:rPr>
+          <w:rtl w:val="0"/>
+        </w:rPr>
+        <w:t xml:space="preserve">Toda decisión deberá poder responder:</w:t>
+      </w:r>
+    </w:p>
+    <w:p>
+      <w:pPr>
+        <w:numPr>
+          <w:ilvl w:val="0"/>
+          <w:numId w:val="20"/>
+        </w:numPr>
+        <w:spacing w:after="0" w:afterAutospacing="0" w:before="240" w:lineRule="auto"/>
+        <w:ind w:left="720" w:hanging="360"/>
+        <w:rPr>
+          <w:b w:val="1"/>
+          <w:bCs w:val="1"/>
+          <w:sz w:val="34"/>
+          <w:szCs w:val="34"/>
+        </w:rPr>
+      </w:pPr>
+      <w:r>
+        <w:rPr>
+          <w:rtl w:val="0"/>
+        </w:rPr>
+        <w:t xml:space="preserve">¿Qué información utilizó?</w:t>
+      </w:r>
+    </w:p>
+    <w:p>
+      <w:pPr>
+        <w:numPr>
+          <w:ilvl w:val="0"/>
+          <w:numId w:val="20"/>
+        </w:numPr>
+        <w:spacing w:after="0" w:afterAutospacing="0" w:before="0" w:beforeAutospacing="0" w:lineRule="auto"/>
+        <w:ind w:left="720" w:hanging="360"/>
+        <w:rPr>
+          <w:b w:val="1"/>
+          <w:bCs w:val="1"/>
+          <w:sz w:val="34"/>
+          <w:szCs w:val="34"/>
+        </w:rPr>
+      </w:pPr>
+      <w:r>
+        <w:rPr>
+          <w:rtl w:val="0"/>
+        </w:rPr>
+        <w:t xml:space="preserve">¿Qué reglas aplicó?</w:t>
+      </w:r>
+    </w:p>
+    <w:p>
+      <w:pPr>
+        <w:numPr>
+          <w:ilvl w:val="0"/>
+          <w:numId w:val="20"/>
+        </w:numPr>
+        <w:spacing w:after="0" w:afterAutospacing="0" w:before="0" w:beforeAutospacing="0" w:lineRule="auto"/>
+        <w:ind w:left="720" w:hanging="360"/>
+        <w:rPr>
+          <w:b w:val="1"/>
+          <w:bCs w:val="1"/>
+          <w:sz w:val="34"/>
+          <w:szCs w:val="34"/>
+        </w:rPr>
+      </w:pPr>
+      <w:r>
+        <w:rPr>
+          <w:rtl w:val="0"/>
+        </w:rPr>
+        <w:t xml:space="preserve">¿Qué métricas influyeron?</w:t>
+      </w:r>
+    </w:p>
+    <w:p>
+      <w:pPr>
+        <w:numPr>
+          <w:ilvl w:val="0"/>
+          <w:numId w:val="20"/>
+        </w:numPr>
+        <w:spacing w:after="0" w:afterAutospacing="0" w:before="0" w:beforeAutospacing="0" w:lineRule="auto"/>
+        <w:ind w:left="720" w:hanging="360"/>
+        <w:rPr>
+          <w:b w:val="1"/>
+          <w:bCs w:val="1"/>
+          <w:sz w:val="34"/>
+          <w:szCs w:val="34"/>
+        </w:rPr>
+      </w:pPr>
+      <w:r>
+        <w:rPr>
+          <w:rtl w:val="0"/>
+        </w:rPr>
+        <w:t xml:space="preserve">¿Qué factores descartó?</w:t>
+      </w:r>
+    </w:p>
+    <w:p>
+      <w:pPr>
+        <w:numPr>
+          <w:ilvl w:val="0"/>
+          <w:numId w:val="20"/>
+        </w:numPr>
+        <w:spacing w:after="240" w:before="0" w:beforeAutospacing="0" w:lineRule="auto"/>
+        <w:ind w:left="720" w:hanging="360"/>
+        <w:rPr>
+          <w:b w:val="1"/>
+          <w:bCs w:val="1"/>
+          <w:sz w:val="34"/>
+          <w:szCs w:val="34"/>
+        </w:rPr>
+      </w:pPr>
+      <w:r>
+        <w:rPr>
+          <w:rtl w:val="0"/>
+        </w:rPr>
+        <w:t xml:space="preserve">¿Con qué nivel de confianza?</w:t>
+      </w:r>
+    </w:p>
+    <w:p>
+      <w:pPr>
+        <w:spacing w:after="240" w:before="240" w:lineRule="auto"/>
+        <w:rPr/>
+      </w:pPr>
+      <w:r>
+        <w:rPr>
+          <w:rtl w:val="0"/>
+        </w:rPr>
+        <w:t xml:space="preserve">Este principio será obligatorio incluso si algún día usamos modelos de IA.</w:t>
+        <w:br w:type="textWrapping"/>
+        <w:t xml:space="preserve">Toda decisión del sistema deberá poder justificarse mediante evidencia objetiva.</w:t>
+      </w:r>
+    </w:p>
+    <w:p>
+      <w:pPr>
+        <w:spacing w:after="240" w:before="240" w:lineRule="auto"/>
+        <w:rPr/>
+      </w:pPr>
+      <w:r>
+        <w:rPr>
+          <w:rtl w:val="0"/>
+        </w:rPr>
+        <w:t xml:space="preserve">Ningún módulo podrá comportarse como una caja negra.</w:t>
+      </w:r>
+    </w:p>
+    <w:p>
+      <w:pPr>
+        <w:spacing w:after="240" w:before="240" w:lineRule="auto"/>
+        <w:rPr/>
+      </w:pPr>
+      <w:r>
+        <w:rPr>
+          <w:rtl w:val="0"/>
+        </w:rPr>
+      </w:r>
+    </w:p>
+    <w:p>
+      <w:pPr>
+        <w:spacing w:after="240" w:before="240" w:lineRule="auto"/>
+        <w:rPr/>
+      </w:pPr>
+      <w:r>
+        <w:rPr>
+          <w:rtl w:val="0"/>
+        </w:rPr>
+      </w:r>
+    </w:p>
+    <w:p>
+      <w:pPr>
+        <w:spacing w:after="240" w:before="240" w:lineRule="auto"/>
+        <w:rPr/>
+      </w:pPr>
+      <w:r>
+        <w:rPr>
+          <w:b w:val="1"/>
+          <w:bCs w:val="1"/>
+          <w:sz w:val="34"/>
+          <w:szCs w:val="34"/>
+          <w:rtl w:val="0"/>
+        </w:rPr>
+        <w:t xml:space="preserve">3.11 Principio de Observabilidad </w:t>
+      </w:r>
+      <w:r>
+        <w:rPr>
+          <w:rtl w:val="0"/>
+        </w:rPr>
+        <w:br w:type="textWrapping"/>
+        <w:t xml:space="preserve">No basta con registrar errores.</w:t>
+      </w:r>
+    </w:p>
+    <w:p>
+      <w:pPr>
+        <w:spacing w:after="240" w:before="240" w:lineRule="auto"/>
+        <w:rPr/>
+      </w:pPr>
+      <w:r>
+        <w:rPr>
+          <w:rtl w:val="0"/>
+        </w:rPr>
+        <w:t xml:space="preserve">Debemos poder observar el estado del sistema en todo momento.</w:t>
+      </w:r>
+    </w:p>
+    <w:p>
+      <w:pPr>
+        <w:spacing w:after="240" w:before="240" w:lineRule="auto"/>
+        <w:rPr/>
+      </w:pPr>
+      <w:r>
+        <w:rPr>
+          <w:rtl w:val="0"/>
+        </w:rPr>
+        <w:t xml:space="preserve">Eso incluye métricas como:</w:t>
+      </w:r>
+    </w:p>
+    <w:p>
+      <w:pPr>
+        <w:numPr>
+          <w:ilvl w:val="0"/>
+          <w:numId w:val="28"/>
+        </w:numPr>
+        <w:spacing w:after="0" w:afterAutospacing="0" w:before="240" w:lineRule="auto"/>
+        <w:ind w:left="720" w:hanging="360"/>
+      </w:pPr>
+      <w:r>
+        <w:rPr>
+          <w:rtl w:val="0"/>
+        </w:rPr>
+        <w:t xml:space="preserve">latencia;</w:t>
+      </w:r>
+    </w:p>
+    <w:p>
+      <w:pPr>
+        <w:numPr>
+          <w:ilvl w:val="0"/>
+          <w:numId w:val="28"/>
+        </w:numPr>
+        <w:spacing w:after="0" w:afterAutospacing="0" w:before="0" w:beforeAutospacing="0" w:lineRule="auto"/>
+        <w:ind w:left="720" w:hanging="360"/>
+      </w:pPr>
+      <w:r>
+        <w:rPr>
+          <w:rtl w:val="0"/>
+        </w:rPr>
+        <w:t xml:space="preserve">calidad de los datos;</w:t>
+      </w:r>
+    </w:p>
+    <w:p>
+      <w:pPr>
+        <w:numPr>
+          <w:ilvl w:val="0"/>
+          <w:numId w:val="28"/>
+        </w:numPr>
+        <w:spacing w:after="0" w:afterAutospacing="0" w:before="0" w:beforeAutospacing="0" w:lineRule="auto"/>
+        <w:ind w:left="720" w:hanging="360"/>
+      </w:pPr>
+      <w:r>
+        <w:rPr>
+          <w:rtl w:val="0"/>
+        </w:rPr>
+        <w:t xml:space="preserve">salud de las APIs;</w:t>
+      </w:r>
+    </w:p>
+    <w:p>
+      <w:pPr>
+        <w:numPr>
+          <w:ilvl w:val="0"/>
+          <w:numId w:val="28"/>
+        </w:numPr>
+        <w:spacing w:after="0" w:afterAutospacing="0" w:before="0" w:beforeAutospacing="0" w:lineRule="auto"/>
+        <w:ind w:left="720" w:hanging="360"/>
+      </w:pPr>
+      <w:r>
+        <w:rPr>
+          <w:rtl w:val="0"/>
+        </w:rPr>
+        <w:t xml:space="preserve">tiempos de ejecución;</w:t>
+      </w:r>
+    </w:p>
+    <w:p>
+      <w:pPr>
+        <w:numPr>
+          <w:ilvl w:val="0"/>
+          <w:numId w:val="28"/>
+        </w:numPr>
+        <w:spacing w:after="0" w:afterAutospacing="0" w:before="0" w:beforeAutospacing="0" w:lineRule="auto"/>
+        <w:ind w:left="720" w:hanging="360"/>
+      </w:pPr>
+      <w:r>
+        <w:rPr>
+          <w:rtl w:val="0"/>
+        </w:rPr>
+        <w:t xml:space="preserve">uso de memoria;</w:t>
+      </w:r>
+    </w:p>
+    <w:p>
+      <w:pPr>
+        <w:numPr>
+          <w:ilvl w:val="0"/>
+          <w:numId w:val="28"/>
+        </w:numPr>
+        <w:spacing w:after="240" w:before="0" w:beforeAutospacing="0" w:lineRule="auto"/>
+        <w:ind w:left="720" w:hanging="360"/>
+      </w:pPr>
+      <w:r>
+        <w:rPr>
+          <w:rtl w:val="0"/>
+        </w:rPr>
+        <w:t xml:space="preserve">calidad de las señales.</w:t>
+      </w:r>
+    </w:p>
+    <w:p>
+      <w:pPr>
+        <w:spacing w:after="240" w:before="240" w:lineRule="auto"/>
+        <w:rPr/>
+      </w:pPr>
+      <w:r>
+        <w:rPr>
+          <w:rtl w:val="0"/>
+        </w:rPr>
+        <w:t xml:space="preserve">Esto hará mucho más fácil diagnosticar problemas.</w:t>
+      </w:r>
+    </w:p>
+    <w:p>
+      <w:pPr>
+        <w:spacing w:after="240" w:before="240" w:lineRule="auto"/>
+        <w:rPr/>
+      </w:pPr>
+      <w:r>
+        <w:rPr>
+          <w:rtl w:val="0"/>
+        </w:rPr>
+        <w:br w:type="textWrapping"/>
+        <w:t xml:space="preserve">Todo componente deberá exponer información suficiente para conocer su estado operativo y facilitar el diagnóstico de problemas. </w:t>
+      </w:r>
+    </w:p>
+    <w:p>
+      <w:pPr>
+        <w:spacing w:after="240" w:before="240" w:lineRule="auto"/>
+        <w:rPr/>
+      </w:pPr>
+      <w:r>
+        <w:rPr>
+          <w:b w:val="1"/>
+          <w:bCs w:val="1"/>
+          <w:sz w:val="34"/>
+          <w:szCs w:val="34"/>
+          <w:rtl w:val="0"/>
+        </w:rPr>
+        <w:t xml:space="preserve">3.12 Principio de Auditabilidad </w:t>
+      </w:r>
+      <w:r>
+        <w:rPr>
+          <w:rtl w:val="0"/>
+        </w:rPr>
+        <w:br w:type="textWrapping"/>
+        <w:t xml:space="preserve">Cada decisión debe poder reconstruirse meses o años después.</w:t>
+      </w:r>
+    </w:p>
+    <w:p>
+      <w:pPr>
+        <w:spacing w:after="240" w:before="240" w:lineRule="auto"/>
+        <w:rPr/>
+      </w:pPr>
+      <w:r>
+        <w:rPr>
+          <w:rtl w:val="0"/>
+        </w:rPr>
+        <w:t xml:space="preserve">No solo para impuestos.</w:t>
+      </w:r>
+    </w:p>
+    <w:p>
+      <w:pPr>
+        <w:spacing w:after="240" w:before="240" w:lineRule="auto"/>
+        <w:rPr/>
+      </w:pPr>
+      <w:r>
+        <w:rPr>
+          <w:rtl w:val="0"/>
+        </w:rPr>
+        <w:t xml:space="preserve">También para:</w:t>
+      </w:r>
+    </w:p>
+    <w:p>
+      <w:pPr>
+        <w:numPr>
+          <w:ilvl w:val="0"/>
+          <w:numId w:val="10"/>
+        </w:numPr>
+        <w:spacing w:after="0" w:afterAutospacing="0" w:before="240" w:lineRule="auto"/>
+        <w:ind w:left="720" w:hanging="360"/>
+      </w:pPr>
+      <w:r>
+        <w:rPr>
+          <w:rtl w:val="0"/>
+        </w:rPr>
+        <w:t xml:space="preserve">investigar errores;</w:t>
+      </w:r>
+    </w:p>
+    <w:p>
+      <w:pPr>
+        <w:numPr>
+          <w:ilvl w:val="0"/>
+          <w:numId w:val="10"/>
+        </w:numPr>
+        <w:spacing w:after="0" w:afterAutospacing="0" w:before="0" w:beforeAutospacing="0" w:lineRule="auto"/>
+        <w:ind w:left="720" w:hanging="360"/>
+      </w:pPr>
+      <w:r>
+        <w:rPr>
+          <w:rtl w:val="0"/>
+        </w:rPr>
+        <w:t xml:space="preserve">comparar versiones;</w:t>
+      </w:r>
+    </w:p>
+    <w:p>
+      <w:pPr>
+        <w:numPr>
+          <w:ilvl w:val="0"/>
+          <w:numId w:val="10"/>
+        </w:numPr>
+        <w:spacing w:after="0" w:afterAutospacing="0" w:before="0" w:beforeAutospacing="0" w:lineRule="auto"/>
+        <w:ind w:left="720" w:hanging="360"/>
+      </w:pPr>
+      <w:r>
+        <w:rPr>
+          <w:rtl w:val="0"/>
+        </w:rPr>
+        <w:t xml:space="preserve">justificar decisiones;</w:t>
+      </w:r>
+    </w:p>
+    <w:p>
+      <w:pPr>
+        <w:numPr>
+          <w:ilvl w:val="0"/>
+          <w:numId w:val="10"/>
+        </w:numPr>
+        <w:spacing w:after="240" w:before="0" w:beforeAutospacing="0" w:lineRule="auto"/>
+        <w:ind w:left="720" w:hanging="360"/>
+      </w:pPr>
+      <w:r>
+        <w:rPr>
+          <w:rtl w:val="0"/>
+        </w:rPr>
+        <w:t xml:space="preserve">cumplir posibles requisitos regulatorios en el futuro.</w:t>
+      </w:r>
+    </w:p>
+    <w:p>
+      <w:pPr>
+        <w:spacing w:after="240" w:before="240" w:lineRule="auto"/>
+        <w:rPr/>
+      </w:pPr>
+      <w:r>
+        <w:rPr>
+          <w:b w:val="1"/>
+          <w:bCs w:val="1"/>
+          <w:sz w:val="34"/>
+          <w:szCs w:val="34"/>
+          <w:rtl w:val="0"/>
+        </w:rPr>
+        <w:br w:type="textWrapping"/>
+        <w:t xml:space="preserve">3.13 Principio de Conservación del Conocimiento </w:t>
+      </w:r>
+      <w:r>
+        <w:rPr>
+          <w:rtl w:val="0"/>
+        </w:rPr>
+        <w:br w:type="textWrapping"/>
+        <w:t xml:space="preserve">Cada experimento debe dejar conocimiento útil, incluso cuando fracase.</w:t>
+      </w:r>
+    </w:p>
+    <w:p>
+      <w:pPr>
+        <w:spacing w:after="240" w:before="240" w:lineRule="auto"/>
+        <w:rPr/>
+      </w:pPr>
+      <w:r>
+        <w:rPr>
+          <w:rtl w:val="0"/>
+        </w:rPr>
+        <w:t xml:space="preserve">Por ejemplo:</w:t>
+      </w:r>
+    </w:p>
+    <w:p>
+      <w:pPr>
+        <w:spacing w:after="240" w:before="240" w:lineRule="auto"/>
+        <w:ind w:left="600" w:right="600" w:firstLine="0"/>
+        <w:rPr/>
+      </w:pPr>
+      <w:r>
+        <w:rPr>
+          <w:rtl w:val="0"/>
+        </w:rPr>
+        <w:t xml:space="preserve">"La estrategia X no funciona en mercados laterales."</w:t>
+      </w:r>
+    </w:p>
+    <w:p>
+      <w:pPr>
+        <w:spacing w:after="240" w:before="240" w:lineRule="auto"/>
+        <w:rPr/>
+      </w:pPr>
+      <w:r>
+        <w:rPr>
+          <w:rtl w:val="0"/>
+        </w:rPr>
+        <w:t xml:space="preserve">Eso también es un resultado valioso.</w:t>
+      </w:r>
+    </w:p>
+    <w:p>
+      <w:pPr>
+        <w:spacing w:after="240" w:before="240" w:lineRule="auto"/>
+        <w:rPr/>
+      </w:pPr>
+      <w:r>
+        <w:rPr>
+          <w:rtl w:val="0"/>
+        </w:rPr>
+        <w:t xml:space="preserve">La plataforma deberá registrar tanto los éxitos como los fracasos.</w:t>
+        <w:br w:type="textWrapping"/>
+        <w:t xml:space="preserve">Todo experimento, exitoso o fallido, deberá dejar un registro de lo aprendido. </w:t>
+      </w:r>
+    </w:p>
+    <w:p>
+      <w:pPr>
+        <w:spacing w:after="240" w:before="240" w:lineRule="auto"/>
+        <w:rPr/>
+      </w:pPr>
+      <w:r>
+        <w:rPr>
+          <w:rtl w:val="0"/>
+        </w:rPr>
+        <w:br w:type="textWrapping"/>
+      </w:r>
+      <w:r>
+        <w:rPr>
+          <w:b w:val="1"/>
+          <w:bCs w:val="1"/>
+          <w:sz w:val="34"/>
+          <w:szCs w:val="34"/>
+          <w:rtl w:val="0"/>
+        </w:rPr>
+        <w:t xml:space="preserve">3.14 Principio de Independencia Tecnológica</w:t>
+      </w:r>
+      <w:r>
+        <w:rPr>
+          <w:rtl w:val="0"/>
+        </w:rPr>
+        <w:t xml:space="preserve"> </w:t>
+        <w:br w:type="textWrapping"/>
+        <w:t xml:space="preserve">Ninguna decisión de arquitectura debe depender permanentemente de una biblioteca, broker o proveedor específico.</w:t>
+      </w:r>
+    </w:p>
+    <w:p>
+      <w:pPr>
+        <w:spacing w:after="240" w:before="240" w:lineRule="auto"/>
+        <w:rPr/>
+      </w:pPr>
+      <w:r>
+        <w:rPr>
+          <w:rtl w:val="0"/>
+        </w:rPr>
+        <w:t xml:space="preserve">Ejemplos:</w:t>
+      </w:r>
+    </w:p>
+    <w:p>
+      <w:pPr>
+        <w:numPr>
+          <w:ilvl w:val="0"/>
+          <w:numId w:val="17"/>
+        </w:numPr>
+        <w:spacing w:after="0" w:afterAutospacing="0" w:before="240" w:lineRule="auto"/>
+        <w:ind w:left="720" w:hanging="360"/>
+      </w:pPr>
+      <w:r>
+        <w:rPr>
+          <w:rtl w:val="0"/>
+        </w:rPr>
+        <w:t xml:space="preserve">hoy usamos Python;</w:t>
+      </w:r>
+    </w:p>
+    <w:p>
+      <w:pPr>
+        <w:numPr>
+          <w:ilvl w:val="0"/>
+          <w:numId w:val="17"/>
+        </w:numPr>
+        <w:spacing w:after="240" w:before="0" w:beforeAutospacing="0" w:lineRule="auto"/>
+        <w:ind w:left="720" w:hanging="360"/>
+      </w:pPr>
+      <w:r>
+        <w:rPr>
+          <w:rtl w:val="0"/>
+        </w:rPr>
+        <w:t xml:space="preserve">mañana podría existir un lenguaje mejor.</w:t>
+      </w:r>
+    </w:p>
+    <w:p>
+      <w:pPr>
+        <w:spacing w:after="240" w:before="240" w:lineRule="auto"/>
+        <w:rPr/>
+      </w:pPr>
+      <w:r>
+        <w:rPr>
+          <w:rtl w:val="0"/>
+        </w:rPr>
+        <w:t xml:space="preserve">La arquitectura debe sobrevivir a esos cambios.</w:t>
+      </w:r>
+    </w:p>
+    <w:p>
+      <w:pPr>
+        <w:spacing w:after="240" w:before="240" w:lineRule="auto"/>
+        <w:rPr/>
+      </w:pPr>
+      <w:r>
+        <w:rPr>
+          <w:rtl w:val="0"/>
+        </w:rPr>
+        <w:t xml:space="preserve">Lo mismo con brokers, APIs o bases de datos.</w:t>
+        <w:br w:type="textWrapping"/>
+        <w:br w:type="textWrapping"/>
+        <w:t xml:space="preserve">La arquitectura nunca dependerá permanentemente de una herramienta específica.</w:t>
+      </w:r>
+    </w:p>
+    <w:p>
+      <w:pPr>
+        <w:spacing w:after="240" w:before="240" w:lineRule="auto"/>
+        <w:rPr/>
+      </w:pPr>
+      <w:r>
+        <w:rPr>
+          <w:rtl w:val="0"/>
+        </w:rPr>
+      </w:r>
+    </w:p>
+    <w:p>
+      <w:pPr>
+        <w:spacing w:after="240" w:before="240" w:lineRule="auto"/>
+        <w:rPr/>
+      </w:pPr>
+      <w:r>
+        <w:rPr>
+          <w:b w:val="1"/>
+          <w:bCs w:val="1"/>
+          <w:sz w:val="34"/>
+          <w:szCs w:val="34"/>
+          <w:rtl w:val="0"/>
+        </w:rPr>
+        <w:t xml:space="preserve">3.15  Principio de Simplicidad Evolutiva</w:t>
+      </w:r>
+      <w:r>
+        <w:rPr>
+          <w:rtl w:val="0"/>
+        </w:rPr>
+        <w:t xml:space="preserve"> </w:t>
+        <w:br w:type="textWrapping"/>
+        <w:t xml:space="preserve">El sistema debe ser lo más simple posible hoy.</w:t>
+      </w:r>
+    </w:p>
+    <w:p>
+      <w:pPr>
+        <w:spacing w:after="240" w:before="240" w:lineRule="auto"/>
+        <w:rPr/>
+      </w:pPr>
+      <w:r>
+        <w:rPr>
+          <w:rtl w:val="0"/>
+        </w:rPr>
+        <w:t xml:space="preserve">Pero debe estar preparado para ser mucho más complejo mañana.</w:t>
+      </w:r>
+    </w:p>
+    <w:p>
+      <w:pPr>
+        <w:spacing w:after="240" w:before="240" w:lineRule="auto"/>
+        <w:rPr/>
+      </w:pPr>
+      <w:r>
+        <w:rPr>
+          <w:rtl w:val="0"/>
+        </w:rPr>
+        <w:t xml:space="preserve">Es diferente de "hacerlo complejo desde el principio".</w:t>
+      </w:r>
+    </w:p>
+    <w:p>
+      <w:pPr>
+        <w:spacing w:after="240" w:before="240" w:lineRule="auto"/>
+        <w:rPr>
+          <w:b w:val="1"/>
+          <w:bCs w:val="1"/>
+          <w:sz w:val="34"/>
+          <w:szCs w:val="34"/>
+        </w:rPr>
+      </w:pPr>
+      <w:r>
+        <w:rPr>
+          <w:rtl w:val="0"/>
+        </w:rPr>
+        <w:br w:type="textWrapping"/>
+      </w:r>
+      <w:r>
+        <w:rPr>
+          <w:b w:val="1"/>
+          <w:bCs w:val="1"/>
+          <w:sz w:val="34"/>
+          <w:szCs w:val="34"/>
+          <w:rtl w:val="0"/>
+        </w:rPr>
+        <w:t xml:space="preserve">3.16 Principio de Medición Continua </w:t>
+      </w:r>
+    </w:p>
+    <w:p>
+      <w:pPr>
+        <w:spacing w:after="240" w:before="240" w:lineRule="auto"/>
+        <w:rPr/>
+      </w:pPr>
+      <w:r>
+        <w:rPr>
+          <w:rtl w:val="0"/>
+        </w:rPr>
+        <w:t xml:space="preserve">Todo componente importante deberá tener indicadores de rendimiento (KPIs).</w:t>
+      </w:r>
+    </w:p>
+    <w:p>
+      <w:pPr>
+        <w:spacing w:after="240" w:before="240" w:lineRule="auto"/>
+        <w:rPr/>
+      </w:pPr>
+      <w:r>
+        <w:rPr>
+          <w:rtl w:val="0"/>
+        </w:rPr>
+        <w:t xml:space="preserve">No solo las estrategias.</w:t>
+      </w:r>
+    </w:p>
+    <w:p>
+      <w:pPr>
+        <w:spacing w:after="240" w:before="240" w:lineRule="auto"/>
+        <w:rPr/>
+      </w:pPr>
+      <w:r>
+        <w:rPr>
+          <w:rtl w:val="0"/>
+        </w:rPr>
+        <w:t xml:space="preserve">También:</w:t>
+      </w:r>
+    </w:p>
+    <w:p>
+      <w:pPr>
+        <w:numPr>
+          <w:ilvl w:val="0"/>
+          <w:numId w:val="30"/>
+        </w:numPr>
+        <w:spacing w:after="0" w:afterAutospacing="0" w:before="240" w:lineRule="auto"/>
+        <w:ind w:left="720" w:hanging="360"/>
+      </w:pPr>
+      <w:r>
+        <w:rPr>
+          <w:rtl w:val="0"/>
+        </w:rPr>
+        <w:t xml:space="preserve">calidad del código;</w:t>
+      </w:r>
+    </w:p>
+    <w:p>
+      <w:pPr>
+        <w:numPr>
+          <w:ilvl w:val="0"/>
+          <w:numId w:val="30"/>
+        </w:numPr>
+        <w:spacing w:after="0" w:afterAutospacing="0" w:before="0" w:beforeAutospacing="0" w:lineRule="auto"/>
+        <w:ind w:left="720" w:hanging="360"/>
+      </w:pPr>
+      <w:r>
+        <w:rPr>
+          <w:rtl w:val="0"/>
+        </w:rPr>
+        <w:t xml:space="preserve">cobertura de pruebas;</w:t>
+      </w:r>
+    </w:p>
+    <w:p>
+      <w:pPr>
+        <w:numPr>
+          <w:ilvl w:val="0"/>
+          <w:numId w:val="30"/>
+        </w:numPr>
+        <w:spacing w:after="0" w:afterAutospacing="0" w:before="0" w:beforeAutospacing="0" w:lineRule="auto"/>
+        <w:ind w:left="720" w:hanging="360"/>
+      </w:pPr>
+      <w:r>
+        <w:rPr>
+          <w:rtl w:val="0"/>
+        </w:rPr>
+        <w:t xml:space="preserve">estabilidad;</w:t>
+      </w:r>
+    </w:p>
+    <w:p>
+      <w:pPr>
+        <w:numPr>
+          <w:ilvl w:val="0"/>
+          <w:numId w:val="30"/>
+        </w:numPr>
+        <w:spacing w:after="0" w:afterAutospacing="0" w:before="0" w:beforeAutospacing="0" w:lineRule="auto"/>
+        <w:ind w:left="720" w:hanging="360"/>
+      </w:pPr>
+      <w:r>
+        <w:rPr>
+          <w:rtl w:val="0"/>
+        </w:rPr>
+        <w:t xml:space="preserve">rendimiento del sistema;</w:t>
+      </w:r>
+    </w:p>
+    <w:p>
+      <w:pPr>
+        <w:numPr>
+          <w:ilvl w:val="0"/>
+          <w:numId w:val="30"/>
+        </w:numPr>
+        <w:spacing w:after="240" w:before="0" w:beforeAutospacing="0" w:lineRule="auto"/>
+        <w:ind w:left="720" w:hanging="360"/>
+      </w:pPr>
+      <w:r>
+        <w:rPr>
+          <w:rtl w:val="0"/>
+        </w:rPr>
+        <w:t xml:space="preserve">calidad de los datos.</w:t>
+      </w:r>
+    </w:p>
+    <w:p>
+      <w:pPr>
+        <w:spacing w:after="240" w:before="240" w:lineRule="auto"/>
+        <w:rPr/>
+      </w:pPr>
+      <w:r>
+        <w:rPr>
+          <w:rtl w:val="0"/>
+        </w:rPr>
+      </w:r>
+    </w:p>
+    <w:p>
+      <w:pPr>
+        <w:spacing w:after="240" w:before="240" w:lineRule="auto"/>
+        <w:rPr>
+          <w:b w:val="1"/>
+          <w:bCs w:val="1"/>
+          <w:sz w:val="34"/>
+          <w:szCs w:val="34"/>
+        </w:rPr>
+      </w:pPr>
+      <w:r>
+        <w:rPr>
+          <w:rtl w:val="0"/>
+        </w:rPr>
       </w:r>
     </w:p>
     <w:p>
@@ -110,8 +2247,8 @@
           <w:szCs w:val="46"/>
         </w:rPr>
       </w:pPr>
-      <w:bookmarkStart w:colFirst="0" w:colLast="0" w:name="_guw1ze8bin52" w:id="3"/>
-      <w:bookmarkEnd w:id="3"/>
+      <w:bookmarkStart w:colFirst="0" w:colLast="0" w:name="_bc8vqgjifet8" w:id="14"/>
+      <w:bookmarkEnd w:id="14"/>
       <w:r>
         <w:rPr>
           <w:b w:val="1"/>
@@ -120,7 +2257,33 @@
           <w:szCs w:val="46"/>
           <w:rtl w:val="0"/>
         </w:rPr>
-        <w:t xml:space="preserve">1. Naturaleza de este documento</w:t>
+        <w:t xml:space="preserve">4. Reglas de desarrollo de software</w:t>
+      </w:r>
+    </w:p>
+    <w:p>
+      <w:pPr>
+        <w:pStyle w:val="Heading2"/>
+        <w:keepNext w:val="0"/>
+        <w:keepLines w:val="0"/>
+        <w:spacing w:after="80" w:lineRule="auto"/>
+        <w:rPr>
+          <w:b w:val="1"/>
+          <w:bCs w:val="1"/>
+          <w:sz w:val="34"/>
+          <w:szCs w:val="34"/>
+        </w:rPr>
+      </w:pPr>
+      <w:bookmarkStart w:colFirst="0" w:colLast="0" w:name="_ejq39fks86no" w:id="15"/>
+      <w:bookmarkEnd w:id="15"/>
+      <w:r>
+        <w:rPr>
+          <w:b w:val="1"/>
+          <w:bCs w:val="1"/>
+          <w:sz w:val="34"/>
+          <w:szCs w:val="34"/>
+          <w:rtl w:val="0"/>
+        </w:rPr>
+        <w:t xml:space="preserve">4.1 Prohibiciones absolutas</w:t>
       </w:r>
     </w:p>
     <w:p>
@@ -132,21 +2295,144 @@
         <w:rPr>
           <w:rtl w:val="0"/>
         </w:rPr>
-        <w:t xml:space="preserve">Este documento define las </w:t>
-      </w:r>
-      <w:r>
-        <w:rPr>
-          <w:b w:val="1"/>
-          <w:bCs w:val="1"/>
-          <w:rtl w:val="0"/>
-        </w:rPr>
-        <w:t xml:space="preserve">reglas inmutables de diseño, desarrollo y evolución del sistema</w:t>
-      </w:r>
-      <w:r>
-        <w:rPr>
-          <w:rtl w:val="0"/>
-        </w:rPr>
-        <w:t xml:space="preserve">.</w:t>
+        <w:t xml:space="preserve">Está prohibido:</w:t>
+      </w:r>
+    </w:p>
+    <w:p>
+      <w:pPr>
+        <w:numPr>
+          <w:ilvl w:val="0"/>
+          <w:numId w:val="32"/>
+        </w:numPr>
+        <w:spacing w:after="0" w:afterAutospacing="0" w:before="240" w:lineRule="auto"/>
+        <w:ind w:left="720" w:hanging="360"/>
+      </w:pPr>
+      <w:r>
+        <w:rPr>
+          <w:rtl w:val="0"/>
+        </w:rPr>
+        <w:t xml:space="preserve">variables globales compartidas entre módulos</w:t>
+      </w:r>
+    </w:p>
+    <w:p>
+      <w:pPr>
+        <w:numPr>
+          <w:ilvl w:val="0"/>
+          <w:numId w:val="32"/>
+        </w:numPr>
+        <w:spacing w:after="0" w:afterAutospacing="0" w:before="0" w:beforeAutospacing="0" w:lineRule="auto"/>
+        <w:ind w:left="720" w:hanging="360"/>
+      </w:pPr>
+      <w:r>
+        <w:rPr>
+          <w:rtl w:val="0"/>
+        </w:rPr>
+        <w:t xml:space="preserve">lógica de trading dentro de módulos de datos</w:t>
+      </w:r>
+    </w:p>
+    <w:p>
+      <w:pPr>
+        <w:numPr>
+          <w:ilvl w:val="0"/>
+          <w:numId w:val="32"/>
+        </w:numPr>
+        <w:spacing w:after="0" w:afterAutospacing="0" w:before="0" w:beforeAutospacing="0" w:lineRule="auto"/>
+        <w:ind w:left="720" w:hanging="360"/>
+      </w:pPr>
+      <w:r>
+        <w:rPr>
+          <w:rtl w:val="0"/>
+        </w:rPr>
+        <w:t xml:space="preserve">ejecución de órdenes dentro de estrategias</w:t>
+      </w:r>
+    </w:p>
+    <w:p>
+      <w:pPr>
+        <w:numPr>
+          <w:ilvl w:val="0"/>
+          <w:numId w:val="32"/>
+        </w:numPr>
+        <w:spacing w:after="0" w:afterAutospacing="0" w:before="0" w:beforeAutospacing="0" w:lineRule="auto"/>
+        <w:ind w:left="720" w:hanging="360"/>
+      </w:pPr>
+      <w:r>
+        <w:rPr>
+          <w:rtl w:val="0"/>
+        </w:rPr>
+        <w:t xml:space="preserve">código sin logging</w:t>
+      </w:r>
+    </w:p>
+    <w:p>
+      <w:pPr>
+        <w:numPr>
+          <w:ilvl w:val="0"/>
+          <w:numId w:val="32"/>
+        </w:numPr>
+        <w:spacing w:after="0" w:afterAutospacing="0" w:before="0" w:beforeAutospacing="0" w:lineRule="auto"/>
+        <w:ind w:left="720" w:hanging="360"/>
+      </w:pPr>
+      <w:r>
+        <w:rPr>
+          <w:rtl w:val="0"/>
+        </w:rPr>
+        <w:t xml:space="preserve">código sin tests en módulos críticos</w:t>
+      </w:r>
+    </w:p>
+    <w:p>
+      <w:pPr>
+        <w:numPr>
+          <w:ilvl w:val="0"/>
+          <w:numId w:val="32"/>
+        </w:numPr>
+        <w:spacing w:after="240" w:before="0" w:beforeAutospacing="0" w:lineRule="auto"/>
+        <w:ind w:left="720" w:hanging="360"/>
+      </w:pPr>
+      <w:r>
+        <w:rPr>
+          <w:rtl w:val="0"/>
+        </w:rPr>
+        <w:t xml:space="preserve">hardcoding de parámetros financieros</w:t>
+      </w:r>
+    </w:p>
+    <w:p>
+      <w:pPr>
+        <w:rPr/>
+      </w:pPr>
+      <w:r>
+        <w:pict>
+          <v:rect style="width:0.0pt;height:1.5pt" o:hr="t" o:hrstd="t" o:hralign="center" fillcolor="#A0A0A0" stroked="f"/>
+        </w:pict>
+      </w:r>
+      <w:r>
+        <w:rPr>
+          <w:rtl w:val="0"/>
+        </w:rPr>
+      </w:r>
+    </w:p>
+    <w:p>
+      <w:pPr>
+        <w:pStyle w:val="Heading2"/>
+        <w:keepNext w:val="0"/>
+        <w:keepLines w:val="0"/>
+        <w:spacing w:after="80" w:lineRule="auto"/>
+        <w:rPr>
+          <w:b w:val="1"/>
+          <w:bCs w:val="1"/>
+          <w:sz w:val="34"/>
+          <w:szCs w:val="34"/>
+        </w:rPr>
+      </w:pPr>
+      <w:bookmarkStart w:colFirst="0" w:colLast="0" w:name="_4022op88px2q" w:id="16"/>
+      <w:bookmarkEnd w:id="16"/>
+      <w:r>
+        <w:rPr>
+          <w:b w:val="1"/>
+          <w:bCs w:val="1"/>
+          <w:sz w:val="34"/>
+          <w:szCs w:val="34"/>
+          <w:rtl w:val="0"/>
+        </w:rPr>
+        <w:t xml:space="preserve">4.2 Estándares obligatorios</w:t>
       </w:r>
     </w:p>
     <w:p>
@@ -158,14 +2444,14 @@
         <w:rPr>
           <w:rtl w:val="0"/>
         </w:rPr>
-        <w:t xml:space="preserve">Estas reglas:</w:t>
-      </w:r>
-    </w:p>
-    <w:p>
-      <w:pPr>
-        <w:numPr>
-          <w:ilvl w:val="0"/>
-          <w:numId w:val="22"/>
+        <w:t xml:space="preserve">Todo módulo debe incluir:</w:t>
+      </w:r>
+    </w:p>
+    <w:p>
+      <w:pPr>
+        <w:numPr>
+          <w:ilvl w:val="0"/>
+          <w:numId w:val="11"/>
         </w:numPr>
         <w:spacing w:after="0" w:afterAutospacing="0" w:before="240" w:lineRule="auto"/>
         <w:ind w:left="720" w:hanging="360"/>
@@ -174,14 +2460,14 @@
         <w:rPr>
           <w:rtl w:val="0"/>
         </w:rPr>
-        <w:t xml:space="preserve">NO dependen de estrategias.</w:t>
-      </w:r>
-    </w:p>
-    <w:p>
-      <w:pPr>
-        <w:numPr>
-          <w:ilvl w:val="0"/>
-          <w:numId w:val="22"/>
+        <w:t xml:space="preserve">Tipado explícito (Python typing)</w:t>
+      </w:r>
+    </w:p>
+    <w:p>
+      <w:pPr>
+        <w:numPr>
+          <w:ilvl w:val="0"/>
+          <w:numId w:val="11"/>
         </w:numPr>
         <w:spacing w:after="0" w:afterAutospacing="0" w:before="0" w:beforeAutospacing="0" w:lineRule="auto"/>
         <w:ind w:left="720" w:hanging="360"/>
@@ -190,14 +2476,46 @@
         <w:rPr>
           <w:rtl w:val="0"/>
         </w:rPr>
-        <w:t xml:space="preserve">NO dependen de tecnologías específicas.</w:t>
-      </w:r>
-    </w:p>
-    <w:p>
-      <w:pPr>
-        <w:numPr>
-          <w:ilvl w:val="0"/>
-          <w:numId w:val="22"/>
+        <w:t xml:space="preserve">Logging estructurado</w:t>
+      </w:r>
+    </w:p>
+    <w:p>
+      <w:pPr>
+        <w:numPr>
+          <w:ilvl w:val="0"/>
+          <w:numId w:val="11"/>
+        </w:numPr>
+        <w:spacing w:after="0" w:afterAutospacing="0" w:before="0" w:beforeAutospacing="0" w:lineRule="auto"/>
+        <w:ind w:left="720" w:hanging="360"/>
+      </w:pPr>
+      <w:r>
+        <w:rPr>
+          <w:rtl w:val="0"/>
+        </w:rPr>
+        <w:t xml:space="preserve">Manejo de errores definido</w:t>
+      </w:r>
+    </w:p>
+    <w:p>
+      <w:pPr>
+        <w:numPr>
+          <w:ilvl w:val="0"/>
+          <w:numId w:val="11"/>
+        </w:numPr>
+        <w:spacing w:after="0" w:afterAutospacing="0" w:before="0" w:beforeAutospacing="0" w:lineRule="auto"/>
+        <w:ind w:left="720" w:hanging="360"/>
+      </w:pPr>
+      <w:r>
+        <w:rPr>
+          <w:rtl w:val="0"/>
+        </w:rPr>
+        <w:t xml:space="preserve">Tests unitarios básicos</w:t>
+      </w:r>
+    </w:p>
+    <w:p>
+      <w:pPr>
+        <w:numPr>
+          <w:ilvl w:val="0"/>
+          <w:numId w:val="11"/>
         </w:numPr>
         <w:spacing w:after="240" w:before="0" w:beforeAutospacing="0" w:lineRule="auto"/>
         <w:ind w:left="720" w:hanging="360"/>
@@ -206,19 +2524,96 @@
         <w:rPr>
           <w:rtl w:val="0"/>
         </w:rPr>
-        <w:t xml:space="preserve">NO dependen de condiciones de mercado.</w:t>
-      </w:r>
-    </w:p>
-    <w:p>
-      <w:pPr>
-        <w:spacing w:after="240" w:before="240" w:lineRule="auto"/>
-        <w:rPr/>
-      </w:pPr>
-      <w:r>
-        <w:rPr>
-          <w:rtl w:val="0"/>
-        </w:rPr>
-        <w:t xml:space="preserve">Su objetivo es garantizar que el sistema mantenga coherencia, trazabilidad y escalabilidad a largo plazo.</w:t>
+        <w:t xml:space="preserve">Documentación mínima de interfaz</w:t>
+      </w:r>
+    </w:p>
+    <w:p>
+      <w:pPr>
+        <w:rPr/>
+      </w:pPr>
+      <w:r>
+        <w:pict>
+          <v:rect style="width:0.0pt;height:1.5pt" o:hr="t" o:hrstd="t" o:hralign="center" fillcolor="#A0A0A0" stroked="f"/>
+        </w:pict>
+      </w:r>
+      <w:r>
+        <w:rPr>
+          <w:rtl w:val="0"/>
+        </w:rPr>
+      </w:r>
+    </w:p>
+    <w:p>
+      <w:pPr>
+        <w:pStyle w:val="Heading2"/>
+        <w:keepNext w:val="0"/>
+        <w:keepLines w:val="0"/>
+        <w:spacing w:after="80" w:lineRule="auto"/>
+        <w:rPr>
+          <w:b w:val="1"/>
+          <w:bCs w:val="1"/>
+          <w:sz w:val="34"/>
+          <w:szCs w:val="34"/>
+        </w:rPr>
+      </w:pPr>
+      <w:bookmarkStart w:colFirst="0" w:colLast="0" w:name="_dhy2u01pjcva" w:id="17"/>
+      <w:bookmarkEnd w:id="17"/>
+      <w:r>
+        <w:rPr>
+          <w:b w:val="1"/>
+          <w:bCs w:val="1"/>
+          <w:sz w:val="34"/>
+          <w:szCs w:val="34"/>
+          <w:rtl w:val="0"/>
+        </w:rPr>
+        <w:t xml:space="preserve">4.3 Control de dependencias</w:t>
+      </w:r>
+    </w:p>
+    <w:p>
+      <w:pPr>
+        <w:numPr>
+          <w:ilvl w:val="0"/>
+          <w:numId w:val="5"/>
+        </w:numPr>
+        <w:spacing w:after="0" w:afterAutospacing="0" w:before="240" w:lineRule="auto"/>
+        <w:ind w:left="720" w:hanging="360"/>
+      </w:pPr>
+      <w:r>
+        <w:rPr>
+          <w:rtl w:val="0"/>
+        </w:rPr>
+        <w:t xml:space="preserve">Toda dependencia externa debe estar justificada.</w:t>
+      </w:r>
+    </w:p>
+    <w:p>
+      <w:pPr>
+        <w:numPr>
+          <w:ilvl w:val="0"/>
+          <w:numId w:val="5"/>
+        </w:numPr>
+        <w:spacing w:after="0" w:afterAutospacing="0" w:before="0" w:beforeAutospacing="0" w:lineRule="auto"/>
+        <w:ind w:left="720" w:hanging="360"/>
+      </w:pPr>
+      <w:r>
+        <w:rPr>
+          <w:rtl w:val="0"/>
+        </w:rPr>
+        <w:t xml:space="preserve">Se debe preferir estándar de Python antes de librerías externas.</w:t>
+      </w:r>
+    </w:p>
+    <w:p>
+      <w:pPr>
+        <w:numPr>
+          <w:ilvl w:val="0"/>
+          <w:numId w:val="5"/>
+        </w:numPr>
+        <w:spacing w:after="240" w:before="0" w:beforeAutospacing="0" w:lineRule="auto"/>
+        <w:ind w:left="720" w:hanging="360"/>
+      </w:pPr>
+      <w:r>
+        <w:rPr>
+          <w:rtl w:val="0"/>
+        </w:rPr>
+        <w:t xml:space="preserve">Toda dependencia debe ser reemplazable.</w:t>
       </w:r>
     </w:p>
     <w:p>
@@ -249,8 +2644,8 @@
           <w:szCs w:val="46"/>
         </w:rPr>
       </w:pPr>
-      <w:bookmarkStart w:colFirst="0" w:colLast="0" w:name="_2ben5y860ulk" w:id="4"/>
-      <w:bookmarkEnd w:id="4"/>
+      <w:bookmarkStart w:colFirst="0" w:colLast="0" w:name="_m9fcev6ls285" w:id="18"/>
+      <w:bookmarkEnd w:id="18"/>
       <w:r>
         <w:rPr>
           <w:b w:val="1"/>
@@ -259,7 +2654,33 @@
           <w:szCs w:val="46"/>
           <w:rtl w:val="0"/>
         </w:rPr>
-        <w:t xml:space="preserve">2. Jerarquía de reglas</w:t>
+        <w:t xml:space="preserve">5. Reglas de datos</w:t>
+      </w:r>
+    </w:p>
+    <w:p>
+      <w:pPr>
+        <w:pStyle w:val="Heading2"/>
+        <w:keepNext w:val="0"/>
+        <w:keepLines w:val="0"/>
+        <w:spacing w:after="80" w:lineRule="auto"/>
+        <w:rPr>
+          <w:b w:val="1"/>
+          <w:bCs w:val="1"/>
+          <w:sz w:val="34"/>
+          <w:szCs w:val="34"/>
+        </w:rPr>
+      </w:pPr>
+      <w:bookmarkStart w:colFirst="0" w:colLast="0" w:name="_csett1tmqacf" w:id="19"/>
+      <w:bookmarkEnd w:id="19"/>
+      <w:r>
+        <w:rPr>
+          <w:b w:val="1"/>
+          <w:bCs w:val="1"/>
+          <w:sz w:val="34"/>
+          <w:szCs w:val="34"/>
+          <w:rtl w:val="0"/>
+        </w:rPr>
+        <w:t xml:space="preserve">5.1 Fuente única de verdad</w:t>
       </w:r>
     </w:p>
     <w:p>
@@ -271,14 +2692,14 @@
         <w:rPr>
           <w:rtl w:val="0"/>
         </w:rPr>
-        <w:t xml:space="preserve">En caso de conflicto:</w:t>
-      </w:r>
-    </w:p>
-    <w:p>
-      <w:pPr>
-        <w:numPr>
-          <w:ilvl w:val="0"/>
-          <w:numId w:val="8"/>
+        <w:t xml:space="preserve">Cada dataset debe tener:</w:t>
+      </w:r>
+    </w:p>
+    <w:p>
+      <w:pPr>
+        <w:numPr>
+          <w:ilvl w:val="0"/>
+          <w:numId w:val="14"/>
         </w:numPr>
         <w:spacing w:after="0" w:afterAutospacing="0" w:before="240" w:lineRule="auto"/>
         <w:ind w:left="720" w:hanging="360"/>
@@ -287,14 +2708,14 @@
         <w:rPr>
           <w:rtl w:val="0"/>
         </w:rPr>
-        <w:t xml:space="preserve">Constitución del Sistema (este documento)</w:t>
-      </w:r>
-    </w:p>
-    <w:p>
-      <w:pPr>
-        <w:numPr>
-          <w:ilvl w:val="0"/>
-          <w:numId w:val="8"/>
+        <w:t xml:space="preserve">origen definido</w:t>
+      </w:r>
+    </w:p>
+    <w:p>
+      <w:pPr>
+        <w:numPr>
+          <w:ilvl w:val="0"/>
+          <w:numId w:val="14"/>
         </w:numPr>
         <w:spacing w:after="0" w:afterAutospacing="0" w:before="0" w:beforeAutospacing="0" w:lineRule="auto"/>
         <w:ind w:left="720" w:hanging="360"/>
@@ -303,14 +2724,14 @@
         <w:rPr>
           <w:rtl w:val="0"/>
         </w:rPr>
-        <w:t xml:space="preserve">Documento de Visión (001)</w:t>
-      </w:r>
-    </w:p>
-    <w:p>
-      <w:pPr>
-        <w:numPr>
-          <w:ilvl w:val="0"/>
-          <w:numId w:val="8"/>
+        <w:t xml:space="preserve">versión</w:t>
+      </w:r>
+    </w:p>
+    <w:p>
+      <w:pPr>
+        <w:numPr>
+          <w:ilvl w:val="0"/>
+          <w:numId w:val="14"/>
         </w:numPr>
         <w:spacing w:after="0" w:afterAutospacing="0" w:before="0" w:beforeAutospacing="0" w:lineRule="auto"/>
         <w:ind w:left="720" w:hanging="360"/>
@@ -319,14 +2740,14 @@
         <w:rPr>
           <w:rtl w:val="0"/>
         </w:rPr>
-        <w:t xml:space="preserve">Especificaciones técnicas por módulo</w:t>
-      </w:r>
-    </w:p>
-    <w:p>
-      <w:pPr>
-        <w:numPr>
-          <w:ilvl w:val="0"/>
-          <w:numId w:val="8"/>
+        <w:t xml:space="preserve">timestamp de actualización</w:t>
+      </w:r>
+    </w:p>
+    <w:p>
+      <w:pPr>
+        <w:numPr>
+          <w:ilvl w:val="0"/>
+          <w:numId w:val="14"/>
         </w:numPr>
         <w:spacing w:after="240" w:before="0" w:beforeAutospacing="0" w:lineRule="auto"/>
         <w:ind w:left="720" w:hanging="360"/>
@@ -335,7 +2756,48 @@
         <w:rPr>
           <w:rtl w:val="0"/>
         </w:rPr>
-        <w:t xml:space="preserve">Implementación de código</w:t>
+        <w:t xml:space="preserve">validación de integridad</w:t>
+      </w:r>
+    </w:p>
+    <w:p>
+      <w:pPr>
+        <w:rPr/>
+      </w:pPr>
+      <w:r>
+        <w:pict>
+          <v:rect style="width:0.0pt;height:1.5pt" o:hr="t" o:hrstd="t" o:hralign="center" fillcolor="#A0A0A0" stroked="f"/>
+        </w:pict>
+      </w:r>
+      <w:r>
+        <w:rPr>
+          <w:rtl w:val="0"/>
+        </w:rPr>
+      </w:r>
+    </w:p>
+    <w:p>
+      <w:pPr>
+        <w:pStyle w:val="Heading2"/>
+        <w:keepNext w:val="0"/>
+        <w:keepLines w:val="0"/>
+        <w:spacing w:after="80" w:lineRule="auto"/>
+        <w:rPr>
+          <w:b w:val="1"/>
+          <w:bCs w:val="1"/>
+          <w:sz w:val="34"/>
+          <w:szCs w:val="34"/>
+        </w:rPr>
+      </w:pPr>
+      <w:bookmarkStart w:colFirst="0" w:colLast="0" w:name="_imlixy9y2ct5" w:id="20"/>
+      <w:bookmarkEnd w:id="20"/>
+      <w:r>
+        <w:rPr>
+          <w:b w:val="1"/>
+          <w:bCs w:val="1"/>
+          <w:sz w:val="34"/>
+          <w:szCs w:val="34"/>
+          <w:rtl w:val="0"/>
+        </w:rPr>
+        <w:t xml:space="preserve">5.2 Prohibición de datos implícitos</w:t>
       </w:r>
     </w:p>
     <w:p>
@@ -347,7 +2809,129 @@
         <w:rPr>
           <w:rtl w:val="0"/>
         </w:rPr>
-        <w:t xml:space="preserve">Ninguna implementación puede violar la Constitución.</w:t>
+        <w:t xml:space="preserve">Está prohibido usar:</w:t>
+      </w:r>
+    </w:p>
+    <w:p>
+      <w:pPr>
+        <w:numPr>
+          <w:ilvl w:val="0"/>
+          <w:numId w:val="3"/>
+        </w:numPr>
+        <w:spacing w:after="0" w:afterAutospacing="0" w:before="240" w:lineRule="auto"/>
+        <w:ind w:left="720" w:hanging="360"/>
+      </w:pPr>
+      <w:r>
+        <w:rPr>
+          <w:rtl w:val="0"/>
+        </w:rPr>
+        <w:t xml:space="preserve">datos no registrados</w:t>
+      </w:r>
+    </w:p>
+    <w:p>
+      <w:pPr>
+        <w:numPr>
+          <w:ilvl w:val="0"/>
+          <w:numId w:val="3"/>
+        </w:numPr>
+        <w:spacing w:after="0" w:afterAutospacing="0" w:before="0" w:beforeAutospacing="0" w:lineRule="auto"/>
+        <w:ind w:left="720" w:hanging="360"/>
+      </w:pPr>
+      <w:r>
+        <w:rPr>
+          <w:rtl w:val="0"/>
+        </w:rPr>
+        <w:t xml:space="preserve">cálculos no reproducibles</w:t>
+      </w:r>
+    </w:p>
+    <w:p>
+      <w:pPr>
+        <w:numPr>
+          <w:ilvl w:val="0"/>
+          <w:numId w:val="3"/>
+        </w:numPr>
+        <w:spacing w:after="240" w:before="0" w:beforeAutospacing="0" w:lineRule="auto"/>
+        <w:ind w:left="720" w:hanging="360"/>
+      </w:pPr>
+      <w:r>
+        <w:rPr>
+          <w:rtl w:val="0"/>
+        </w:rPr>
+        <w:t xml:space="preserve">inputs no versionados</w:t>
+      </w:r>
+    </w:p>
+    <w:p>
+      <w:pPr>
+        <w:rPr/>
+      </w:pPr>
+      <w:r>
+        <w:pict>
+          <v:rect style="width:0.0pt;height:1.5pt" o:hr="t" o:hrstd="t" o:hralign="center" fillcolor="#A0A0A0" stroked="f"/>
+        </w:pict>
+      </w:r>
+      <w:r>
+        <w:rPr>
+          <w:rtl w:val="0"/>
+        </w:rPr>
+      </w:r>
+    </w:p>
+    <w:p>
+      <w:pPr>
+        <w:pStyle w:val="Heading2"/>
+        <w:keepNext w:val="0"/>
+        <w:keepLines w:val="0"/>
+        <w:spacing w:after="80" w:lineRule="auto"/>
+        <w:rPr>
+          <w:b w:val="1"/>
+          <w:bCs w:val="1"/>
+          <w:sz w:val="34"/>
+          <w:szCs w:val="34"/>
+        </w:rPr>
+      </w:pPr>
+      <w:bookmarkStart w:colFirst="0" w:colLast="0" w:name="_klf4cplvfvus" w:id="21"/>
+      <w:bookmarkEnd w:id="21"/>
+      <w:r>
+        <w:rPr>
+          <w:b w:val="1"/>
+          <w:bCs w:val="1"/>
+          <w:sz w:val="34"/>
+          <w:szCs w:val="34"/>
+          <w:rtl w:val="0"/>
+        </w:rPr>
+        <w:t xml:space="preserve">5.3 Separación de entornos</w:t>
+      </w:r>
+    </w:p>
+    <w:p>
+      <w:pPr>
+        <w:numPr>
+          <w:ilvl w:val="0"/>
+          <w:numId w:val="21"/>
+        </w:numPr>
+        <w:spacing w:after="0" w:afterAutospacing="0" w:before="240" w:lineRule="auto"/>
+        <w:ind w:left="720" w:hanging="360"/>
+      </w:pPr>
+      <w:r>
+        <w:rPr>
+          <w:rFonts w:ascii="Arial Unicode MS" w:cs="Arial Unicode MS" w:eastAsia="Arial Unicode MS" w:hAnsi="Arial Unicode MS"/>
+          <w:rtl w:val="0"/>
+        </w:rPr>
+        <w:t xml:space="preserve">Paper trading ≠ Backtesting ≠ Producción</w:t>
+      </w:r>
+    </w:p>
+    <w:p>
+      <w:pPr>
+        <w:numPr>
+          <w:ilvl w:val="0"/>
+          <w:numId w:val="21"/>
+        </w:numPr>
+        <w:spacing w:after="240" w:before="0" w:beforeAutospacing="0" w:lineRule="auto"/>
+        <w:ind w:left="720" w:hanging="360"/>
+      </w:pPr>
+      <w:r>
+        <w:rPr>
+          <w:rtl w:val="0"/>
+        </w:rPr>
+        <w:t xml:space="preserve">Ningún dato de producción debe usarse para ajustar modelos sin registro</w:t>
       </w:r>
     </w:p>
     <w:p>
@@ -378,8 +2962,8 @@
           <w:szCs w:val="46"/>
         </w:rPr>
       </w:pPr>
-      <w:bookmarkStart w:colFirst="0" w:colLast="0" w:name="_w0g49l9j48fm" w:id="5"/>
-      <w:bookmarkEnd w:id="5"/>
+      <w:bookmarkStart w:colFirst="0" w:colLast="0" w:name="_xetdtohbkftn" w:id="22"/>
+      <w:bookmarkEnd w:id="22"/>
       <w:r>
         <w:rPr>
           <w:b w:val="1"/>
@@ -388,7 +2972,7 @@
           <w:szCs w:val="46"/>
           <w:rtl w:val="0"/>
         </w:rPr>
-        <w:t xml:space="preserve">3. Principios inmutables</w:t>
+        <w:t xml:space="preserve">6. Reglas de estrategia</w:t>
       </w:r>
     </w:p>
     <w:p>
@@ -404,8 +2988,8 @@
           <w:szCs w:val="34"/>
         </w:rPr>
       </w:pPr>
-      <w:bookmarkStart w:colFirst="0" w:colLast="0" w:name="_5qlg9eoyz6c9" w:id="6"/>
-      <w:bookmarkEnd w:id="6"/>
+      <w:bookmarkStart w:colFirst="0" w:colLast="0" w:name="_6bkbzkd3sjdz" w:id="23"/>
+      <w:bookmarkEnd w:id="23"/>
       <w:r>
         <w:rPr>
           <w:b w:val="1"/>
@@ -414,7 +2998,7 @@
           <w:szCs w:val="34"/>
           <w:rtl w:val="0"/>
         </w:rPr>
-        <w:t xml:space="preserve">3.1 Principio de separación absoluta</w:t>
+        <w:t xml:space="preserve">6.1 Estrategias como módulos independientes</w:t>
       </w:r>
     </w:p>
     <w:p>
@@ -426,99 +3010,55 @@
         <w:rPr>
           <w:rtl w:val="0"/>
         </w:rPr>
-        <w:t xml:space="preserve">Está prohibido mezclar responsabilidades.</w:t>
-      </w:r>
-    </w:p>
-    <w:p>
-      <w:pPr>
-        <w:spacing w:after="240" w:before="240" w:lineRule="auto"/>
-        <w:rPr/>
-      </w:pPr>
-      <w:r>
-        <w:rPr>
-          <w:rtl w:val="0"/>
-        </w:rPr>
-        <w:t xml:space="preserve">En particular:</w:t>
-      </w:r>
-    </w:p>
-    <w:p>
-      <w:pPr>
-        <w:numPr>
-          <w:ilvl w:val="0"/>
-          <w:numId w:val="24"/>
+        <w:t xml:space="preserve">Cada estrategia debe ser:</w:t>
+      </w:r>
+    </w:p>
+    <w:p>
+      <w:pPr>
+        <w:numPr>
+          <w:ilvl w:val="0"/>
+          <w:numId w:val="1"/>
         </w:numPr>
         <w:spacing w:after="0" w:afterAutospacing="0" w:before="240" w:lineRule="auto"/>
         <w:ind w:left="720" w:hanging="360"/>
       </w:pPr>
       <w:r>
         <w:rPr>
-          <w:rFonts w:ascii="Arial Unicode MS" w:cs="Arial Unicode MS" w:eastAsia="Arial Unicode MS" w:hAnsi="Arial Unicode MS"/>
-          <w:rtl w:val="0"/>
-        </w:rPr>
-        <w:t xml:space="preserve">Estrategia ≠ Ejecución</w:t>
-      </w:r>
-    </w:p>
-    <w:p>
-      <w:pPr>
-        <w:numPr>
-          <w:ilvl w:val="0"/>
-          <w:numId w:val="24"/>
+          <w:rtl w:val="0"/>
+        </w:rPr>
+        <w:t xml:space="preserve">autónoma</w:t>
+      </w:r>
+    </w:p>
+    <w:p>
+      <w:pPr>
+        <w:numPr>
+          <w:ilvl w:val="0"/>
+          <w:numId w:val="1"/>
         </w:numPr>
         <w:spacing w:after="0" w:afterAutospacing="0" w:before="0" w:beforeAutospacing="0" w:lineRule="auto"/>
         <w:ind w:left="720" w:hanging="360"/>
       </w:pPr>
       <w:r>
         <w:rPr>
-          <w:rFonts w:ascii="Arial Unicode MS" w:cs="Arial Unicode MS" w:eastAsia="Arial Unicode MS" w:hAnsi="Arial Unicode MS"/>
-          <w:rtl w:val="0"/>
-        </w:rPr>
-        <w:t xml:space="preserve">Datos ≠ Lógica de decisión</w:t>
-      </w:r>
-    </w:p>
-    <w:p>
-      <w:pPr>
-        <w:numPr>
-          <w:ilvl w:val="0"/>
-          <w:numId w:val="24"/>
-        </w:numPr>
-        <w:spacing w:after="0" w:afterAutospacing="0" w:before="0" w:beforeAutospacing="0" w:lineRule="auto"/>
-        <w:ind w:left="720" w:hanging="360"/>
-      </w:pPr>
-      <w:r>
-        <w:rPr>
-          <w:rFonts w:ascii="Arial Unicode MS" w:cs="Arial Unicode MS" w:eastAsia="Arial Unicode MS" w:hAnsi="Arial Unicode MS"/>
-          <w:rtl w:val="0"/>
-        </w:rPr>
-        <w:t xml:space="preserve">Backtesting ≠ Producción</w:t>
-      </w:r>
-    </w:p>
-    <w:p>
-      <w:pPr>
-        <w:numPr>
-          <w:ilvl w:val="0"/>
-          <w:numId w:val="24"/>
+          <w:rtl w:val="0"/>
+        </w:rPr>
+        <w:t xml:space="preserve">intercambiable</w:t>
+      </w:r>
+    </w:p>
+    <w:p>
+      <w:pPr>
+        <w:numPr>
+          <w:ilvl w:val="0"/>
+          <w:numId w:val="1"/>
         </w:numPr>
         <w:spacing w:after="240" w:before="0" w:beforeAutospacing="0" w:lineRule="auto"/>
         <w:ind w:left="720" w:hanging="360"/>
       </w:pPr>
       <w:r>
         <w:rPr>
-          <w:rFonts w:ascii="Arial Unicode MS" w:cs="Arial Unicode MS" w:eastAsia="Arial Unicode MS" w:hAnsi="Arial Unicode MS"/>
-          <w:rtl w:val="0"/>
-        </w:rPr>
-        <w:t xml:space="preserve">Evaluación ≠ Generación de señales</w:t>
-      </w:r>
-    </w:p>
-    <w:p>
-      <w:pPr>
-        <w:spacing w:after="240" w:before="240" w:lineRule="auto"/>
-        <w:rPr/>
-      </w:pPr>
-      <w:r>
-        <w:rPr>
-          <w:rtl w:val="0"/>
-        </w:rPr>
-        <w:t xml:space="preserve">Cada componente debe ser independiente y reemplazable.</w:t>
+          <w:rtl w:val="0"/>
+        </w:rPr>
+        <w:t xml:space="preserve">evaluable de forma aislada</w:t>
       </w:r>
     </w:p>
     <w:p>
@@ -549,8 +3089,8 @@
           <w:szCs w:val="34"/>
         </w:rPr>
       </w:pPr>
-      <w:bookmarkStart w:colFirst="0" w:colLast="0" w:name="_jfvxhew0qkil" w:id="7"/>
-      <w:bookmarkEnd w:id="7"/>
+      <w:bookmarkStart w:colFirst="0" w:colLast="0" w:name="_y7pqlxs9pscv" w:id="24"/>
+      <w:bookmarkEnd w:id="24"/>
       <w:r>
         <w:rPr>
           <w:b w:val="1"/>
@@ -559,7 +3099,7 @@
           <w:szCs w:val="34"/>
           <w:rtl w:val="0"/>
         </w:rPr>
-        <w:t xml:space="preserve">3.2 Principio de trazabilidad total</w:t>
+        <w:t xml:space="preserve">6.2 Estrategias no tienen autoridad de ejecución</w:t>
       </w:r>
     </w:p>
     <w:p>
@@ -571,14 +3111,42 @@
         <w:rPr>
           <w:rtl w:val="0"/>
         </w:rPr>
-        <w:t xml:space="preserve">Toda decisión del sistema debe poder responder:</w:t>
-      </w:r>
-    </w:p>
-    <w:p>
-      <w:pPr>
-        <w:numPr>
-          <w:ilvl w:val="0"/>
-          <w:numId w:val="29"/>
+        <w:t xml:space="preserve">Una estrategia solo puede:</w:t>
+      </w:r>
+    </w:p>
+    <w:p>
+      <w:pPr>
+        <w:numPr>
+          <w:ilvl w:val="0"/>
+          <w:numId w:val="2"/>
+        </w:numPr>
+        <w:spacing w:after="240" w:before="240" w:lineRule="auto"/>
+        <w:ind w:left="720" w:hanging="360"/>
+      </w:pPr>
+      <w:r>
+        <w:rPr>
+          <w:rtl w:val="0"/>
+        </w:rPr>
+        <w:t xml:space="preserve">generar señales</w:t>
+      </w:r>
+    </w:p>
+    <w:p>
+      <w:pPr>
+        <w:spacing w:after="240" w:before="240" w:lineRule="auto"/>
+        <w:rPr/>
+      </w:pPr>
+      <w:r>
+        <w:rPr>
+          <w:rtl w:val="0"/>
+        </w:rPr>
+        <w:t xml:space="preserve">No puede:</w:t>
+      </w:r>
+    </w:p>
+    <w:p>
+      <w:pPr>
+        <w:numPr>
+          <w:ilvl w:val="0"/>
+          <w:numId w:val="13"/>
         </w:numPr>
         <w:spacing w:after="0" w:afterAutospacing="0" w:before="240" w:lineRule="auto"/>
         <w:ind w:left="720" w:hanging="360"/>
@@ -587,14 +3155,14 @@
         <w:rPr>
           <w:rtl w:val="0"/>
         </w:rPr>
-        <w:t xml:space="preserve">¿Qué datos se usaron?</w:t>
-      </w:r>
-    </w:p>
-    <w:p>
-      <w:pPr>
-        <w:numPr>
-          <w:ilvl w:val="0"/>
-          <w:numId w:val="29"/>
+        <w:t xml:space="preserve">ejecutar órdenes</w:t>
+      </w:r>
+    </w:p>
+    <w:p>
+      <w:pPr>
+        <w:numPr>
+          <w:ilvl w:val="0"/>
+          <w:numId w:val="13"/>
         </w:numPr>
         <w:spacing w:after="0" w:afterAutospacing="0" w:before="0" w:beforeAutospacing="0" w:lineRule="auto"/>
         <w:ind w:left="720" w:hanging="360"/>
@@ -603,30 +3171,14 @@
         <w:rPr>
           <w:rtl w:val="0"/>
         </w:rPr>
-        <w:t xml:space="preserve">¿Qué versión del código ejecutó la decisión?</w:t>
-      </w:r>
-    </w:p>
-    <w:p>
-      <w:pPr>
-        <w:numPr>
-          <w:ilvl w:val="0"/>
-          <w:numId w:val="29"/>
-        </w:numPr>
-        <w:spacing w:after="0" w:afterAutospacing="0" w:before="0" w:beforeAutospacing="0" w:lineRule="auto"/>
-        <w:ind w:left="720" w:hanging="360"/>
-      </w:pPr>
-      <w:r>
-        <w:rPr>
-          <w:rtl w:val="0"/>
-        </w:rPr>
-        <w:t xml:space="preserve">¿Qué parámetros estaban activos?</w:t>
-      </w:r>
-    </w:p>
-    <w:p>
-      <w:pPr>
-        <w:numPr>
-          <w:ilvl w:val="0"/>
-          <w:numId w:val="29"/>
+        <w:t xml:space="preserve">decidir tamaños de posición</w:t>
+      </w:r>
+    </w:p>
+    <w:p>
+      <w:pPr>
+        <w:numPr>
+          <w:ilvl w:val="0"/>
+          <w:numId w:val="13"/>
         </w:numPr>
         <w:spacing w:after="240" w:before="0" w:beforeAutospacing="0" w:lineRule="auto"/>
         <w:ind w:left="720" w:hanging="360"/>
@@ -635,19 +3187,7 @@
         <w:rPr>
           <w:rtl w:val="0"/>
         </w:rPr>
-        <w:t xml:space="preserve">¿Qué condiciones del mercado aplicaban?</w:t>
-      </w:r>
-    </w:p>
-    <w:p>
-      <w:pPr>
-        <w:spacing w:after="240" w:before="240" w:lineRule="auto"/>
-        <w:rPr/>
-      </w:pPr>
-      <w:r>
-        <w:rPr>
-          <w:rtl w:val="0"/>
-        </w:rPr>
-        <w:t xml:space="preserve">Si no puede responderse, la decisión es inválida.</w:t>
+        <w:t xml:space="preserve">gestionar riesgo</w:t>
       </w:r>
     </w:p>
     <w:p>
@@ -663,6 +3203,32 @@
         <w:rPr>
           <w:rtl w:val="0"/>
         </w:rPr>
+      </w:r>
+    </w:p>
+    <w:p>
+      <w:pPr>
+        <w:pStyle w:val="Heading1"/>
+        <w:keepNext w:val="0"/>
+        <w:keepLines w:val="0"/>
+        <w:spacing w:before="480" w:lineRule="auto"/>
+        <w:rPr>
+          <w:b w:val="1"/>
+          <w:bCs w:val="1"/>
+          <w:sz w:val="46"/>
+          <w:szCs w:val="46"/>
+        </w:rPr>
+      </w:pPr>
+      <w:bookmarkStart w:colFirst="0" w:colLast="0" w:name="_ng45kg2skaz2" w:id="25"/>
+      <w:bookmarkEnd w:id="25"/>
+      <w:r>
+        <w:rPr>
+          <w:b w:val="1"/>
+          <w:bCs w:val="1"/>
+          <w:sz w:val="46"/>
+          <w:szCs w:val="46"/>
+          <w:rtl w:val="0"/>
+        </w:rPr>
+        <w:t xml:space="preserve">7. Reglas de riesgo</w:t>
       </w:r>
     </w:p>
     <w:p>
@@ -678,8 +3244,8 @@
           <w:szCs w:val="34"/>
         </w:rPr>
       </w:pPr>
-      <w:bookmarkStart w:colFirst="0" w:colLast="0" w:name="_2cmanjq3bpwy" w:id="8"/>
-      <w:bookmarkEnd w:id="8"/>
+      <w:bookmarkStart w:colFirst="0" w:colLast="0" w:name="_ogtj6blq4oie" w:id="26"/>
+      <w:bookmarkEnd w:id="26"/>
       <w:r>
         <w:rPr>
           <w:b w:val="1"/>
@@ -688,7 +3254,7 @@
           <w:szCs w:val="34"/>
           <w:rtl w:val="0"/>
         </w:rPr>
-        <w:t xml:space="preserve">3.3 Principio de determinismo en investigación</w:t>
+        <w:t xml:space="preserve">7.1 Dominancia del riesgo</w:t>
       </w:r>
     </w:p>
     <w:p>
@@ -700,14 +3266,26 @@
         <w:rPr>
           <w:rtl w:val="0"/>
         </w:rPr>
-        <w:t xml:space="preserve">Todo backtest debe ser:</w:t>
-      </w:r>
-    </w:p>
-    <w:p>
-      <w:pPr>
-        <w:numPr>
-          <w:ilvl w:val="0"/>
-          <w:numId w:val="18"/>
+        <w:t xml:space="preserve">El Risk Engine tiene autoridad superior a cualquier otro módulo.</w:t>
+      </w:r>
+    </w:p>
+    <w:p>
+      <w:pPr>
+        <w:spacing w:after="240" w:before="240" w:lineRule="auto"/>
+        <w:rPr/>
+      </w:pPr>
+      <w:r>
+        <w:rPr>
+          <w:rtl w:val="0"/>
+        </w:rPr>
+        <w:t xml:space="preserve">Puede:</w:t>
+      </w:r>
+    </w:p>
+    <w:p>
+      <w:pPr>
+        <w:numPr>
+          <w:ilvl w:val="0"/>
+          <w:numId w:val="4"/>
         </w:numPr>
         <w:spacing w:after="0" w:afterAutospacing="0" w:before="240" w:lineRule="auto"/>
         <w:ind w:left="720" w:hanging="360"/>
@@ -716,14 +3294,14 @@
         <w:rPr>
           <w:rtl w:val="0"/>
         </w:rPr>
-        <w:t xml:space="preserve">reproducible</w:t>
-      </w:r>
-    </w:p>
-    <w:p>
-      <w:pPr>
-        <w:numPr>
-          <w:ilvl w:val="0"/>
-          <w:numId w:val="18"/>
+        <w:t xml:space="preserve">reducir exposición</w:t>
+      </w:r>
+    </w:p>
+    <w:p>
+      <w:pPr>
+        <w:numPr>
+          <w:ilvl w:val="0"/>
+          <w:numId w:val="4"/>
         </w:numPr>
         <w:spacing w:after="0" w:afterAutospacing="0" w:before="0" w:beforeAutospacing="0" w:lineRule="auto"/>
         <w:ind w:left="720" w:hanging="360"/>
@@ -732,14 +3310,30 @@
         <w:rPr>
           <w:rtl w:val="0"/>
         </w:rPr>
-        <w:t xml:space="preserve">determinista</w:t>
-      </w:r>
-    </w:p>
-    <w:p>
-      <w:pPr>
-        <w:numPr>
-          <w:ilvl w:val="0"/>
-          <w:numId w:val="18"/>
+        <w:t xml:space="preserve">cancelar operaciones</w:t>
+      </w:r>
+    </w:p>
+    <w:p>
+      <w:pPr>
+        <w:numPr>
+          <w:ilvl w:val="0"/>
+          <w:numId w:val="4"/>
+        </w:numPr>
+        <w:spacing w:after="0" w:afterAutospacing="0" w:before="0" w:beforeAutospacing="0" w:lineRule="auto"/>
+        <w:ind w:left="720" w:hanging="360"/>
+      </w:pPr>
+      <w:r>
+        <w:rPr>
+          <w:rtl w:val="0"/>
+        </w:rPr>
+        <w:t xml:space="preserve">limitar capital</w:t>
+      </w:r>
+    </w:p>
+    <w:p>
+      <w:pPr>
+        <w:numPr>
+          <w:ilvl w:val="0"/>
+          <w:numId w:val="4"/>
         </w:numPr>
         <w:spacing w:after="240" w:before="0" w:beforeAutospacing="0" w:lineRule="auto"/>
         <w:ind w:left="720" w:hanging="360"/>
@@ -748,19 +3342,7 @@
         <w:rPr>
           <w:rtl w:val="0"/>
         </w:rPr>
-        <w:t xml:space="preserve">independiente del orden de ejecución</w:t>
-      </w:r>
-    </w:p>
-    <w:p>
-      <w:pPr>
-        <w:spacing w:after="240" w:before="240" w:lineRule="auto"/>
-        <w:rPr/>
-      </w:pPr>
-      <w:r>
-        <w:rPr>
-          <w:rtl w:val="0"/>
-        </w:rPr>
-        <w:t xml:space="preserve">Si dos ejecuciones producen resultados distintos sin cambios explícitos en inputs, el sistema se considera defectuoso.</w:t>
+        <w:t xml:space="preserve">forzar liquidación parcial</w:t>
       </w:r>
     </w:p>
     <w:p>
@@ -791,8 +3373,8 @@
           <w:szCs w:val="34"/>
         </w:rPr>
       </w:pPr>
-      <w:bookmarkStart w:colFirst="0" w:colLast="0" w:name="_kxv3q0l85zwr" w:id="9"/>
-      <w:bookmarkEnd w:id="9"/>
+      <w:bookmarkStart w:colFirst="0" w:colLast="0" w:name="_erqnzzoa18e3" w:id="27"/>
+      <w:bookmarkEnd w:id="27"/>
       <w:r>
         <w:rPr>
           <w:b w:val="1"/>
@@ -801,7 +3383,7 @@
           <w:szCs w:val="34"/>
           <w:rtl w:val="0"/>
         </w:rPr>
-        <w:t xml:space="preserve">3.4 Principio de modularidad estricta</w:t>
+        <w:t xml:space="preserve">7.2 Límites obligatorios</w:t>
       </w:r>
     </w:p>
     <w:p>
@@ -813,14 +3395,14 @@
         <w:rPr>
           <w:rtl w:val="0"/>
         </w:rPr>
-        <w:t xml:space="preserve">Cada módulo debe:</w:t>
-      </w:r>
-    </w:p>
-    <w:p>
-      <w:pPr>
-        <w:numPr>
-          <w:ilvl w:val="0"/>
-          <w:numId w:val="15"/>
+        <w:t xml:space="preserve">Todo sistema debe tener:</w:t>
+      </w:r>
+    </w:p>
+    <w:p>
+      <w:pPr>
+        <w:numPr>
+          <w:ilvl w:val="0"/>
+          <w:numId w:val="23"/>
         </w:numPr>
         <w:spacing w:after="0" w:afterAutospacing="0" w:before="240" w:lineRule="auto"/>
         <w:ind w:left="720" w:hanging="360"/>
@@ -829,14 +3411,14 @@
         <w:rPr>
           <w:rtl w:val="0"/>
         </w:rPr>
-        <w:t xml:space="preserve">tener una única responsabilidad</w:t>
-      </w:r>
-    </w:p>
-    <w:p>
-      <w:pPr>
-        <w:numPr>
-          <w:ilvl w:val="0"/>
-          <w:numId w:val="15"/>
+        <w:t xml:space="preserve">límite de drawdown máximo</w:t>
+      </w:r>
+    </w:p>
+    <w:p>
+      <w:pPr>
+        <w:numPr>
+          <w:ilvl w:val="0"/>
+          <w:numId w:val="23"/>
         </w:numPr>
         <w:spacing w:after="0" w:afterAutospacing="0" w:before="0" w:beforeAutospacing="0" w:lineRule="auto"/>
         <w:ind w:left="720" w:hanging="360"/>
@@ -845,14 +3427,30 @@
         <w:rPr>
           <w:rtl w:val="0"/>
         </w:rPr>
-        <w:t xml:space="preserve">no conocer la implementación interna de otros módulos</w:t>
-      </w:r>
-    </w:p>
-    <w:p>
-      <w:pPr>
-        <w:numPr>
-          <w:ilvl w:val="0"/>
-          <w:numId w:val="15"/>
+        <w:t xml:space="preserve">límite de exposición por activo</w:t>
+      </w:r>
+    </w:p>
+    <w:p>
+      <w:pPr>
+        <w:numPr>
+          <w:ilvl w:val="0"/>
+          <w:numId w:val="23"/>
+        </w:numPr>
+        <w:spacing w:after="0" w:afterAutospacing="0" w:before="0" w:beforeAutospacing="0" w:lineRule="auto"/>
+        <w:ind w:left="720" w:hanging="360"/>
+      </w:pPr>
+      <w:r>
+        <w:rPr>
+          <w:rtl w:val="0"/>
+        </w:rPr>
+        <w:t xml:space="preserve">límite de exposición total</w:t>
+      </w:r>
+    </w:p>
+    <w:p>
+      <w:pPr>
+        <w:numPr>
+          <w:ilvl w:val="0"/>
+          <w:numId w:val="23"/>
         </w:numPr>
         <w:spacing w:after="240" w:before="0" w:beforeAutospacing="0" w:lineRule="auto"/>
         <w:ind w:left="720" w:hanging="360"/>
@@ -861,7 +3459,7 @@
         <w:rPr>
           <w:rtl w:val="0"/>
         </w:rPr>
-        <w:t xml:space="preserve">comunicarse mediante interfaces definidas</w:t>
+        <w:t xml:space="preserve">límite de correlación</w:t>
       </w:r>
     </w:p>
     <w:p>
@@ -877,6 +3475,32 @@
         <w:rPr>
           <w:rtl w:val="0"/>
         </w:rPr>
+      </w:r>
+    </w:p>
+    <w:p>
+      <w:pPr>
+        <w:pStyle w:val="Heading1"/>
+        <w:keepNext w:val="0"/>
+        <w:keepLines w:val="0"/>
+        <w:spacing w:before="480" w:lineRule="auto"/>
+        <w:rPr>
+          <w:b w:val="1"/>
+          <w:bCs w:val="1"/>
+          <w:sz w:val="46"/>
+          <w:szCs w:val="46"/>
+        </w:rPr>
+      </w:pPr>
+      <w:bookmarkStart w:colFirst="0" w:colLast="0" w:name="_ss9ihrjd84af" w:id="28"/>
+      <w:bookmarkEnd w:id="28"/>
+      <w:r>
+        <w:rPr>
+          <w:b w:val="1"/>
+          <w:bCs w:val="1"/>
+          <w:sz w:val="46"/>
+          <w:szCs w:val="46"/>
+          <w:rtl w:val="0"/>
+        </w:rPr>
+        <w:t xml:space="preserve">8. Reglas de ejecución</w:t>
       </w:r>
     </w:p>
     <w:p>
@@ -892,8 +3516,8 @@
           <w:szCs w:val="34"/>
         </w:rPr>
       </w:pPr>
-      <w:bookmarkStart w:colFirst="0" w:colLast="0" w:name="_qj8jehhb1atw" w:id="10"/>
-      <w:bookmarkEnd w:id="10"/>
+      <w:bookmarkStart w:colFirst="0" w:colLast="0" w:name="_i8itjsx6zkiq" w:id="29"/>
+      <w:bookmarkEnd w:id="29"/>
       <w:r>
         <w:rPr>
           <w:b w:val="1"/>
@@ -902,7 +3526,7 @@
           <w:szCs w:val="34"/>
           <w:rtl w:val="0"/>
         </w:rPr>
-        <w:t xml:space="preserve">3.5 Principio de reemplazabilidad</w:t>
+        <w:t xml:space="preserve">8.1 Independencia de estrategia</w:t>
       </w:r>
     </w:p>
     <w:p>
@@ -914,83 +3538,7 @@
         <w:rPr>
           <w:rtl w:val="0"/>
         </w:rPr>
-        <w:t xml:space="preserve">Todo componente del sistema debe poder ser reemplazado sin reescribir el sistema completo.</w:t>
-      </w:r>
-    </w:p>
-    <w:p>
-      <w:pPr>
-        <w:spacing w:after="240" w:before="240" w:lineRule="auto"/>
-        <w:rPr/>
-      </w:pPr>
-      <w:r>
-        <w:rPr>
-          <w:rtl w:val="0"/>
-        </w:rPr>
-        <w:t xml:space="preserve">Ejemplos:</w:t>
-      </w:r>
-    </w:p>
-    <w:p>
-      <w:pPr>
-        <w:numPr>
-          <w:ilvl w:val="0"/>
-          <w:numId w:val="19"/>
-        </w:numPr>
-        <w:spacing w:after="0" w:afterAutospacing="0" w:before="240" w:lineRule="auto"/>
-        <w:ind w:left="720" w:hanging="360"/>
-      </w:pPr>
-      <w:r>
-        <w:rPr>
-          <w:rtl w:val="0"/>
-        </w:rPr>
-        <w:t xml:space="preserve">cambiar proveedor de datos</w:t>
-      </w:r>
-    </w:p>
-    <w:p>
-      <w:pPr>
-        <w:numPr>
-          <w:ilvl w:val="0"/>
-          <w:numId w:val="19"/>
-        </w:numPr>
-        <w:spacing w:after="0" w:afterAutospacing="0" w:before="0" w:beforeAutospacing="0" w:lineRule="auto"/>
-        <w:ind w:left="720" w:hanging="360"/>
-      </w:pPr>
-      <w:r>
-        <w:rPr>
-          <w:rtl w:val="0"/>
-        </w:rPr>
-        <w:t xml:space="preserve">cambiar broker</w:t>
-      </w:r>
-    </w:p>
-    <w:p>
-      <w:pPr>
-        <w:numPr>
-          <w:ilvl w:val="0"/>
-          <w:numId w:val="19"/>
-        </w:numPr>
-        <w:spacing w:after="0" w:afterAutospacing="0" w:before="0" w:beforeAutospacing="0" w:lineRule="auto"/>
-        <w:ind w:left="720" w:hanging="360"/>
-      </w:pPr>
-      <w:r>
-        <w:rPr>
-          <w:rtl w:val="0"/>
-        </w:rPr>
-        <w:t xml:space="preserve">cambiar estrategia</w:t>
-      </w:r>
-    </w:p>
-    <w:p>
-      <w:pPr>
-        <w:numPr>
-          <w:ilvl w:val="0"/>
-          <w:numId w:val="19"/>
-        </w:numPr>
-        <w:spacing w:after="240" w:before="0" w:beforeAutospacing="0" w:lineRule="auto"/>
-        <w:ind w:left="720" w:hanging="360"/>
-      </w:pPr>
-      <w:r>
-        <w:rPr>
-          <w:rtl w:val="0"/>
-        </w:rPr>
-        <w:t xml:space="preserve">cambiar modelo de riesgo</w:t>
+        <w:t xml:space="preserve">La ejecución debe ser independiente del origen de la señal.</w:t>
       </w:r>
     </w:p>
     <w:p>
@@ -1021,8 +3569,8 @@
           <w:szCs w:val="34"/>
         </w:rPr>
       </w:pPr>
-      <w:bookmarkStart w:colFirst="0" w:colLast="0" w:name="_gszvpv9khl94" w:id="11"/>
-      <w:bookmarkEnd w:id="11"/>
+      <w:bookmarkStart w:colFirst="0" w:colLast="0" w:name="_8bzp7j5qjrt4" w:id="30"/>
+      <w:bookmarkEnd w:id="30"/>
       <w:r>
         <w:rPr>
           <w:b w:val="1"/>
@@ -1031,7 +3579,7 @@
           <w:szCs w:val="34"/>
           <w:rtl w:val="0"/>
         </w:rPr>
-        <w:t xml:space="preserve">3.6 Principio de no optimización prematura</w:t>
+        <w:t xml:space="preserve">8.2 Robustez operacional</w:t>
       </w:r>
     </w:p>
     <w:p>
@@ -1043,14 +3591,14 @@
         <w:rPr>
           <w:rtl w:val="0"/>
         </w:rPr>
-        <w:t xml:space="preserve">Está prohibido:</w:t>
-      </w:r>
-    </w:p>
-    <w:p>
-      <w:pPr>
-        <w:numPr>
-          <w:ilvl w:val="0"/>
-          <w:numId w:val="31"/>
+        <w:t xml:space="preserve">El sistema debe manejar:</w:t>
+      </w:r>
+    </w:p>
+    <w:p>
+      <w:pPr>
+        <w:numPr>
+          <w:ilvl w:val="0"/>
+          <w:numId w:val="27"/>
         </w:numPr>
         <w:spacing w:after="0" w:afterAutospacing="0" w:before="240" w:lineRule="auto"/>
         <w:ind w:left="720" w:hanging="360"/>
@@ -1059,14 +3607,14 @@
         <w:rPr>
           <w:rtl w:val="0"/>
         </w:rPr>
-        <w:t xml:space="preserve">añadir complejidad sin evidencia</w:t>
-      </w:r>
-    </w:p>
-    <w:p>
-      <w:pPr>
-        <w:numPr>
-          <w:ilvl w:val="0"/>
-          <w:numId w:val="31"/>
+        <w:t xml:space="preserve">fallos de API</w:t>
+      </w:r>
+    </w:p>
+    <w:p>
+      <w:pPr>
+        <w:numPr>
+          <w:ilvl w:val="0"/>
+          <w:numId w:val="27"/>
         </w:numPr>
         <w:spacing w:after="0" w:afterAutospacing="0" w:before="0" w:beforeAutospacing="0" w:lineRule="auto"/>
         <w:ind w:left="720" w:hanging="360"/>
@@ -1075,14 +3623,30 @@
         <w:rPr>
           <w:rtl w:val="0"/>
         </w:rPr>
-        <w:t xml:space="preserve">introducir modelos avanzados sin baseline</w:t>
-      </w:r>
-    </w:p>
-    <w:p>
-      <w:pPr>
-        <w:numPr>
-          <w:ilvl w:val="0"/>
-          <w:numId w:val="31"/>
+        <w:t xml:space="preserve">retrasos de mercado</w:t>
+      </w:r>
+    </w:p>
+    <w:p>
+      <w:pPr>
+        <w:numPr>
+          <w:ilvl w:val="0"/>
+          <w:numId w:val="27"/>
+        </w:numPr>
+        <w:spacing w:after="0" w:afterAutospacing="0" w:before="0" w:beforeAutospacing="0" w:lineRule="auto"/>
+        <w:ind w:left="720" w:hanging="360"/>
+      </w:pPr>
+      <w:r>
+        <w:rPr>
+          <w:rtl w:val="0"/>
+        </w:rPr>
+        <w:t xml:space="preserve">órdenes parciales</w:t>
+      </w:r>
+    </w:p>
+    <w:p>
+      <w:pPr>
+        <w:numPr>
+          <w:ilvl w:val="0"/>
+          <w:numId w:val="27"/>
         </w:numPr>
         <w:spacing w:after="240" w:before="0" w:beforeAutospacing="0" w:lineRule="auto"/>
         <w:ind w:left="720" w:hanging="360"/>
@@ -1091,20 +3655,7 @@
         <w:rPr>
           <w:rtl w:val="0"/>
         </w:rPr>
-        <w:t xml:space="preserve">usar ML sin comparación contra reglas simples</w:t>
-      </w:r>
-    </w:p>
-    <w:p>
-      <w:pPr>
-        <w:spacing w:after="240" w:before="240" w:lineRule="auto"/>
-        <w:rPr/>
-      </w:pPr>
-      <w:r>
-        <w:rPr>
-          <w:rFonts w:ascii="Arial Unicode MS" w:cs="Arial Unicode MS" w:eastAsia="Arial Unicode MS" w:hAnsi="Arial Unicode MS"/>
-          <w:rtl w:val="0"/>
-        </w:rPr>
-        <w:t xml:space="preserve">Primero simple → luego complejo.</w:t>
+        <w:t xml:space="preserve">rechazos de broker</w:t>
       </w:r>
     </w:p>
     <w:p>
@@ -1120,6 +3671,32 @@
         <w:rPr>
           <w:rtl w:val="0"/>
         </w:rPr>
+      </w:r>
+    </w:p>
+    <w:p>
+      <w:pPr>
+        <w:pStyle w:val="Heading1"/>
+        <w:keepNext w:val="0"/>
+        <w:keepLines w:val="0"/>
+        <w:spacing w:before="480" w:lineRule="auto"/>
+        <w:rPr>
+          <w:b w:val="1"/>
+          <w:bCs w:val="1"/>
+          <w:sz w:val="46"/>
+          <w:szCs w:val="46"/>
+        </w:rPr>
+      </w:pPr>
+      <w:bookmarkStart w:colFirst="0" w:colLast="0" w:name="_u63am5ii4fzx" w:id="31"/>
+      <w:bookmarkEnd w:id="31"/>
+      <w:r>
+        <w:rPr>
+          <w:b w:val="1"/>
+          <w:bCs w:val="1"/>
+          <w:sz w:val="46"/>
+          <w:szCs w:val="46"/>
+          <w:rtl w:val="0"/>
+        </w:rPr>
+        <w:t xml:space="preserve">9. Reglas de evolución del sistema</w:t>
       </w:r>
     </w:p>
     <w:p>
@@ -1135,8 +3712,8 @@
           <w:szCs w:val="34"/>
         </w:rPr>
       </w:pPr>
-      <w:bookmarkStart w:colFirst="0" w:colLast="0" w:name="_8mipa8cnliv9" w:id="12"/>
-      <w:bookmarkEnd w:id="12"/>
+      <w:bookmarkStart w:colFirst="0" w:colLast="0" w:name="_8i8cyma9mdnk" w:id="32"/>
+      <w:bookmarkEnd w:id="32"/>
       <w:r>
         <w:rPr>
           <w:b w:val="1"/>
@@ -1145,7 +3722,7 @@
           <w:szCs w:val="34"/>
           <w:rtl w:val="0"/>
         </w:rPr>
-        <w:t xml:space="preserve">3.7 Principio de evidencia obligatoria</w:t>
+        <w:t xml:space="preserve">9.1 Cambios controlados</w:t>
       </w:r>
     </w:p>
     <w:p>
@@ -1157,7 +3734,55 @@
         <w:rPr>
           <w:rtl w:val="0"/>
         </w:rPr>
-        <w:t xml:space="preserve">Ninguna funcionalidad puede integrarse si no demuestra mejora cuantitativa frente a alternativas.</w:t>
+        <w:t xml:space="preserve">Todo cambio debe:</w:t>
+      </w:r>
+    </w:p>
+    <w:p>
+      <w:pPr>
+        <w:numPr>
+          <w:ilvl w:val="0"/>
+          <w:numId w:val="9"/>
+        </w:numPr>
+        <w:spacing w:after="0" w:afterAutospacing="0" w:before="240" w:lineRule="auto"/>
+        <w:ind w:left="720" w:hanging="360"/>
+      </w:pPr>
+      <w:r>
+        <w:rPr>
+          <w:rtl w:val="0"/>
+        </w:rPr>
+        <w:t xml:space="preserve">ser versionado</w:t>
+      </w:r>
+    </w:p>
+    <w:p>
+      <w:pPr>
+        <w:numPr>
+          <w:ilvl w:val="0"/>
+          <w:numId w:val="9"/>
+        </w:numPr>
+        <w:spacing w:after="0" w:afterAutospacing="0" w:before="0" w:beforeAutospacing="0" w:lineRule="auto"/>
+        <w:ind w:left="720" w:hanging="360"/>
+      </w:pPr>
+      <w:r>
+        <w:rPr>
+          <w:rtl w:val="0"/>
+        </w:rPr>
+        <w:t xml:space="preserve">ser testeado</w:t>
+      </w:r>
+    </w:p>
+    <w:p>
+      <w:pPr>
+        <w:numPr>
+          <w:ilvl w:val="0"/>
+          <w:numId w:val="9"/>
+        </w:numPr>
+        <w:spacing w:after="240" w:before="0" w:beforeAutospacing="0" w:lineRule="auto"/>
+        <w:ind w:left="720" w:hanging="360"/>
+      </w:pPr>
+      <w:r>
+        <w:rPr>
+          <w:rtl w:val="0"/>
+        </w:rPr>
+        <w:t xml:space="preserve">tener impacto medido</w:t>
       </w:r>
     </w:p>
     <w:p>
@@ -1188,8 +3813,8 @@
           <w:szCs w:val="34"/>
         </w:rPr>
       </w:pPr>
-      <w:bookmarkStart w:colFirst="0" w:colLast="0" w:name="_abo5y53o66pj" w:id="13"/>
-      <w:bookmarkEnd w:id="13"/>
+      <w:bookmarkStart w:colFirst="0" w:colLast="0" w:name="_fepun6slx7el" w:id="33"/>
+      <w:bookmarkEnd w:id="33"/>
       <w:r>
         <w:rPr>
           <w:b w:val="1"/>
@@ -1198,7 +3823,7 @@
           <w:szCs w:val="34"/>
           <w:rtl w:val="0"/>
         </w:rPr>
-        <w:t xml:space="preserve">3.8 Principio de control de riesgo como capa superior</w:t>
+        <w:t xml:space="preserve">9.2 Prohibición de cambios no evaluados</w:t>
       </w:r>
     </w:p>
     <w:p>
@@ -1210,14 +3835,14 @@
         <w:rPr>
           <w:rtl w:val="0"/>
         </w:rPr>
-        <w:t xml:space="preserve">El sistema de riesgo tiene prioridad sobre:</w:t>
-      </w:r>
-    </w:p>
-    <w:p>
-      <w:pPr>
-        <w:numPr>
-          <w:ilvl w:val="0"/>
-          <w:numId w:val="6"/>
+        <w:t xml:space="preserve">No se permite:</w:t>
+      </w:r>
+    </w:p>
+    <w:p>
+      <w:pPr>
+        <w:numPr>
+          <w:ilvl w:val="0"/>
+          <w:numId w:val="26"/>
         </w:numPr>
         <w:spacing w:after="0" w:afterAutospacing="0" w:before="240" w:lineRule="auto"/>
         <w:ind w:left="720" w:hanging="360"/>
@@ -1226,14 +3851,99 @@
         <w:rPr>
           <w:rtl w:val="0"/>
         </w:rPr>
-        <w:t xml:space="preserve">estrategia</w:t>
-      </w:r>
-    </w:p>
-    <w:p>
-      <w:pPr>
-        <w:numPr>
-          <w:ilvl w:val="0"/>
-          <w:numId w:val="6"/>
+        <w:t xml:space="preserve">modificar lógica crítica en producción sin validación</w:t>
+      </w:r>
+    </w:p>
+    <w:p>
+      <w:pPr>
+        <w:numPr>
+          <w:ilvl w:val="0"/>
+          <w:numId w:val="26"/>
+        </w:numPr>
+        <w:spacing w:after="240" w:before="0" w:beforeAutospacing="0" w:lineRule="auto"/>
+        <w:ind w:left="720" w:hanging="360"/>
+      </w:pPr>
+      <w:r>
+        <w:rPr>
+          <w:rtl w:val="0"/>
+        </w:rPr>
+        <w:t xml:space="preserve">cambiar estrategias sin backtesting comparativo</w:t>
+      </w:r>
+    </w:p>
+    <w:p>
+      <w:pPr>
+        <w:rPr/>
+      </w:pPr>
+      <w:r>
+        <w:pict>
+          <v:rect style="width:0.0pt;height:1.5pt" o:hr="t" o:hrstd="t" o:hralign="center" fillcolor="#A0A0A0" stroked="f"/>
+        </w:pict>
+      </w:r>
+      <w:r>
+        <w:rPr>
+          <w:rtl w:val="0"/>
+        </w:rPr>
+      </w:r>
+    </w:p>
+    <w:p>
+      <w:pPr>
+        <w:pStyle w:val="Heading1"/>
+        <w:keepNext w:val="0"/>
+        <w:keepLines w:val="0"/>
+        <w:spacing w:before="480" w:lineRule="auto"/>
+        <w:rPr>
+          <w:b w:val="1"/>
+          <w:bCs w:val="1"/>
+          <w:sz w:val="46"/>
+          <w:szCs w:val="46"/>
+        </w:rPr>
+      </w:pPr>
+      <w:bookmarkStart w:colFirst="0" w:colLast="0" w:name="_hk6obl9qfsau" w:id="34"/>
+      <w:bookmarkEnd w:id="34"/>
+      <w:r>
+        <w:rPr>
+          <w:b w:val="1"/>
+          <w:bCs w:val="1"/>
+          <w:sz w:val="46"/>
+          <w:szCs w:val="46"/>
+          <w:rtl w:val="0"/>
+        </w:rPr>
+        <w:t xml:space="preserve">10. Reglas de métricas</w:t>
+      </w:r>
+    </w:p>
+    <w:p>
+      <w:pPr>
+        <w:spacing w:after="240" w:before="240" w:lineRule="auto"/>
+        <w:rPr/>
+      </w:pPr>
+      <w:r>
+        <w:rPr>
+          <w:rtl w:val="0"/>
+        </w:rPr>
+        <w:t xml:space="preserve">Toda estrategia debe evaluarse por:</w:t>
+      </w:r>
+    </w:p>
+    <w:p>
+      <w:pPr>
+        <w:numPr>
+          <w:ilvl w:val="0"/>
+          <w:numId w:val="25"/>
+        </w:numPr>
+        <w:spacing w:after="0" w:afterAutospacing="0" w:before="240" w:lineRule="auto"/>
+        <w:ind w:left="720" w:hanging="360"/>
+      </w:pPr>
+      <w:r>
+        <w:rPr>
+          <w:rtl w:val="0"/>
+        </w:rPr>
+        <w:t xml:space="preserve">retorno absoluto</w:t>
+      </w:r>
+    </w:p>
+    <w:p>
+      <w:pPr>
+        <w:numPr>
+          <w:ilvl w:val="0"/>
+          <w:numId w:val="25"/>
         </w:numPr>
         <w:spacing w:after="0" w:afterAutospacing="0" w:before="0" w:beforeAutospacing="0" w:lineRule="auto"/>
         <w:ind w:left="720" w:hanging="360"/>
@@ -1242,14 +3952,78 @@
         <w:rPr>
           <w:rtl w:val="0"/>
         </w:rPr>
-        <w:t xml:space="preserve">señales</w:t>
-      </w:r>
-    </w:p>
-    <w:p>
-      <w:pPr>
-        <w:numPr>
-          <w:ilvl w:val="0"/>
-          <w:numId w:val="6"/>
+        <w:t xml:space="preserve">retorno ajustado al riesgo</w:t>
+      </w:r>
+    </w:p>
+    <w:p>
+      <w:pPr>
+        <w:numPr>
+          <w:ilvl w:val="0"/>
+          <w:numId w:val="25"/>
+        </w:numPr>
+        <w:spacing w:after="0" w:afterAutospacing="0" w:before="0" w:beforeAutospacing="0" w:lineRule="auto"/>
+        <w:ind w:left="720" w:hanging="360"/>
+      </w:pPr>
+      <w:r>
+        <w:rPr>
+          <w:rtl w:val="0"/>
+        </w:rPr>
+        <w:t xml:space="preserve">drawdown</w:t>
+      </w:r>
+    </w:p>
+    <w:p>
+      <w:pPr>
+        <w:numPr>
+          <w:ilvl w:val="0"/>
+          <w:numId w:val="25"/>
+        </w:numPr>
+        <w:spacing w:after="0" w:afterAutospacing="0" w:before="0" w:beforeAutospacing="0" w:lineRule="auto"/>
+        <w:ind w:left="720" w:hanging="360"/>
+      </w:pPr>
+      <w:r>
+        <w:rPr>
+          <w:rtl w:val="0"/>
+        </w:rPr>
+        <w:t xml:space="preserve">volatilidad</w:t>
+      </w:r>
+    </w:p>
+    <w:p>
+      <w:pPr>
+        <w:numPr>
+          <w:ilvl w:val="0"/>
+          <w:numId w:val="25"/>
+        </w:numPr>
+        <w:spacing w:after="0" w:afterAutospacing="0" w:before="0" w:beforeAutospacing="0" w:lineRule="auto"/>
+        <w:ind w:left="720" w:hanging="360"/>
+      </w:pPr>
+      <w:r>
+        <w:rPr>
+          <w:rtl w:val="0"/>
+        </w:rPr>
+        <w:t xml:space="preserve">estabilidad temporal</w:t>
+      </w:r>
+    </w:p>
+    <w:p>
+      <w:pPr>
+        <w:numPr>
+          <w:ilvl w:val="0"/>
+          <w:numId w:val="25"/>
+        </w:numPr>
+        <w:spacing w:after="0" w:afterAutospacing="0" w:before="0" w:beforeAutospacing="0" w:lineRule="auto"/>
+        <w:ind w:left="720" w:hanging="360"/>
+      </w:pPr>
+      <w:r>
+        <w:rPr>
+          <w:rtl w:val="0"/>
+        </w:rPr>
+        <w:t xml:space="preserve">costos</w:t>
+      </w:r>
+    </w:p>
+    <w:p>
+      <w:pPr>
+        <w:numPr>
+          <w:ilvl w:val="0"/>
+          <w:numId w:val="25"/>
         </w:numPr>
         <w:spacing w:after="240" w:before="0" w:beforeAutospacing="0" w:lineRule="auto"/>
         <w:ind w:left="720" w:hanging="360"/>
@@ -1258,19 +4032,285 @@
         <w:rPr>
           <w:rtl w:val="0"/>
         </w:rPr>
-        <w:t xml:space="preserve">optimización</w:t>
+        <w:t xml:space="preserve">impuestos</w:t>
+      </w:r>
+    </w:p>
+    <w:p>
+      <w:pPr>
+        <w:rPr/>
+      </w:pPr>
+      <w:r>
+        <w:pict>
+          <v:rect style="width:0.0pt;height:1.5pt" o:hr="t" o:hrstd="t" o:hralign="center" fillcolor="#A0A0A0" stroked="f"/>
+        </w:pict>
+      </w:r>
+      <w:r>
+        <w:rPr>
+          <w:rtl w:val="0"/>
+        </w:rPr>
+      </w:r>
+    </w:p>
+    <w:p>
+      <w:pPr>
+        <w:pStyle w:val="Heading1"/>
+        <w:keepNext w:val="0"/>
+        <w:keepLines w:val="0"/>
+        <w:spacing w:before="480" w:lineRule="auto"/>
+        <w:rPr>
+          <w:b w:val="1"/>
+          <w:bCs w:val="1"/>
+          <w:sz w:val="46"/>
+          <w:szCs w:val="46"/>
+        </w:rPr>
+      </w:pPr>
+      <w:bookmarkStart w:colFirst="0" w:colLast="0" w:name="_uilc625g95p2" w:id="35"/>
+      <w:bookmarkEnd w:id="35"/>
+      <w:r>
+        <w:rPr>
+          <w:b w:val="1"/>
+          <w:bCs w:val="1"/>
+          <w:sz w:val="46"/>
+          <w:szCs w:val="46"/>
+          <w:rtl w:val="0"/>
+        </w:rPr>
+        <w:t xml:space="preserve">11. Regla de oro del sistema</w:t>
       </w:r>
     </w:p>
     <w:p>
       <w:pPr>
         <w:spacing w:after="240" w:before="240" w:lineRule="auto"/>
-        <w:rPr/>
-      </w:pPr>
-      <w:r>
-        <w:rPr>
-          <w:rtl w:val="0"/>
-        </w:rPr>
-        <w:t xml:space="preserve">El riesgo puede anular cualquier decisión del sistema.</w:t>
+        <w:ind w:left="600" w:right="600" w:firstLine="0"/>
+        <w:rPr/>
+      </w:pPr>
+      <w:r>
+        <w:rPr>
+          <w:rtl w:val="0"/>
+        </w:rPr>
+        <w:t xml:space="preserve">Ningún componente del sistema puede tomar decisiones finales sin pasar por el módulo de riesgo y validación.</w:t>
+      </w:r>
+    </w:p>
+    <w:p>
+      <w:pPr>
+        <w:rPr/>
+      </w:pPr>
+      <w:r>
+        <w:pict>
+          <v:rect style="width:0.0pt;height:1.5pt" o:hr="t" o:hrstd="t" o:hralign="center" fillcolor="#A0A0A0" stroked="f"/>
+        </w:pict>
+      </w:r>
+      <w:r>
+        <w:rPr>
+          <w:rtl w:val="0"/>
+        </w:rPr>
+      </w:r>
+    </w:p>
+    <w:p>
+      <w:pPr>
+        <w:pStyle w:val="Heading1"/>
+        <w:keepNext w:val="0"/>
+        <w:keepLines w:val="0"/>
+        <w:spacing w:before="480" w:lineRule="auto"/>
+        <w:rPr>
+          <w:b w:val="1"/>
+          <w:bCs w:val="1"/>
+          <w:sz w:val="46"/>
+          <w:szCs w:val="46"/>
+        </w:rPr>
+      </w:pPr>
+      <w:bookmarkStart w:colFirst="0" w:colLast="0" w:name="_1ogeha3284o0" w:id="36"/>
+      <w:bookmarkEnd w:id="36"/>
+      <w:r>
+        <w:rPr>
+          <w:b w:val="1"/>
+          <w:bCs w:val="1"/>
+          <w:sz w:val="46"/>
+          <w:szCs w:val="46"/>
+          <w:rtl w:val="0"/>
+        </w:rPr>
+        <w:t xml:space="preserve">12. Naturaleza del sistema</w:t>
+      </w:r>
+    </w:p>
+    <w:p>
+      <w:pPr>
+        <w:spacing w:after="240" w:before="240" w:lineRule="auto"/>
+        <w:rPr/>
+      </w:pPr>
+      <w:r>
+        <w:rPr>
+          <w:rtl w:val="0"/>
+        </w:rPr>
+        <w:t xml:space="preserve">Este sistema es:</w:t>
+      </w:r>
+    </w:p>
+    <w:p>
+      <w:pPr>
+        <w:numPr>
+          <w:ilvl w:val="0"/>
+          <w:numId w:val="12"/>
+        </w:numPr>
+        <w:spacing w:after="0" w:afterAutospacing="0" w:before="240" w:lineRule="auto"/>
+        <w:ind w:left="720" w:hanging="360"/>
+      </w:pPr>
+      <w:r>
+        <w:rPr>
+          <w:rtl w:val="0"/>
+        </w:rPr>
+        <w:t xml:space="preserve">un laboratorio cuantitativo</w:t>
+      </w:r>
+    </w:p>
+    <w:p>
+      <w:pPr>
+        <w:numPr>
+          <w:ilvl w:val="0"/>
+          <w:numId w:val="12"/>
+        </w:numPr>
+        <w:spacing w:after="0" w:afterAutospacing="0" w:before="0" w:beforeAutospacing="0" w:lineRule="auto"/>
+        <w:ind w:left="720" w:hanging="360"/>
+      </w:pPr>
+      <w:r>
+        <w:rPr>
+          <w:rtl w:val="0"/>
+        </w:rPr>
+        <w:t xml:space="preserve">un sistema de evaluación de estrategias</w:t>
+      </w:r>
+    </w:p>
+    <w:p>
+      <w:pPr>
+        <w:numPr>
+          <w:ilvl w:val="0"/>
+          <w:numId w:val="12"/>
+        </w:numPr>
+        <w:spacing w:after="240" w:before="0" w:beforeAutospacing="0" w:lineRule="auto"/>
+        <w:ind w:left="720" w:hanging="360"/>
+      </w:pPr>
+      <w:r>
+        <w:rPr>
+          <w:rtl w:val="0"/>
+        </w:rPr>
+        <w:t xml:space="preserve">un motor de ejecución controlado</w:t>
+      </w:r>
+    </w:p>
+    <w:p>
+      <w:pPr>
+        <w:spacing w:after="240" w:before="240" w:lineRule="auto"/>
+        <w:rPr/>
+      </w:pPr>
+      <w:r>
+        <w:rPr>
+          <w:rtl w:val="0"/>
+        </w:rPr>
+        <w:t xml:space="preserve">No es:</w:t>
+      </w:r>
+    </w:p>
+    <w:p>
+      <w:pPr>
+        <w:numPr>
+          <w:ilvl w:val="0"/>
+          <w:numId w:val="16"/>
+        </w:numPr>
+        <w:spacing w:after="0" w:afterAutospacing="0" w:before="240" w:lineRule="auto"/>
+        <w:ind w:left="720" w:hanging="360"/>
+      </w:pPr>
+      <w:r>
+        <w:rPr>
+          <w:rtl w:val="0"/>
+        </w:rPr>
+        <w:t xml:space="preserve">un modelo predictivo aislado</w:t>
+      </w:r>
+    </w:p>
+    <w:p>
+      <w:pPr>
+        <w:numPr>
+          <w:ilvl w:val="0"/>
+          <w:numId w:val="16"/>
+        </w:numPr>
+        <w:spacing w:after="240" w:before="0" w:beforeAutospacing="0" w:lineRule="auto"/>
+        <w:ind w:left="720" w:hanging="360"/>
+      </w:pPr>
+      <w:r>
+        <w:rPr>
+          <w:rtl w:val="0"/>
+        </w:rPr>
+        <w:t xml:space="preserve">una estrategia fija</w:t>
+      </w:r>
+    </w:p>
+    <w:p>
+      <w:pPr>
+        <w:spacing w:after="240" w:before="240" w:lineRule="auto"/>
+        <w:ind w:left="0" w:firstLine="0"/>
+        <w:rPr/>
+      </w:pPr>
+      <w:r>
+        <w:rPr>
+          <w:rtl w:val="0"/>
+        </w:rPr>
+        <w:t xml:space="preserve">El sistema no se define por su capacidad de ejecutar órdenes, sino por su capacidad de investigar, evaluar, gestionar y ejecutar decisiones de inversión de forma disciplinada y reproducible. La ejecución autónoma es una capacidad opcional que podrá habilitarse cuando las fases de validación lo permitan. </w:t>
+      </w:r>
+    </w:p>
+    <w:p>
+      <w:pPr>
+        <w:rPr/>
+      </w:pPr>
+      <w:r>
+        <w:pict>
+          <v:rect style="width:0.0pt;height:1.5pt" o:hr="t" o:hrstd="t" o:hralign="center" fillcolor="#A0A0A0" stroked="f"/>
+        </w:pict>
+      </w:r>
+      <w:r>
+        <w:rPr>
+          <w:rtl w:val="0"/>
+        </w:rPr>
+      </w:r>
+    </w:p>
+    <w:p>
+      <w:pPr>
+        <w:pStyle w:val="Heading1"/>
+        <w:keepNext w:val="0"/>
+        <w:keepLines w:val="0"/>
+        <w:spacing w:before="480" w:lineRule="auto"/>
+        <w:rPr>
+          <w:b w:val="1"/>
+          <w:bCs w:val="1"/>
+          <w:sz w:val="46"/>
+          <w:szCs w:val="46"/>
+        </w:rPr>
+      </w:pPr>
+      <w:bookmarkStart w:colFirst="0" w:colLast="0" w:name="_rlthpnul33nd" w:id="37"/>
+      <w:bookmarkEnd w:id="37"/>
+      <w:r>
+        <w:rPr>
+          <w:b w:val="1"/>
+          <w:bCs w:val="1"/>
+          <w:sz w:val="46"/>
+          <w:szCs w:val="46"/>
+          <w:rtl w:val="0"/>
+        </w:rPr>
+        <w:t xml:space="preserve">13. Declaración final de constitución</w:t>
+      </w:r>
+    </w:p>
+    <w:p>
+      <w:pPr>
+        <w:spacing w:after="240" w:before="240" w:lineRule="auto"/>
+        <w:rPr/>
+      </w:pPr>
+      <w:r>
+        <w:rPr>
+          <w:rtl w:val="0"/>
+        </w:rPr>
+        <w:t xml:space="preserve">Este sistema está diseñado bajo el principio de que:</w:t>
+      </w:r>
+    </w:p>
+    <w:p>
+      <w:pPr>
+        <w:spacing w:after="240" w:before="240" w:lineRule="auto"/>
+        <w:ind w:left="600" w:right="600" w:firstLine="0"/>
+        <w:rPr/>
+      </w:pPr>
+      <w:r>
+        <w:rPr>
+          <w:rtl w:val="0"/>
+        </w:rPr>
+        <w:t xml:space="preserve">La calidad del sistema depende de su capacidad de mantener coherencia, reproducibilidad y control de riesgo incluso bajo evolución continua de estrategias, datos y mercados.</w:t>
       </w:r>
     </w:p>
     <w:p>
@@ -1294,3076 +4334,10 @@
         <w:keepNext w:val="0"/>
         <w:keepLines w:val="0"/>
         <w:spacing w:after="80" w:lineRule="auto"/>
-        <w:rPr>
-          <w:b w:val="1"/>
-          <w:bCs w:val="1"/>
-          <w:sz w:val="34"/>
-          <w:szCs w:val="34"/>
-        </w:rPr>
-      </w:pPr>
-      <w:bookmarkStart w:colFirst="0" w:colLast="0" w:name="_kq8x8vc7sxvu" w:id="14"/>
-      <w:bookmarkEnd w:id="14"/>
-      <w:r>
-        <w:rPr>
-          <w:b w:val="1"/>
-          <w:bCs w:val="1"/>
-          <w:sz w:val="34"/>
-          <w:szCs w:val="34"/>
-          <w:rtl w:val="0"/>
-        </w:rPr>
-        <w:t xml:space="preserve">3.9 Principio de degradación segura</w:t>
-      </w:r>
-    </w:p>
-    <w:p>
-      <w:pPr>
-        <w:spacing w:after="240" w:before="240" w:lineRule="auto"/>
-        <w:rPr/>
-      </w:pPr>
-      <w:r>
-        <w:rPr>
-          <w:rtl w:val="0"/>
-        </w:rPr>
-        <w:t xml:space="preserve">Si un módulo falla:</w:t>
-      </w:r>
-    </w:p>
-    <w:p>
-      <w:pPr>
-        <w:numPr>
-          <w:ilvl w:val="0"/>
-          <w:numId w:val="7"/>
-        </w:numPr>
-        <w:spacing w:after="0" w:afterAutospacing="0" w:before="240" w:lineRule="auto"/>
-        <w:ind w:left="720" w:hanging="360"/>
-      </w:pPr>
-      <w:r>
-        <w:rPr>
-          <w:rtl w:val="0"/>
-        </w:rPr>
-        <w:t xml:space="preserve">el sistema debe pasar a modo seguro</w:t>
-      </w:r>
-    </w:p>
-    <w:p>
-      <w:pPr>
-        <w:numPr>
-          <w:ilvl w:val="0"/>
-          <w:numId w:val="7"/>
-        </w:numPr>
-        <w:spacing w:after="0" w:afterAutospacing="0" w:before="0" w:beforeAutospacing="0" w:lineRule="auto"/>
-        <w:ind w:left="720" w:hanging="360"/>
-      </w:pPr>
-      <w:r>
-        <w:rPr>
-          <w:rtl w:val="0"/>
-        </w:rPr>
-        <w:t xml:space="preserve">no debe ejecutar operaciones no validadas</w:t>
-      </w:r>
-    </w:p>
-    <w:p>
-      <w:pPr>
-        <w:numPr>
-          <w:ilvl w:val="0"/>
-          <w:numId w:val="7"/>
-        </w:numPr>
-        <w:spacing w:after="240" w:before="0" w:beforeAutospacing="0" w:lineRule="auto"/>
-        <w:ind w:left="720" w:hanging="360"/>
-      </w:pPr>
-      <w:r>
-        <w:rPr>
-          <w:rtl w:val="0"/>
-        </w:rPr>
-        <w:t xml:space="preserve">debe registrar el error completamente</w:t>
-        <w:br w:type="textWrapping"/>
-      </w:r>
-      <w:r>
-        <w:rPr>
-          <w:rtl w:val="0"/>
-        </w:rPr>
-      </w:r>
-    </w:p>
-    <w:p>
-      <w:pPr>
-        <w:spacing w:after="240" w:before="240" w:lineRule="auto"/>
-        <w:rPr/>
-      </w:pPr>
-      <w:r>
-        <w:rPr>
-          <w:b w:val="1"/>
-          <w:bCs w:val="1"/>
-          <w:sz w:val="34"/>
-          <w:szCs w:val="34"/>
-          <w:rtl w:val="0"/>
-        </w:rPr>
-        <w:t xml:space="preserve">3.10 Principio de Explicabilidad (Explainability) </w:t>
-        <w:br w:type="textWrapping"/>
-      </w:r>
-      <w:r>
-        <w:rPr>
-          <w:rtl w:val="0"/>
-        </w:rPr>
-        <w:t xml:space="preserve">Toda decisión deberá poder responder:</w:t>
-      </w:r>
-    </w:p>
-    <w:p>
-      <w:pPr>
-        <w:numPr>
-          <w:ilvl w:val="0"/>
-          <w:numId w:val="20"/>
-        </w:numPr>
-        <w:spacing w:after="0" w:afterAutospacing="0" w:before="240" w:lineRule="auto"/>
-        <w:ind w:left="720" w:hanging="360"/>
-        <w:rPr>
-          <w:b w:val="1"/>
-          <w:bCs w:val="1"/>
-          <w:sz w:val="34"/>
-          <w:szCs w:val="34"/>
-        </w:rPr>
-      </w:pPr>
-      <w:r>
-        <w:rPr>
-          <w:rtl w:val="0"/>
-        </w:rPr>
-        <w:t xml:space="preserve">¿Qué información utilizó?</w:t>
-      </w:r>
-    </w:p>
-    <w:p>
-      <w:pPr>
-        <w:numPr>
-          <w:ilvl w:val="0"/>
-          <w:numId w:val="20"/>
-        </w:numPr>
-        <w:spacing w:after="0" w:afterAutospacing="0" w:before="0" w:beforeAutospacing="0" w:lineRule="auto"/>
-        <w:ind w:left="720" w:hanging="360"/>
-        <w:rPr>
-          <w:b w:val="1"/>
-          <w:bCs w:val="1"/>
-          <w:sz w:val="34"/>
-          <w:szCs w:val="34"/>
-        </w:rPr>
-      </w:pPr>
-      <w:r>
-        <w:rPr>
-          <w:rtl w:val="0"/>
-        </w:rPr>
-        <w:t xml:space="preserve">¿Qué reglas aplicó?</w:t>
-      </w:r>
-    </w:p>
-    <w:p>
-      <w:pPr>
-        <w:numPr>
-          <w:ilvl w:val="0"/>
-          <w:numId w:val="20"/>
-        </w:numPr>
-        <w:spacing w:after="0" w:afterAutospacing="0" w:before="0" w:beforeAutospacing="0" w:lineRule="auto"/>
-        <w:ind w:left="720" w:hanging="360"/>
-        <w:rPr>
-          <w:b w:val="1"/>
-          <w:bCs w:val="1"/>
-          <w:sz w:val="34"/>
-          <w:szCs w:val="34"/>
-        </w:rPr>
-      </w:pPr>
-      <w:r>
-        <w:rPr>
-          <w:rtl w:val="0"/>
-        </w:rPr>
-        <w:t xml:space="preserve">¿Qué métricas influyeron?</w:t>
-      </w:r>
-    </w:p>
-    <w:p>
-      <w:pPr>
-        <w:numPr>
-          <w:ilvl w:val="0"/>
-          <w:numId w:val="20"/>
-        </w:numPr>
-        <w:spacing w:after="0" w:afterAutospacing="0" w:before="0" w:beforeAutospacing="0" w:lineRule="auto"/>
-        <w:ind w:left="720" w:hanging="360"/>
-        <w:rPr>
-          <w:b w:val="1"/>
-          <w:bCs w:val="1"/>
-          <w:sz w:val="34"/>
-          <w:szCs w:val="34"/>
-        </w:rPr>
-      </w:pPr>
-      <w:r>
-        <w:rPr>
-          <w:rtl w:val="0"/>
-        </w:rPr>
-        <w:t xml:space="preserve">¿Qué factores descartó?</w:t>
-      </w:r>
-    </w:p>
-    <w:p>
-      <w:pPr>
-        <w:numPr>
-          <w:ilvl w:val="0"/>
-          <w:numId w:val="20"/>
-        </w:numPr>
-        <w:spacing w:after="240" w:before="0" w:beforeAutospacing="0" w:lineRule="auto"/>
-        <w:ind w:left="720" w:hanging="360"/>
-        <w:rPr>
-          <w:b w:val="1"/>
-          <w:bCs w:val="1"/>
-          <w:sz w:val="34"/>
-          <w:szCs w:val="34"/>
-        </w:rPr>
-      </w:pPr>
-      <w:r>
-        <w:rPr>
-          <w:rtl w:val="0"/>
-        </w:rPr>
-        <w:t xml:space="preserve">¿Con qué nivel de confianza?</w:t>
-      </w:r>
-    </w:p>
-    <w:p>
-      <w:pPr>
-        <w:spacing w:after="240" w:before="240" w:lineRule="auto"/>
-        <w:rPr/>
-      </w:pPr>
-      <w:r>
-        <w:rPr>
-          <w:rtl w:val="0"/>
-        </w:rPr>
-        <w:t xml:space="preserve">Este principio será obligatorio incluso si algún día usamos modelos de IA.</w:t>
-        <w:br w:type="textWrapping"/>
-        <w:t xml:space="preserve">Toda decisión del sistema deberá poder justificarse mediante evidencia objetiva.</w:t>
-      </w:r>
-    </w:p>
-    <w:p>
-      <w:pPr>
-        <w:spacing w:after="240" w:before="240" w:lineRule="auto"/>
-        <w:rPr/>
-      </w:pPr>
-      <w:r>
-        <w:rPr>
-          <w:rtl w:val="0"/>
-        </w:rPr>
-        <w:t xml:space="preserve">Ningún módulo podrá comportarse como una caja negra.</w:t>
-      </w:r>
-    </w:p>
-    <w:p>
-      <w:pPr>
-        <w:spacing w:after="240" w:before="240" w:lineRule="auto"/>
-        <w:rPr/>
-      </w:pPr>
-      <w:r>
-        <w:rPr>
-          <w:rtl w:val="0"/>
-        </w:rPr>
-      </w:r>
-    </w:p>
-    <w:p>
-      <w:pPr>
-        <w:spacing w:after="240" w:before="240" w:lineRule="auto"/>
-        <w:rPr/>
-      </w:pPr>
-      <w:r>
-        <w:rPr>
-          <w:rtl w:val="0"/>
-        </w:rPr>
-      </w:r>
-    </w:p>
-    <w:p>
-      <w:pPr>
-        <w:spacing w:after="240" w:before="240" w:lineRule="auto"/>
-        <w:rPr/>
-      </w:pPr>
-      <w:r>
-        <w:rPr>
-          <w:b w:val="1"/>
-          <w:bCs w:val="1"/>
-          <w:sz w:val="34"/>
-          <w:szCs w:val="34"/>
-          <w:rtl w:val="0"/>
-        </w:rPr>
-        <w:t xml:space="preserve">3.11 Principio de Observabilidad </w:t>
-      </w:r>
-      <w:r>
-        <w:rPr>
-          <w:rtl w:val="0"/>
-        </w:rPr>
-        <w:br w:type="textWrapping"/>
-        <w:t xml:space="preserve">No basta con registrar errores.</w:t>
-      </w:r>
-    </w:p>
-    <w:p>
-      <w:pPr>
-        <w:spacing w:after="240" w:before="240" w:lineRule="auto"/>
-        <w:rPr/>
-      </w:pPr>
-      <w:r>
-        <w:rPr>
-          <w:rtl w:val="0"/>
-        </w:rPr>
-        <w:t xml:space="preserve">Debemos poder observar el estado del sistema en todo momento.</w:t>
-      </w:r>
-    </w:p>
-    <w:p>
-      <w:pPr>
-        <w:spacing w:after="240" w:before="240" w:lineRule="auto"/>
-        <w:rPr/>
-      </w:pPr>
-      <w:r>
-        <w:rPr>
-          <w:rtl w:val="0"/>
-        </w:rPr>
-        <w:t xml:space="preserve">Eso incluye métricas como:</w:t>
-      </w:r>
-    </w:p>
-    <w:p>
-      <w:pPr>
-        <w:numPr>
-          <w:ilvl w:val="0"/>
-          <w:numId w:val="28"/>
-        </w:numPr>
-        <w:spacing w:after="0" w:afterAutospacing="0" w:before="240" w:lineRule="auto"/>
-        <w:ind w:left="720" w:hanging="360"/>
-      </w:pPr>
-      <w:r>
-        <w:rPr>
-          <w:rtl w:val="0"/>
-        </w:rPr>
-        <w:t xml:space="preserve">latencia;</w:t>
-      </w:r>
-    </w:p>
-    <w:p>
-      <w:pPr>
-        <w:numPr>
-          <w:ilvl w:val="0"/>
-          <w:numId w:val="28"/>
-        </w:numPr>
-        <w:spacing w:after="0" w:afterAutospacing="0" w:before="0" w:beforeAutospacing="0" w:lineRule="auto"/>
-        <w:ind w:left="720" w:hanging="360"/>
-      </w:pPr>
-      <w:r>
-        <w:rPr>
-          <w:rtl w:val="0"/>
-        </w:rPr>
-        <w:t xml:space="preserve">calidad de los datos;</w:t>
-      </w:r>
-    </w:p>
-    <w:p>
-      <w:pPr>
-        <w:numPr>
-          <w:ilvl w:val="0"/>
-          <w:numId w:val="28"/>
-        </w:numPr>
-        <w:spacing w:after="0" w:afterAutospacing="0" w:before="0" w:beforeAutospacing="0" w:lineRule="auto"/>
-        <w:ind w:left="720" w:hanging="360"/>
-      </w:pPr>
-      <w:r>
-        <w:rPr>
-          <w:rtl w:val="0"/>
-        </w:rPr>
-        <w:t xml:space="preserve">salud de las APIs;</w:t>
-      </w:r>
-    </w:p>
-    <w:p>
-      <w:pPr>
-        <w:numPr>
-          <w:ilvl w:val="0"/>
-          <w:numId w:val="28"/>
-        </w:numPr>
-        <w:spacing w:after="0" w:afterAutospacing="0" w:before="0" w:beforeAutospacing="0" w:lineRule="auto"/>
-        <w:ind w:left="720" w:hanging="360"/>
-      </w:pPr>
-      <w:r>
-        <w:rPr>
-          <w:rtl w:val="0"/>
-        </w:rPr>
-        <w:t xml:space="preserve">tiempos de ejecución;</w:t>
-      </w:r>
-    </w:p>
-    <w:p>
-      <w:pPr>
-        <w:numPr>
-          <w:ilvl w:val="0"/>
-          <w:numId w:val="28"/>
-        </w:numPr>
-        <w:spacing w:after="0" w:afterAutospacing="0" w:before="0" w:beforeAutospacing="0" w:lineRule="auto"/>
-        <w:ind w:left="720" w:hanging="360"/>
-      </w:pPr>
-      <w:r>
-        <w:rPr>
-          <w:rtl w:val="0"/>
-        </w:rPr>
-        <w:t xml:space="preserve">uso de memoria;</w:t>
-      </w:r>
-    </w:p>
-    <w:p>
-      <w:pPr>
-        <w:numPr>
-          <w:ilvl w:val="0"/>
-          <w:numId w:val="28"/>
-        </w:numPr>
-        <w:spacing w:after="240" w:before="0" w:beforeAutospacing="0" w:lineRule="auto"/>
-        <w:ind w:left="720" w:hanging="360"/>
-      </w:pPr>
-      <w:r>
-        <w:rPr>
-          <w:rtl w:val="0"/>
-        </w:rPr>
-        <w:t xml:space="preserve">calidad de las señales.</w:t>
-      </w:r>
-    </w:p>
-    <w:p>
-      <w:pPr>
-        <w:spacing w:after="240" w:before="240" w:lineRule="auto"/>
-        <w:rPr/>
-      </w:pPr>
-      <w:r>
-        <w:rPr>
-          <w:rtl w:val="0"/>
-        </w:rPr>
-        <w:t xml:space="preserve">Esto hará mucho más fácil diagnosticar problemas.</w:t>
-      </w:r>
-    </w:p>
-    <w:p>
-      <w:pPr>
-        <w:spacing w:after="240" w:before="240" w:lineRule="auto"/>
-        <w:rPr/>
-      </w:pPr>
-      <w:r>
-        <w:rPr>
-          <w:rtl w:val="0"/>
-        </w:rPr>
-        <w:br w:type="textWrapping"/>
-        <w:t xml:space="preserve">Todo componente deberá exponer información suficiente para conocer su estado operativo y facilitar el diagnóstico de problemas. </w:t>
-      </w:r>
-    </w:p>
-    <w:p>
-      <w:pPr>
-        <w:spacing w:after="240" w:before="240" w:lineRule="auto"/>
-        <w:rPr/>
-      </w:pPr>
-      <w:r>
-        <w:rPr>
-          <w:b w:val="1"/>
-          <w:bCs w:val="1"/>
-          <w:sz w:val="34"/>
-          <w:szCs w:val="34"/>
-          <w:rtl w:val="0"/>
-        </w:rPr>
-        <w:t xml:space="preserve">3.12 Principio de Auditabilidad </w:t>
-      </w:r>
-      <w:r>
-        <w:rPr>
-          <w:rtl w:val="0"/>
-        </w:rPr>
-        <w:br w:type="textWrapping"/>
-        <w:t xml:space="preserve">Cada decisión debe poder reconstruirse meses o años después.</w:t>
-      </w:r>
-    </w:p>
-    <w:p>
-      <w:pPr>
-        <w:spacing w:after="240" w:before="240" w:lineRule="auto"/>
-        <w:rPr/>
-      </w:pPr>
-      <w:r>
-        <w:rPr>
-          <w:rtl w:val="0"/>
-        </w:rPr>
-        <w:t xml:space="preserve">No solo para impuestos.</w:t>
-      </w:r>
-    </w:p>
-    <w:p>
-      <w:pPr>
-        <w:spacing w:after="240" w:before="240" w:lineRule="auto"/>
-        <w:rPr/>
-      </w:pPr>
-      <w:r>
-        <w:rPr>
-          <w:rtl w:val="0"/>
-        </w:rPr>
-        <w:t xml:space="preserve">También para:</w:t>
-      </w:r>
-    </w:p>
-    <w:p>
-      <w:pPr>
-        <w:numPr>
-          <w:ilvl w:val="0"/>
-          <w:numId w:val="10"/>
-        </w:numPr>
-        <w:spacing w:after="0" w:afterAutospacing="0" w:before="240" w:lineRule="auto"/>
-        <w:ind w:left="720" w:hanging="360"/>
-      </w:pPr>
-      <w:r>
-        <w:rPr>
-          <w:rtl w:val="0"/>
-        </w:rPr>
-        <w:t xml:space="preserve">investigar errores;</w:t>
-      </w:r>
-    </w:p>
-    <w:p>
-      <w:pPr>
-        <w:numPr>
-          <w:ilvl w:val="0"/>
-          <w:numId w:val="10"/>
-        </w:numPr>
-        <w:spacing w:after="0" w:afterAutospacing="0" w:before="0" w:beforeAutospacing="0" w:lineRule="auto"/>
-        <w:ind w:left="720" w:hanging="360"/>
-      </w:pPr>
-      <w:r>
-        <w:rPr>
-          <w:rtl w:val="0"/>
-        </w:rPr>
-        <w:t xml:space="preserve">comparar versiones;</w:t>
-      </w:r>
-    </w:p>
-    <w:p>
-      <w:pPr>
-        <w:numPr>
-          <w:ilvl w:val="0"/>
-          <w:numId w:val="10"/>
-        </w:numPr>
-        <w:spacing w:after="0" w:afterAutospacing="0" w:before="0" w:beforeAutospacing="0" w:lineRule="auto"/>
-        <w:ind w:left="720" w:hanging="360"/>
-      </w:pPr>
-      <w:r>
-        <w:rPr>
-          <w:rtl w:val="0"/>
-        </w:rPr>
-        <w:t xml:space="preserve">justificar decisiones;</w:t>
-      </w:r>
-    </w:p>
-    <w:p>
-      <w:pPr>
-        <w:numPr>
-          <w:ilvl w:val="0"/>
-          <w:numId w:val="10"/>
-        </w:numPr>
-        <w:spacing w:after="240" w:before="0" w:beforeAutospacing="0" w:lineRule="auto"/>
-        <w:ind w:left="720" w:hanging="360"/>
-      </w:pPr>
-      <w:r>
-        <w:rPr>
-          <w:rtl w:val="0"/>
-        </w:rPr>
-        <w:t xml:space="preserve">cumplir posibles requisitos regulatorios en el futuro.</w:t>
-      </w:r>
-    </w:p>
-    <w:p>
-      <w:pPr>
-        <w:spacing w:after="240" w:before="240" w:lineRule="auto"/>
-        <w:rPr/>
-      </w:pPr>
-      <w:r>
-        <w:rPr>
-          <w:b w:val="1"/>
-          <w:bCs w:val="1"/>
-          <w:sz w:val="34"/>
-          <w:szCs w:val="34"/>
-          <w:rtl w:val="0"/>
-        </w:rPr>
-        <w:br w:type="textWrapping"/>
-        <w:t xml:space="preserve">3.13 Principio de Conservación del Conocimiento </w:t>
-      </w:r>
-      <w:r>
-        <w:rPr>
-          <w:rtl w:val="0"/>
-        </w:rPr>
-        <w:br w:type="textWrapping"/>
-        <w:t xml:space="preserve">Cada experimento debe dejar conocimiento útil, incluso cuando fracase.</w:t>
-      </w:r>
-    </w:p>
-    <w:p>
-      <w:pPr>
-        <w:spacing w:after="240" w:before="240" w:lineRule="auto"/>
-        <w:rPr/>
-      </w:pPr>
-      <w:r>
-        <w:rPr>
-          <w:rtl w:val="0"/>
-        </w:rPr>
-        <w:t xml:space="preserve">Por ejemplo:</w:t>
-      </w:r>
-    </w:p>
-    <w:p>
-      <w:pPr>
-        <w:spacing w:after="240" w:before="240" w:lineRule="auto"/>
-        <w:ind w:left="600" w:right="600" w:firstLine="0"/>
-        <w:rPr/>
-      </w:pPr>
-      <w:r>
-        <w:rPr>
-          <w:rtl w:val="0"/>
-        </w:rPr>
-        <w:t xml:space="preserve">"La estrategia X no funciona en mercados laterales."</w:t>
-      </w:r>
-    </w:p>
-    <w:p>
-      <w:pPr>
-        <w:spacing w:after="240" w:before="240" w:lineRule="auto"/>
-        <w:rPr/>
-      </w:pPr>
-      <w:r>
-        <w:rPr>
-          <w:rtl w:val="0"/>
-        </w:rPr>
-        <w:t xml:space="preserve">Eso también es un resultado valioso.</w:t>
-      </w:r>
-    </w:p>
-    <w:p>
-      <w:pPr>
-        <w:spacing w:after="240" w:before="240" w:lineRule="auto"/>
-        <w:rPr/>
-      </w:pPr>
-      <w:r>
-        <w:rPr>
-          <w:rtl w:val="0"/>
-        </w:rPr>
-        <w:t xml:space="preserve">La plataforma deberá registrar tanto los éxitos como los fracasos.</w:t>
-        <w:br w:type="textWrapping"/>
-        <w:t xml:space="preserve">Todo experimento, exitoso o fallido, deberá dejar un registro de lo aprendido. </w:t>
-      </w:r>
-    </w:p>
-    <w:p>
-      <w:pPr>
-        <w:spacing w:after="240" w:before="240" w:lineRule="auto"/>
-        <w:rPr/>
-      </w:pPr>
-      <w:r>
-        <w:rPr>
-          <w:rtl w:val="0"/>
-        </w:rPr>
-        <w:br w:type="textWrapping"/>
-      </w:r>
-      <w:r>
-        <w:rPr>
-          <w:b w:val="1"/>
-          <w:bCs w:val="1"/>
-          <w:sz w:val="34"/>
-          <w:szCs w:val="34"/>
-          <w:rtl w:val="0"/>
-        </w:rPr>
-        <w:t xml:space="preserve">3.14 Principio de Independencia Tecnológica</w:t>
-      </w:r>
-      <w:r>
-        <w:rPr>
-          <w:rtl w:val="0"/>
-        </w:rPr>
-        <w:t xml:space="preserve"> </w:t>
-        <w:br w:type="textWrapping"/>
-        <w:t xml:space="preserve">Ninguna decisión de arquitectura debe depender permanentemente de una biblioteca, broker o proveedor específico.</w:t>
-      </w:r>
-    </w:p>
-    <w:p>
-      <w:pPr>
-        <w:spacing w:after="240" w:before="240" w:lineRule="auto"/>
-        <w:rPr/>
-      </w:pPr>
-      <w:r>
-        <w:rPr>
-          <w:rtl w:val="0"/>
-        </w:rPr>
-        <w:t xml:space="preserve">Ejemplos:</w:t>
-      </w:r>
-    </w:p>
-    <w:p>
-      <w:pPr>
-        <w:numPr>
-          <w:ilvl w:val="0"/>
-          <w:numId w:val="17"/>
-        </w:numPr>
-        <w:spacing w:after="0" w:afterAutospacing="0" w:before="240" w:lineRule="auto"/>
-        <w:ind w:left="720" w:hanging="360"/>
-      </w:pPr>
-      <w:r>
-        <w:rPr>
-          <w:rtl w:val="0"/>
-        </w:rPr>
-        <w:t xml:space="preserve">hoy usamos Python;</w:t>
-      </w:r>
-    </w:p>
-    <w:p>
-      <w:pPr>
-        <w:numPr>
-          <w:ilvl w:val="0"/>
-          <w:numId w:val="17"/>
-        </w:numPr>
-        <w:spacing w:after="240" w:before="0" w:beforeAutospacing="0" w:lineRule="auto"/>
-        <w:ind w:left="720" w:hanging="360"/>
-      </w:pPr>
-      <w:r>
-        <w:rPr>
-          <w:rtl w:val="0"/>
-        </w:rPr>
-        <w:t xml:space="preserve">mañana podría existir un lenguaje mejor.</w:t>
-      </w:r>
-    </w:p>
-    <w:p>
-      <w:pPr>
-        <w:spacing w:after="240" w:before="240" w:lineRule="auto"/>
-        <w:rPr/>
-      </w:pPr>
-      <w:r>
-        <w:rPr>
-          <w:rtl w:val="0"/>
-        </w:rPr>
-        <w:t xml:space="preserve">La arquitectura debe sobrevivir a esos cambios.</w:t>
-      </w:r>
-    </w:p>
-    <w:p>
-      <w:pPr>
-        <w:spacing w:after="240" w:before="240" w:lineRule="auto"/>
-        <w:rPr/>
-      </w:pPr>
-      <w:r>
-        <w:rPr>
-          <w:rtl w:val="0"/>
-        </w:rPr>
-        <w:t xml:space="preserve">Lo mismo con brokers, APIs o bases de datos.</w:t>
-        <w:br w:type="textWrapping"/>
-        <w:br w:type="textWrapping"/>
-        <w:t xml:space="preserve">La arquitectura nunca dependerá permanentemente de una herramienta específica.</w:t>
-      </w:r>
-    </w:p>
-    <w:p>
-      <w:pPr>
-        <w:spacing w:after="240" w:before="240" w:lineRule="auto"/>
-        <w:rPr/>
-      </w:pPr>
-      <w:r>
-        <w:rPr>
-          <w:rtl w:val="0"/>
-        </w:rPr>
-      </w:r>
-    </w:p>
-    <w:p>
-      <w:pPr>
-        <w:spacing w:after="240" w:before="240" w:lineRule="auto"/>
-        <w:rPr/>
-      </w:pPr>
-      <w:r>
-        <w:rPr>
-          <w:b w:val="1"/>
-          <w:bCs w:val="1"/>
-          <w:sz w:val="34"/>
-          <w:szCs w:val="34"/>
-          <w:rtl w:val="0"/>
-        </w:rPr>
-        <w:t xml:space="preserve">3.15  Principio de Simplicidad Evolutiva</w:t>
-      </w:r>
-      <w:r>
-        <w:rPr>
-          <w:rtl w:val="0"/>
-        </w:rPr>
-        <w:t xml:space="preserve"> </w:t>
-        <w:br w:type="textWrapping"/>
-        <w:t xml:space="preserve">El sistema debe ser lo más simple posible hoy.</w:t>
-      </w:r>
-    </w:p>
-    <w:p>
-      <w:pPr>
-        <w:spacing w:after="240" w:before="240" w:lineRule="auto"/>
-        <w:rPr/>
-      </w:pPr>
-      <w:r>
-        <w:rPr>
-          <w:rtl w:val="0"/>
-        </w:rPr>
-        <w:t xml:space="preserve">Pero debe estar preparado para ser mucho más complejo mañana.</w:t>
-      </w:r>
-    </w:p>
-    <w:p>
-      <w:pPr>
-        <w:spacing w:after="240" w:before="240" w:lineRule="auto"/>
-        <w:rPr/>
-      </w:pPr>
-      <w:r>
-        <w:rPr>
-          <w:rtl w:val="0"/>
-        </w:rPr>
-        <w:t xml:space="preserve">Es diferente de "hacerlo complejo desde el principio".</w:t>
-      </w:r>
-    </w:p>
-    <w:p>
-      <w:pPr>
-        <w:spacing w:after="240" w:before="240" w:lineRule="auto"/>
-        <w:rPr>
-          <w:b w:val="1"/>
-          <w:bCs w:val="1"/>
-          <w:sz w:val="34"/>
-          <w:szCs w:val="34"/>
-        </w:rPr>
-      </w:pPr>
-      <w:r>
-        <w:rPr>
-          <w:rtl w:val="0"/>
-        </w:rPr>
-        <w:br w:type="textWrapping"/>
-      </w:r>
-      <w:r>
-        <w:rPr>
-          <w:b w:val="1"/>
-          <w:bCs w:val="1"/>
-          <w:sz w:val="34"/>
-          <w:szCs w:val="34"/>
-          <w:rtl w:val="0"/>
-        </w:rPr>
-        <w:t xml:space="preserve">3.16 Principio de Medición Continua </w:t>
-      </w:r>
-    </w:p>
-    <w:p>
-      <w:pPr>
-        <w:spacing w:after="240" w:before="240" w:lineRule="auto"/>
-        <w:rPr/>
-      </w:pPr>
-      <w:r>
-        <w:rPr>
-          <w:rtl w:val="0"/>
-        </w:rPr>
-        <w:t xml:space="preserve">Todo componente importante deberá tener indicadores de rendimiento (KPIs).</w:t>
-      </w:r>
-    </w:p>
-    <w:p>
-      <w:pPr>
-        <w:spacing w:after="240" w:before="240" w:lineRule="auto"/>
-        <w:rPr/>
-      </w:pPr>
-      <w:r>
-        <w:rPr>
-          <w:rtl w:val="0"/>
-        </w:rPr>
-        <w:t xml:space="preserve">No solo las estrategias.</w:t>
-      </w:r>
-    </w:p>
-    <w:p>
-      <w:pPr>
-        <w:spacing w:after="240" w:before="240" w:lineRule="auto"/>
-        <w:rPr/>
-      </w:pPr>
-      <w:r>
-        <w:rPr>
-          <w:rtl w:val="0"/>
-        </w:rPr>
-        <w:t xml:space="preserve">También:</w:t>
-      </w:r>
-    </w:p>
-    <w:p>
-      <w:pPr>
-        <w:numPr>
-          <w:ilvl w:val="0"/>
-          <w:numId w:val="30"/>
-        </w:numPr>
-        <w:spacing w:after="0" w:afterAutospacing="0" w:before="240" w:lineRule="auto"/>
-        <w:ind w:left="720" w:hanging="360"/>
-      </w:pPr>
-      <w:r>
-        <w:rPr>
-          <w:rtl w:val="0"/>
-        </w:rPr>
-        <w:t xml:space="preserve">calidad del código;</w:t>
-      </w:r>
-    </w:p>
-    <w:p>
-      <w:pPr>
-        <w:numPr>
-          <w:ilvl w:val="0"/>
-          <w:numId w:val="30"/>
-        </w:numPr>
-        <w:spacing w:after="0" w:afterAutospacing="0" w:before="0" w:beforeAutospacing="0" w:lineRule="auto"/>
-        <w:ind w:left="720" w:hanging="360"/>
-      </w:pPr>
-      <w:r>
-        <w:rPr>
-          <w:rtl w:val="0"/>
-        </w:rPr>
-        <w:t xml:space="preserve">cobertura de pruebas;</w:t>
-      </w:r>
-    </w:p>
-    <w:p>
-      <w:pPr>
-        <w:numPr>
-          <w:ilvl w:val="0"/>
-          <w:numId w:val="30"/>
-        </w:numPr>
-        <w:spacing w:after="0" w:afterAutospacing="0" w:before="0" w:beforeAutospacing="0" w:lineRule="auto"/>
-        <w:ind w:left="720" w:hanging="360"/>
-      </w:pPr>
-      <w:r>
-        <w:rPr>
-          <w:rtl w:val="0"/>
-        </w:rPr>
-        <w:t xml:space="preserve">estabilidad;</w:t>
-      </w:r>
-    </w:p>
-    <w:p>
-      <w:pPr>
-        <w:numPr>
-          <w:ilvl w:val="0"/>
-          <w:numId w:val="30"/>
-        </w:numPr>
-        <w:spacing w:after="0" w:afterAutospacing="0" w:before="0" w:beforeAutospacing="0" w:lineRule="auto"/>
-        <w:ind w:left="720" w:hanging="360"/>
-      </w:pPr>
-      <w:r>
-        <w:rPr>
-          <w:rtl w:val="0"/>
-        </w:rPr>
-        <w:t xml:space="preserve">rendimiento del sistema;</w:t>
-      </w:r>
-    </w:p>
-    <w:p>
-      <w:pPr>
-        <w:numPr>
-          <w:ilvl w:val="0"/>
-          <w:numId w:val="30"/>
-        </w:numPr>
-        <w:spacing w:after="240" w:before="0" w:beforeAutospacing="0" w:lineRule="auto"/>
-        <w:ind w:left="720" w:hanging="360"/>
-      </w:pPr>
-      <w:r>
-        <w:rPr>
-          <w:rtl w:val="0"/>
-        </w:rPr>
-        <w:t xml:space="preserve">calidad de los datos.</w:t>
-      </w:r>
-    </w:p>
-    <w:p>
-      <w:pPr>
-        <w:spacing w:after="240" w:before="240" w:lineRule="auto"/>
-        <w:rPr/>
-      </w:pPr>
-      <w:r>
-        <w:rPr>
-          <w:rtl w:val="0"/>
-        </w:rPr>
-      </w:r>
-    </w:p>
-    <w:p>
-      <w:pPr>
-        <w:spacing w:after="240" w:before="240" w:lineRule="auto"/>
-        <w:rPr>
-          <w:b w:val="1"/>
-          <w:bCs w:val="1"/>
-          <w:sz w:val="34"/>
-          <w:szCs w:val="34"/>
-        </w:rPr>
-      </w:pPr>
-      <w:r>
-        <w:rPr>
-          <w:rtl w:val="0"/>
-        </w:rPr>
-      </w:r>
-    </w:p>
-    <w:p>
-      <w:pPr>
-        <w:rPr/>
-      </w:pPr>
-      <w:r>
-        <w:pict>
-          <v:rect style="width:0.0pt;height:1.5pt" o:hr="t" o:hrstd="t" o:hralign="center" fillcolor="#A0A0A0" stroked="f"/>
-        </w:pict>
-      </w:r>
-      <w:r>
-        <w:rPr>
-          <w:rtl w:val="0"/>
-        </w:rPr>
-      </w:r>
-    </w:p>
-    <w:p>
-      <w:pPr>
-        <w:pStyle w:val="Heading1"/>
-        <w:keepNext w:val="0"/>
-        <w:keepLines w:val="0"/>
-        <w:spacing w:before="480" w:lineRule="auto"/>
-        <w:rPr>
-          <w:b w:val="1"/>
-          <w:bCs w:val="1"/>
-          <w:sz w:val="46"/>
-          <w:szCs w:val="46"/>
-        </w:rPr>
-      </w:pPr>
-      <w:bookmarkStart w:colFirst="0" w:colLast="0" w:name="_bc8vqgjifet8" w:id="15"/>
-      <w:bookmarkEnd w:id="15"/>
-      <w:r>
-        <w:rPr>
-          <w:b w:val="1"/>
-          <w:bCs w:val="1"/>
-          <w:sz w:val="46"/>
-          <w:szCs w:val="46"/>
-          <w:rtl w:val="0"/>
-        </w:rPr>
-        <w:t xml:space="preserve">4. Reglas de desarrollo de software</w:t>
-      </w:r>
-    </w:p>
-    <w:p>
-      <w:pPr>
-        <w:pStyle w:val="Heading2"/>
-        <w:keepNext w:val="0"/>
-        <w:keepLines w:val="0"/>
-        <w:spacing w:after="80" w:lineRule="auto"/>
-        <w:rPr>
-          <w:b w:val="1"/>
-          <w:bCs w:val="1"/>
-          <w:sz w:val="34"/>
-          <w:szCs w:val="34"/>
-        </w:rPr>
-      </w:pPr>
-      <w:bookmarkStart w:colFirst="0" w:colLast="0" w:name="_ejq39fks86no" w:id="16"/>
-      <w:bookmarkEnd w:id="16"/>
-      <w:r>
-        <w:rPr>
-          <w:b w:val="1"/>
-          <w:bCs w:val="1"/>
-          <w:sz w:val="34"/>
-          <w:szCs w:val="34"/>
-          <w:rtl w:val="0"/>
-        </w:rPr>
-        <w:t xml:space="preserve">4.1 Prohibiciones absolutas</w:t>
-      </w:r>
-    </w:p>
-    <w:p>
-      <w:pPr>
-        <w:spacing w:after="240" w:before="240" w:lineRule="auto"/>
-        <w:rPr/>
-      </w:pPr>
-      <w:r>
-        <w:rPr>
-          <w:rtl w:val="0"/>
-        </w:rPr>
-        <w:t xml:space="preserve">Está prohibido:</w:t>
-      </w:r>
-    </w:p>
-    <w:p>
-      <w:pPr>
-        <w:numPr>
-          <w:ilvl w:val="0"/>
-          <w:numId w:val="32"/>
-        </w:numPr>
-        <w:spacing w:after="0" w:afterAutospacing="0" w:before="240" w:lineRule="auto"/>
-        <w:ind w:left="720" w:hanging="360"/>
-      </w:pPr>
-      <w:r>
-        <w:rPr>
-          <w:rtl w:val="0"/>
-        </w:rPr>
-        <w:t xml:space="preserve">variables globales compartidas entre módulos</w:t>
-      </w:r>
-    </w:p>
-    <w:p>
-      <w:pPr>
-        <w:numPr>
-          <w:ilvl w:val="0"/>
-          <w:numId w:val="32"/>
-        </w:numPr>
-        <w:spacing w:after="0" w:afterAutospacing="0" w:before="0" w:beforeAutospacing="0" w:lineRule="auto"/>
-        <w:ind w:left="720" w:hanging="360"/>
-      </w:pPr>
-      <w:r>
-        <w:rPr>
-          <w:rtl w:val="0"/>
-        </w:rPr>
-        <w:t xml:space="preserve">lógica de trading dentro de módulos de datos</w:t>
-      </w:r>
-    </w:p>
-    <w:p>
-      <w:pPr>
-        <w:numPr>
-          <w:ilvl w:val="0"/>
-          <w:numId w:val="32"/>
-        </w:numPr>
-        <w:spacing w:after="0" w:afterAutospacing="0" w:before="0" w:beforeAutospacing="0" w:lineRule="auto"/>
-        <w:ind w:left="720" w:hanging="360"/>
-      </w:pPr>
-      <w:r>
-        <w:rPr>
-          <w:rtl w:val="0"/>
-        </w:rPr>
-        <w:t xml:space="preserve">ejecución de órdenes dentro de estrategias</w:t>
-      </w:r>
-    </w:p>
-    <w:p>
-      <w:pPr>
-        <w:numPr>
-          <w:ilvl w:val="0"/>
-          <w:numId w:val="32"/>
-        </w:numPr>
-        <w:spacing w:after="0" w:afterAutospacing="0" w:before="0" w:beforeAutospacing="0" w:lineRule="auto"/>
-        <w:ind w:left="720" w:hanging="360"/>
-      </w:pPr>
-      <w:r>
-        <w:rPr>
-          <w:rtl w:val="0"/>
-        </w:rPr>
-        <w:t xml:space="preserve">código sin logging</w:t>
-      </w:r>
-    </w:p>
-    <w:p>
-      <w:pPr>
-        <w:numPr>
-          <w:ilvl w:val="0"/>
-          <w:numId w:val="32"/>
-        </w:numPr>
-        <w:spacing w:after="0" w:afterAutospacing="0" w:before="0" w:beforeAutospacing="0" w:lineRule="auto"/>
-        <w:ind w:left="720" w:hanging="360"/>
-      </w:pPr>
-      <w:r>
-        <w:rPr>
-          <w:rtl w:val="0"/>
-        </w:rPr>
-        <w:t xml:space="preserve">código sin tests en módulos críticos</w:t>
-      </w:r>
-    </w:p>
-    <w:p>
-      <w:pPr>
-        <w:numPr>
-          <w:ilvl w:val="0"/>
-          <w:numId w:val="32"/>
-        </w:numPr>
-        <w:spacing w:after="240" w:before="0" w:beforeAutospacing="0" w:lineRule="auto"/>
-        <w:ind w:left="720" w:hanging="360"/>
-      </w:pPr>
-      <w:r>
-        <w:rPr>
-          <w:rtl w:val="0"/>
-        </w:rPr>
-        <w:t xml:space="preserve">hardcoding de parámetros financieros</w:t>
-      </w:r>
-    </w:p>
-    <w:p>
-      <w:pPr>
-        <w:rPr/>
-      </w:pPr>
-      <w:r>
-        <w:pict>
-          <v:rect style="width:0.0pt;height:1.5pt" o:hr="t" o:hrstd="t" o:hralign="center" fillcolor="#A0A0A0" stroked="f"/>
-        </w:pict>
-      </w:r>
-      <w:r>
-        <w:rPr>
-          <w:rtl w:val="0"/>
-        </w:rPr>
-      </w:r>
-    </w:p>
-    <w:p>
-      <w:pPr>
-        <w:pStyle w:val="Heading2"/>
-        <w:keepNext w:val="0"/>
-        <w:keepLines w:val="0"/>
-        <w:spacing w:after="80" w:lineRule="auto"/>
-        <w:rPr>
-          <w:b w:val="1"/>
-          <w:bCs w:val="1"/>
-          <w:sz w:val="34"/>
-          <w:szCs w:val="34"/>
-        </w:rPr>
-      </w:pPr>
-      <w:bookmarkStart w:colFirst="0" w:colLast="0" w:name="_4022op88px2q" w:id="17"/>
-      <w:bookmarkEnd w:id="17"/>
-      <w:r>
-        <w:rPr>
-          <w:b w:val="1"/>
-          <w:bCs w:val="1"/>
-          <w:sz w:val="34"/>
-          <w:szCs w:val="34"/>
-          <w:rtl w:val="0"/>
-        </w:rPr>
-        <w:t xml:space="preserve">4.2 Estándares obligatorios</w:t>
-      </w:r>
-    </w:p>
-    <w:p>
-      <w:pPr>
-        <w:spacing w:after="240" w:before="240" w:lineRule="auto"/>
-        <w:rPr/>
-      </w:pPr>
-      <w:r>
-        <w:rPr>
-          <w:rtl w:val="0"/>
-        </w:rPr>
-        <w:t xml:space="preserve">Todo módulo debe incluir:</w:t>
-      </w:r>
-    </w:p>
-    <w:p>
-      <w:pPr>
-        <w:numPr>
-          <w:ilvl w:val="0"/>
-          <w:numId w:val="11"/>
-        </w:numPr>
-        <w:spacing w:after="0" w:afterAutospacing="0" w:before="240" w:lineRule="auto"/>
-        <w:ind w:left="720" w:hanging="360"/>
-      </w:pPr>
-      <w:r>
-        <w:rPr>
-          <w:rtl w:val="0"/>
-        </w:rPr>
-        <w:t xml:space="preserve">Tipado explícito (Python typing)</w:t>
-      </w:r>
-    </w:p>
-    <w:p>
-      <w:pPr>
-        <w:numPr>
-          <w:ilvl w:val="0"/>
-          <w:numId w:val="11"/>
-        </w:numPr>
-        <w:spacing w:after="0" w:afterAutospacing="0" w:before="0" w:beforeAutospacing="0" w:lineRule="auto"/>
-        <w:ind w:left="720" w:hanging="360"/>
-      </w:pPr>
-      <w:r>
-        <w:rPr>
-          <w:rtl w:val="0"/>
-        </w:rPr>
-        <w:t xml:space="preserve">Logging estructurado</w:t>
-      </w:r>
-    </w:p>
-    <w:p>
-      <w:pPr>
-        <w:numPr>
-          <w:ilvl w:val="0"/>
-          <w:numId w:val="11"/>
-        </w:numPr>
-        <w:spacing w:after="0" w:afterAutospacing="0" w:before="0" w:beforeAutospacing="0" w:lineRule="auto"/>
-        <w:ind w:left="720" w:hanging="360"/>
-      </w:pPr>
-      <w:r>
-        <w:rPr>
-          <w:rtl w:val="0"/>
-        </w:rPr>
-        <w:t xml:space="preserve">Manejo de errores definido</w:t>
-      </w:r>
-    </w:p>
-    <w:p>
-      <w:pPr>
-        <w:numPr>
-          <w:ilvl w:val="0"/>
-          <w:numId w:val="11"/>
-        </w:numPr>
-        <w:spacing w:after="0" w:afterAutospacing="0" w:before="0" w:beforeAutospacing="0" w:lineRule="auto"/>
-        <w:ind w:left="720" w:hanging="360"/>
-      </w:pPr>
-      <w:r>
-        <w:rPr>
-          <w:rtl w:val="0"/>
-        </w:rPr>
-        <w:t xml:space="preserve">Tests unitarios básicos</w:t>
-      </w:r>
-    </w:p>
-    <w:p>
-      <w:pPr>
-        <w:numPr>
-          <w:ilvl w:val="0"/>
-          <w:numId w:val="11"/>
-        </w:numPr>
-        <w:spacing w:after="240" w:before="0" w:beforeAutospacing="0" w:lineRule="auto"/>
-        <w:ind w:left="720" w:hanging="360"/>
-      </w:pPr>
-      <w:r>
-        <w:rPr>
-          <w:rtl w:val="0"/>
-        </w:rPr>
-        <w:t xml:space="preserve">Documentación mínima de interfaz</w:t>
-      </w:r>
-    </w:p>
-    <w:p>
-      <w:pPr>
-        <w:rPr/>
-      </w:pPr>
-      <w:r>
-        <w:pict>
-          <v:rect style="width:0.0pt;height:1.5pt" o:hr="t" o:hrstd="t" o:hralign="center" fillcolor="#A0A0A0" stroked="f"/>
-        </w:pict>
-      </w:r>
-      <w:r>
-        <w:rPr>
-          <w:rtl w:val="0"/>
-        </w:rPr>
-      </w:r>
-    </w:p>
-    <w:p>
-      <w:pPr>
-        <w:pStyle w:val="Heading2"/>
-        <w:keepNext w:val="0"/>
-        <w:keepLines w:val="0"/>
-        <w:spacing w:after="80" w:lineRule="auto"/>
-        <w:rPr>
-          <w:b w:val="1"/>
-          <w:bCs w:val="1"/>
-          <w:sz w:val="34"/>
-          <w:szCs w:val="34"/>
-        </w:rPr>
-      </w:pPr>
-      <w:bookmarkStart w:colFirst="0" w:colLast="0" w:name="_dhy2u01pjcva" w:id="18"/>
-      <w:bookmarkEnd w:id="18"/>
-      <w:r>
-        <w:rPr>
-          <w:b w:val="1"/>
-          <w:bCs w:val="1"/>
-          <w:sz w:val="34"/>
-          <w:szCs w:val="34"/>
-          <w:rtl w:val="0"/>
-        </w:rPr>
-        <w:t xml:space="preserve">4.3 Control de dependencias</w:t>
-      </w:r>
-    </w:p>
-    <w:p>
-      <w:pPr>
-        <w:numPr>
-          <w:ilvl w:val="0"/>
-          <w:numId w:val="5"/>
-        </w:numPr>
-        <w:spacing w:after="0" w:afterAutospacing="0" w:before="240" w:lineRule="auto"/>
-        <w:ind w:left="720" w:hanging="360"/>
-      </w:pPr>
-      <w:r>
-        <w:rPr>
-          <w:rtl w:val="0"/>
-        </w:rPr>
-        <w:t xml:space="preserve">Toda dependencia externa debe estar justificada.</w:t>
-      </w:r>
-    </w:p>
-    <w:p>
-      <w:pPr>
-        <w:numPr>
-          <w:ilvl w:val="0"/>
-          <w:numId w:val="5"/>
-        </w:numPr>
-        <w:spacing w:after="0" w:afterAutospacing="0" w:before="0" w:beforeAutospacing="0" w:lineRule="auto"/>
-        <w:ind w:left="720" w:hanging="360"/>
-      </w:pPr>
-      <w:r>
-        <w:rPr>
-          <w:rtl w:val="0"/>
-        </w:rPr>
-        <w:t xml:space="preserve">Se debe preferir estándar de Python antes de librerías externas.</w:t>
-      </w:r>
-    </w:p>
-    <w:p>
-      <w:pPr>
-        <w:numPr>
-          <w:ilvl w:val="0"/>
-          <w:numId w:val="5"/>
-        </w:numPr>
-        <w:spacing w:after="240" w:before="0" w:beforeAutospacing="0" w:lineRule="auto"/>
-        <w:ind w:left="720" w:hanging="360"/>
-      </w:pPr>
-      <w:r>
-        <w:rPr>
-          <w:rtl w:val="0"/>
-        </w:rPr>
-        <w:t xml:space="preserve">Toda dependencia debe ser reemplazable.</w:t>
-      </w:r>
-    </w:p>
-    <w:p>
-      <w:pPr>
-        <w:rPr/>
-      </w:pPr>
-      <w:r>
-        <w:pict>
-          <v:rect style="width:0.0pt;height:1.5pt" o:hr="t" o:hrstd="t" o:hralign="center" fillcolor="#A0A0A0" stroked="f"/>
-        </w:pict>
-      </w:r>
-      <w:r>
-        <w:rPr>
-          <w:rtl w:val="0"/>
-        </w:rPr>
-      </w:r>
-    </w:p>
-    <w:p>
-      <w:pPr>
-        <w:pStyle w:val="Heading1"/>
-        <w:keepNext w:val="0"/>
-        <w:keepLines w:val="0"/>
-        <w:spacing w:before="480" w:lineRule="auto"/>
-        <w:rPr>
-          <w:b w:val="1"/>
-          <w:bCs w:val="1"/>
-          <w:sz w:val="46"/>
-          <w:szCs w:val="46"/>
-        </w:rPr>
-      </w:pPr>
-      <w:bookmarkStart w:colFirst="0" w:colLast="0" w:name="_m9fcev6ls285" w:id="19"/>
-      <w:bookmarkEnd w:id="19"/>
-      <w:r>
-        <w:rPr>
-          <w:b w:val="1"/>
-          <w:bCs w:val="1"/>
-          <w:sz w:val="46"/>
-          <w:szCs w:val="46"/>
-          <w:rtl w:val="0"/>
-        </w:rPr>
-        <w:t xml:space="preserve">5. Reglas de datos</w:t>
-      </w:r>
-    </w:p>
-    <w:p>
-      <w:pPr>
-        <w:pStyle w:val="Heading2"/>
-        <w:keepNext w:val="0"/>
-        <w:keepLines w:val="0"/>
-        <w:spacing w:after="80" w:lineRule="auto"/>
-        <w:rPr>
-          <w:b w:val="1"/>
-          <w:bCs w:val="1"/>
-          <w:sz w:val="34"/>
-          <w:szCs w:val="34"/>
-        </w:rPr>
-      </w:pPr>
-      <w:bookmarkStart w:colFirst="0" w:colLast="0" w:name="_csett1tmqacf" w:id="20"/>
-      <w:bookmarkEnd w:id="20"/>
-      <w:r>
-        <w:rPr>
-          <w:b w:val="1"/>
-          <w:bCs w:val="1"/>
-          <w:sz w:val="34"/>
-          <w:szCs w:val="34"/>
-          <w:rtl w:val="0"/>
-        </w:rPr>
-        <w:t xml:space="preserve">5.1 Fuente única de verdad</w:t>
-      </w:r>
-    </w:p>
-    <w:p>
-      <w:pPr>
-        <w:spacing w:after="240" w:before="240" w:lineRule="auto"/>
-        <w:rPr/>
-      </w:pPr>
-      <w:r>
-        <w:rPr>
-          <w:rtl w:val="0"/>
-        </w:rPr>
-        <w:t xml:space="preserve">Cada dataset debe tener:</w:t>
-      </w:r>
-    </w:p>
-    <w:p>
-      <w:pPr>
-        <w:numPr>
-          <w:ilvl w:val="0"/>
-          <w:numId w:val="14"/>
-        </w:numPr>
-        <w:spacing w:after="0" w:afterAutospacing="0" w:before="240" w:lineRule="auto"/>
-        <w:ind w:left="720" w:hanging="360"/>
-      </w:pPr>
-      <w:r>
-        <w:rPr>
-          <w:rtl w:val="0"/>
-        </w:rPr>
-        <w:t xml:space="preserve">origen definido</w:t>
-      </w:r>
-    </w:p>
-    <w:p>
-      <w:pPr>
-        <w:numPr>
-          <w:ilvl w:val="0"/>
-          <w:numId w:val="14"/>
-        </w:numPr>
-        <w:spacing w:after="0" w:afterAutospacing="0" w:before="0" w:beforeAutospacing="0" w:lineRule="auto"/>
-        <w:ind w:left="720" w:hanging="360"/>
-      </w:pPr>
-      <w:r>
-        <w:rPr>
-          <w:rtl w:val="0"/>
-        </w:rPr>
-        <w:t xml:space="preserve">versión</w:t>
-      </w:r>
-    </w:p>
-    <w:p>
-      <w:pPr>
-        <w:numPr>
-          <w:ilvl w:val="0"/>
-          <w:numId w:val="14"/>
-        </w:numPr>
-        <w:spacing w:after="0" w:afterAutospacing="0" w:before="0" w:beforeAutospacing="0" w:lineRule="auto"/>
-        <w:ind w:left="720" w:hanging="360"/>
-      </w:pPr>
-      <w:r>
-        <w:rPr>
-          <w:rtl w:val="0"/>
-        </w:rPr>
-        <w:t xml:space="preserve">timestamp de actualización</w:t>
-      </w:r>
-    </w:p>
-    <w:p>
-      <w:pPr>
-        <w:numPr>
-          <w:ilvl w:val="0"/>
-          <w:numId w:val="14"/>
-        </w:numPr>
-        <w:spacing w:after="240" w:before="0" w:beforeAutospacing="0" w:lineRule="auto"/>
-        <w:ind w:left="720" w:hanging="360"/>
-      </w:pPr>
-      <w:r>
-        <w:rPr>
-          <w:rtl w:val="0"/>
-        </w:rPr>
-        <w:t xml:space="preserve">validación de integridad</w:t>
-      </w:r>
-    </w:p>
-    <w:p>
-      <w:pPr>
-        <w:rPr/>
-      </w:pPr>
-      <w:r>
-        <w:pict>
-          <v:rect style="width:0.0pt;height:1.5pt" o:hr="t" o:hrstd="t" o:hralign="center" fillcolor="#A0A0A0" stroked="f"/>
-        </w:pict>
-      </w:r>
-      <w:r>
-        <w:rPr>
-          <w:rtl w:val="0"/>
-        </w:rPr>
-      </w:r>
-    </w:p>
-    <w:p>
-      <w:pPr>
-        <w:pStyle w:val="Heading2"/>
-        <w:keepNext w:val="0"/>
-        <w:keepLines w:val="0"/>
-        <w:spacing w:after="80" w:lineRule="auto"/>
-        <w:rPr>
-          <w:b w:val="1"/>
-          <w:bCs w:val="1"/>
-          <w:sz w:val="34"/>
-          <w:szCs w:val="34"/>
-        </w:rPr>
-      </w:pPr>
-      <w:bookmarkStart w:colFirst="0" w:colLast="0" w:name="_imlixy9y2ct5" w:id="21"/>
-      <w:bookmarkEnd w:id="21"/>
-      <w:r>
-        <w:rPr>
-          <w:b w:val="1"/>
-          <w:bCs w:val="1"/>
-          <w:sz w:val="34"/>
-          <w:szCs w:val="34"/>
-          <w:rtl w:val="0"/>
-        </w:rPr>
-        <w:t xml:space="preserve">5.2 Prohibición de datos implícitos</w:t>
-      </w:r>
-    </w:p>
-    <w:p>
-      <w:pPr>
-        <w:spacing w:after="240" w:before="240" w:lineRule="auto"/>
-        <w:rPr/>
-      </w:pPr>
-      <w:r>
-        <w:rPr>
-          <w:rtl w:val="0"/>
-        </w:rPr>
-        <w:t xml:space="preserve">Está prohibido usar:</w:t>
-      </w:r>
-    </w:p>
-    <w:p>
-      <w:pPr>
-        <w:numPr>
-          <w:ilvl w:val="0"/>
-          <w:numId w:val="3"/>
-        </w:numPr>
-        <w:spacing w:after="0" w:afterAutospacing="0" w:before="240" w:lineRule="auto"/>
-        <w:ind w:left="720" w:hanging="360"/>
-      </w:pPr>
-      <w:r>
-        <w:rPr>
-          <w:rtl w:val="0"/>
-        </w:rPr>
-        <w:t xml:space="preserve">datos no registrados</w:t>
-      </w:r>
-    </w:p>
-    <w:p>
-      <w:pPr>
-        <w:numPr>
-          <w:ilvl w:val="0"/>
-          <w:numId w:val="3"/>
-        </w:numPr>
-        <w:spacing w:after="0" w:afterAutospacing="0" w:before="0" w:beforeAutospacing="0" w:lineRule="auto"/>
-        <w:ind w:left="720" w:hanging="360"/>
-      </w:pPr>
-      <w:r>
-        <w:rPr>
-          <w:rtl w:val="0"/>
-        </w:rPr>
-        <w:t xml:space="preserve">cálculos no reproducibles</w:t>
-      </w:r>
-    </w:p>
-    <w:p>
-      <w:pPr>
-        <w:numPr>
-          <w:ilvl w:val="0"/>
-          <w:numId w:val="3"/>
-        </w:numPr>
-        <w:spacing w:after="240" w:before="0" w:beforeAutospacing="0" w:lineRule="auto"/>
-        <w:ind w:left="720" w:hanging="360"/>
-      </w:pPr>
-      <w:r>
-        <w:rPr>
-          <w:rtl w:val="0"/>
-        </w:rPr>
-        <w:t xml:space="preserve">inputs no versionados</w:t>
-      </w:r>
-    </w:p>
-    <w:p>
-      <w:pPr>
-        <w:rPr/>
-      </w:pPr>
-      <w:r>
-        <w:pict>
-          <v:rect style="width:0.0pt;height:1.5pt" o:hr="t" o:hrstd="t" o:hralign="center" fillcolor="#A0A0A0" stroked="f"/>
-        </w:pict>
-      </w:r>
-      <w:r>
-        <w:rPr>
-          <w:rtl w:val="0"/>
-        </w:rPr>
-      </w:r>
-    </w:p>
-    <w:p>
-      <w:pPr>
-        <w:pStyle w:val="Heading2"/>
-        <w:keepNext w:val="0"/>
-        <w:keepLines w:val="0"/>
-        <w:spacing w:after="80" w:lineRule="auto"/>
-        <w:rPr>
-          <w:b w:val="1"/>
-          <w:bCs w:val="1"/>
-          <w:sz w:val="34"/>
-          <w:szCs w:val="34"/>
-        </w:rPr>
-      </w:pPr>
-      <w:bookmarkStart w:colFirst="0" w:colLast="0" w:name="_klf4cplvfvus" w:id="22"/>
-      <w:bookmarkEnd w:id="22"/>
-      <w:r>
-        <w:rPr>
-          <w:b w:val="1"/>
-          <w:bCs w:val="1"/>
-          <w:sz w:val="34"/>
-          <w:szCs w:val="34"/>
-          <w:rtl w:val="0"/>
-        </w:rPr>
-        <w:t xml:space="preserve">5.3 Separación de entornos</w:t>
-      </w:r>
-    </w:p>
-    <w:p>
-      <w:pPr>
-        <w:numPr>
-          <w:ilvl w:val="0"/>
-          <w:numId w:val="21"/>
-        </w:numPr>
-        <w:spacing w:after="0" w:afterAutospacing="0" w:before="240" w:lineRule="auto"/>
-        <w:ind w:left="720" w:hanging="360"/>
-      </w:pPr>
-      <w:r>
-        <w:rPr>
-          <w:rFonts w:ascii="Arial Unicode MS" w:cs="Arial Unicode MS" w:eastAsia="Arial Unicode MS" w:hAnsi="Arial Unicode MS"/>
-          <w:rtl w:val="0"/>
-        </w:rPr>
-        <w:t xml:space="preserve">Paper trading ≠ Backtesting ≠ Producción</w:t>
-      </w:r>
-    </w:p>
-    <w:p>
-      <w:pPr>
-        <w:numPr>
-          <w:ilvl w:val="0"/>
-          <w:numId w:val="21"/>
-        </w:numPr>
-        <w:spacing w:after="240" w:before="0" w:beforeAutospacing="0" w:lineRule="auto"/>
-        <w:ind w:left="720" w:hanging="360"/>
-      </w:pPr>
-      <w:r>
-        <w:rPr>
-          <w:rtl w:val="0"/>
-        </w:rPr>
-        <w:t xml:space="preserve">Ningún dato de producción debe usarse para ajustar modelos sin registro</w:t>
-      </w:r>
-    </w:p>
-    <w:p>
-      <w:pPr>
-        <w:rPr/>
-      </w:pPr>
-      <w:r>
-        <w:pict>
-          <v:rect style="width:0.0pt;height:1.5pt" o:hr="t" o:hrstd="t" o:hralign="center" fillcolor="#A0A0A0" stroked="f"/>
-        </w:pict>
-      </w:r>
-      <w:r>
-        <w:rPr>
-          <w:rtl w:val="0"/>
-        </w:rPr>
-      </w:r>
-    </w:p>
-    <w:p>
-      <w:pPr>
-        <w:pStyle w:val="Heading1"/>
-        <w:keepNext w:val="0"/>
-        <w:keepLines w:val="0"/>
-        <w:spacing w:before="480" w:lineRule="auto"/>
-        <w:rPr>
-          <w:b w:val="1"/>
-          <w:bCs w:val="1"/>
-          <w:sz w:val="46"/>
-          <w:szCs w:val="46"/>
-        </w:rPr>
-      </w:pPr>
-      <w:bookmarkStart w:colFirst="0" w:colLast="0" w:name="_xetdtohbkftn" w:id="23"/>
-      <w:bookmarkEnd w:id="23"/>
-      <w:r>
-        <w:rPr>
-          <w:b w:val="1"/>
-          <w:bCs w:val="1"/>
-          <w:sz w:val="46"/>
-          <w:szCs w:val="46"/>
-          <w:rtl w:val="0"/>
-        </w:rPr>
-        <w:t xml:space="preserve">6. Reglas de estrategia</w:t>
-      </w:r>
-    </w:p>
-    <w:p>
-      <w:pPr>
-        <w:pStyle w:val="Heading2"/>
-        <w:keepNext w:val="0"/>
-        <w:keepLines w:val="0"/>
-        <w:spacing w:after="80" w:lineRule="auto"/>
-        <w:rPr>
-          <w:b w:val="1"/>
-          <w:bCs w:val="1"/>
-          <w:sz w:val="34"/>
-          <w:szCs w:val="34"/>
-        </w:rPr>
-      </w:pPr>
-      <w:bookmarkStart w:colFirst="0" w:colLast="0" w:name="_6bkbzkd3sjdz" w:id="24"/>
-      <w:bookmarkEnd w:id="24"/>
-      <w:r>
-        <w:rPr>
-          <w:b w:val="1"/>
-          <w:bCs w:val="1"/>
-          <w:sz w:val="34"/>
-          <w:szCs w:val="34"/>
-          <w:rtl w:val="0"/>
-        </w:rPr>
-        <w:t xml:space="preserve">6.1 Estrategias como módulos independientes</w:t>
-      </w:r>
-    </w:p>
-    <w:p>
-      <w:pPr>
-        <w:spacing w:after="240" w:before="240" w:lineRule="auto"/>
-        <w:rPr/>
-      </w:pPr>
-      <w:r>
-        <w:rPr>
-          <w:rtl w:val="0"/>
-        </w:rPr>
-        <w:t xml:space="preserve">Cada estrategia debe ser:</w:t>
-      </w:r>
-    </w:p>
-    <w:p>
-      <w:pPr>
-        <w:numPr>
-          <w:ilvl w:val="0"/>
-          <w:numId w:val="1"/>
-        </w:numPr>
-        <w:spacing w:after="0" w:afterAutospacing="0" w:before="240" w:lineRule="auto"/>
-        <w:ind w:left="720" w:hanging="360"/>
-      </w:pPr>
-      <w:r>
-        <w:rPr>
-          <w:rtl w:val="0"/>
-        </w:rPr>
-        <w:t xml:space="preserve">autónoma</w:t>
-      </w:r>
-    </w:p>
-    <w:p>
-      <w:pPr>
-        <w:numPr>
-          <w:ilvl w:val="0"/>
-          <w:numId w:val="1"/>
-        </w:numPr>
-        <w:spacing w:after="0" w:afterAutospacing="0" w:before="0" w:beforeAutospacing="0" w:lineRule="auto"/>
-        <w:ind w:left="720" w:hanging="360"/>
-      </w:pPr>
-      <w:r>
-        <w:rPr>
-          <w:rtl w:val="0"/>
-        </w:rPr>
-        <w:t xml:space="preserve">intercambiable</w:t>
-      </w:r>
-    </w:p>
-    <w:p>
-      <w:pPr>
-        <w:numPr>
-          <w:ilvl w:val="0"/>
-          <w:numId w:val="1"/>
-        </w:numPr>
-        <w:spacing w:after="240" w:before="0" w:beforeAutospacing="0" w:lineRule="auto"/>
-        <w:ind w:left="720" w:hanging="360"/>
-      </w:pPr>
-      <w:r>
-        <w:rPr>
-          <w:rtl w:val="0"/>
-        </w:rPr>
-        <w:t xml:space="preserve">evaluable de forma aislada</w:t>
-      </w:r>
-    </w:p>
-    <w:p>
-      <w:pPr>
-        <w:rPr/>
-      </w:pPr>
-      <w:r>
-        <w:pict>
-          <v:rect style="width:0.0pt;height:1.5pt" o:hr="t" o:hrstd="t" o:hralign="center" fillcolor="#A0A0A0" stroked="f"/>
-        </w:pict>
-      </w:r>
-      <w:r>
-        <w:rPr>
-          <w:rtl w:val="0"/>
-        </w:rPr>
-      </w:r>
-    </w:p>
-    <w:p>
-      <w:pPr>
-        <w:pStyle w:val="Heading2"/>
-        <w:keepNext w:val="0"/>
-        <w:keepLines w:val="0"/>
-        <w:spacing w:after="80" w:lineRule="auto"/>
-        <w:rPr>
-          <w:b w:val="1"/>
-          <w:bCs w:val="1"/>
-          <w:sz w:val="34"/>
-          <w:szCs w:val="34"/>
-        </w:rPr>
-      </w:pPr>
-      <w:bookmarkStart w:colFirst="0" w:colLast="0" w:name="_y7pqlxs9pscv" w:id="25"/>
-      <w:bookmarkEnd w:id="25"/>
-      <w:r>
-        <w:rPr>
-          <w:b w:val="1"/>
-          <w:bCs w:val="1"/>
-          <w:sz w:val="34"/>
-          <w:szCs w:val="34"/>
-          <w:rtl w:val="0"/>
-        </w:rPr>
-        <w:t xml:space="preserve">6.2 Estrategias no tienen autoridad de ejecución</w:t>
-      </w:r>
-    </w:p>
-    <w:p>
-      <w:pPr>
-        <w:spacing w:after="240" w:before="240" w:lineRule="auto"/>
-        <w:rPr/>
-      </w:pPr>
-      <w:r>
-        <w:rPr>
-          <w:rtl w:val="0"/>
-        </w:rPr>
-        <w:t xml:space="preserve">Una estrategia solo puede:</w:t>
-      </w:r>
-    </w:p>
-    <w:p>
-      <w:pPr>
-        <w:numPr>
-          <w:ilvl w:val="0"/>
-          <w:numId w:val="2"/>
-        </w:numPr>
-        <w:spacing w:after="240" w:before="240" w:lineRule="auto"/>
-        <w:ind w:left="720" w:hanging="360"/>
-      </w:pPr>
-      <w:r>
-        <w:rPr>
-          <w:rtl w:val="0"/>
-        </w:rPr>
-        <w:t xml:space="preserve">generar señales</w:t>
-      </w:r>
-    </w:p>
-    <w:p>
-      <w:pPr>
-        <w:spacing w:after="240" w:before="240" w:lineRule="auto"/>
-        <w:rPr/>
-      </w:pPr>
-      <w:r>
-        <w:rPr>
-          <w:rtl w:val="0"/>
-        </w:rPr>
-        <w:t xml:space="preserve">No puede:</w:t>
-      </w:r>
-    </w:p>
-    <w:p>
-      <w:pPr>
-        <w:numPr>
-          <w:ilvl w:val="0"/>
-          <w:numId w:val="13"/>
-        </w:numPr>
-        <w:spacing w:after="0" w:afterAutospacing="0" w:before="240" w:lineRule="auto"/>
-        <w:ind w:left="720" w:hanging="360"/>
-      </w:pPr>
-      <w:r>
-        <w:rPr>
-          <w:rtl w:val="0"/>
-        </w:rPr>
-        <w:t xml:space="preserve">ejecutar órdenes</w:t>
-      </w:r>
-    </w:p>
-    <w:p>
-      <w:pPr>
-        <w:numPr>
-          <w:ilvl w:val="0"/>
-          <w:numId w:val="13"/>
-        </w:numPr>
-        <w:spacing w:after="0" w:afterAutospacing="0" w:before="0" w:beforeAutospacing="0" w:lineRule="auto"/>
-        <w:ind w:left="720" w:hanging="360"/>
-      </w:pPr>
-      <w:r>
-        <w:rPr>
-          <w:rtl w:val="0"/>
-        </w:rPr>
-        <w:t xml:space="preserve">decidir tamaños de posición</w:t>
-      </w:r>
-    </w:p>
-    <w:p>
-      <w:pPr>
-        <w:numPr>
-          <w:ilvl w:val="0"/>
-          <w:numId w:val="13"/>
-        </w:numPr>
-        <w:spacing w:after="240" w:before="0" w:beforeAutospacing="0" w:lineRule="auto"/>
-        <w:ind w:left="720" w:hanging="360"/>
-      </w:pPr>
-      <w:r>
-        <w:rPr>
-          <w:rtl w:val="0"/>
-        </w:rPr>
-        <w:t xml:space="preserve">gestionar riesgo</w:t>
-      </w:r>
-    </w:p>
-    <w:p>
-      <w:pPr>
-        <w:rPr/>
-      </w:pPr>
-      <w:r>
-        <w:pict>
-          <v:rect style="width:0.0pt;height:1.5pt" o:hr="t" o:hrstd="t" o:hralign="center" fillcolor="#A0A0A0" stroked="f"/>
-        </w:pict>
-      </w:r>
-      <w:r>
-        <w:rPr>
-          <w:rtl w:val="0"/>
-        </w:rPr>
-      </w:r>
-    </w:p>
-    <w:p>
-      <w:pPr>
-        <w:pStyle w:val="Heading1"/>
-        <w:keepNext w:val="0"/>
-        <w:keepLines w:val="0"/>
-        <w:spacing w:before="480" w:lineRule="auto"/>
-        <w:rPr>
-          <w:b w:val="1"/>
-          <w:bCs w:val="1"/>
-          <w:sz w:val="46"/>
-          <w:szCs w:val="46"/>
-        </w:rPr>
-      </w:pPr>
-      <w:bookmarkStart w:colFirst="0" w:colLast="0" w:name="_ng45kg2skaz2" w:id="26"/>
-      <w:bookmarkEnd w:id="26"/>
-      <w:r>
-        <w:rPr>
-          <w:b w:val="1"/>
-          <w:bCs w:val="1"/>
-          <w:sz w:val="46"/>
-          <w:szCs w:val="46"/>
-          <w:rtl w:val="0"/>
-        </w:rPr>
-        <w:t xml:space="preserve">7. Reglas de riesgo</w:t>
-      </w:r>
-    </w:p>
-    <w:p>
-      <w:pPr>
-        <w:pStyle w:val="Heading2"/>
-        <w:keepNext w:val="0"/>
-        <w:keepLines w:val="0"/>
-        <w:spacing w:after="80" w:lineRule="auto"/>
-        <w:rPr>
-          <w:b w:val="1"/>
-          <w:bCs w:val="1"/>
-          <w:sz w:val="34"/>
-          <w:szCs w:val="34"/>
-        </w:rPr>
-      </w:pPr>
-      <w:bookmarkStart w:colFirst="0" w:colLast="0" w:name="_ogtj6blq4oie" w:id="27"/>
-      <w:bookmarkEnd w:id="27"/>
-      <w:r>
-        <w:rPr>
-          <w:b w:val="1"/>
-          <w:bCs w:val="1"/>
-          <w:sz w:val="34"/>
-          <w:szCs w:val="34"/>
-          <w:rtl w:val="0"/>
-        </w:rPr>
-        <w:t xml:space="preserve">7.1 Dominancia del riesgo</w:t>
-      </w:r>
-    </w:p>
-    <w:p>
-      <w:pPr>
-        <w:spacing w:after="240" w:before="240" w:lineRule="auto"/>
-        <w:rPr/>
-      </w:pPr>
-      <w:r>
-        <w:rPr>
-          <w:rtl w:val="0"/>
-        </w:rPr>
-        <w:t xml:space="preserve">El Risk Engine tiene autoridad superior a cualquier otro módulo.</w:t>
-      </w:r>
-    </w:p>
-    <w:p>
-      <w:pPr>
-        <w:spacing w:after="240" w:before="240" w:lineRule="auto"/>
-        <w:rPr/>
-      </w:pPr>
-      <w:r>
-        <w:rPr>
-          <w:rtl w:val="0"/>
-        </w:rPr>
-        <w:t xml:space="preserve">Puede:</w:t>
-      </w:r>
-    </w:p>
-    <w:p>
-      <w:pPr>
-        <w:numPr>
-          <w:ilvl w:val="0"/>
-          <w:numId w:val="4"/>
-        </w:numPr>
-        <w:spacing w:after="0" w:afterAutospacing="0" w:before="240" w:lineRule="auto"/>
-        <w:ind w:left="720" w:hanging="360"/>
-      </w:pPr>
-      <w:r>
-        <w:rPr>
-          <w:rtl w:val="0"/>
-        </w:rPr>
-        <w:t xml:space="preserve">reducir exposición</w:t>
-      </w:r>
-    </w:p>
-    <w:p>
-      <w:pPr>
-        <w:numPr>
-          <w:ilvl w:val="0"/>
-          <w:numId w:val="4"/>
-        </w:numPr>
-        <w:spacing w:after="0" w:afterAutospacing="0" w:before="0" w:beforeAutospacing="0" w:lineRule="auto"/>
-        <w:ind w:left="720" w:hanging="360"/>
-      </w:pPr>
-      <w:r>
-        <w:rPr>
-          <w:rtl w:val="0"/>
-        </w:rPr>
-        <w:t xml:space="preserve">cancelar operaciones</w:t>
-      </w:r>
-    </w:p>
-    <w:p>
-      <w:pPr>
-        <w:numPr>
-          <w:ilvl w:val="0"/>
-          <w:numId w:val="4"/>
-        </w:numPr>
-        <w:spacing w:after="0" w:afterAutospacing="0" w:before="0" w:beforeAutospacing="0" w:lineRule="auto"/>
-        <w:ind w:left="720" w:hanging="360"/>
-      </w:pPr>
-      <w:r>
-        <w:rPr>
-          <w:rtl w:val="0"/>
-        </w:rPr>
-        <w:t xml:space="preserve">limitar capital</w:t>
-      </w:r>
-    </w:p>
-    <w:p>
-      <w:pPr>
-        <w:numPr>
-          <w:ilvl w:val="0"/>
-          <w:numId w:val="4"/>
-        </w:numPr>
-        <w:spacing w:after="240" w:before="0" w:beforeAutospacing="0" w:lineRule="auto"/>
-        <w:ind w:left="720" w:hanging="360"/>
-      </w:pPr>
-      <w:r>
-        <w:rPr>
-          <w:rtl w:val="0"/>
-        </w:rPr>
-        <w:t xml:space="preserve">forzar liquidación parcial</w:t>
-      </w:r>
-    </w:p>
-    <w:p>
-      <w:pPr>
-        <w:rPr/>
-      </w:pPr>
-      <w:r>
-        <w:pict>
-          <v:rect style="width:0.0pt;height:1.5pt" o:hr="t" o:hrstd="t" o:hralign="center" fillcolor="#A0A0A0" stroked="f"/>
-        </w:pict>
-      </w:r>
-      <w:r>
-        <w:rPr>
-          <w:rtl w:val="0"/>
-        </w:rPr>
-      </w:r>
-    </w:p>
-    <w:p>
-      <w:pPr>
-        <w:pStyle w:val="Heading2"/>
-        <w:keepNext w:val="0"/>
-        <w:keepLines w:val="0"/>
-        <w:spacing w:after="80" w:lineRule="auto"/>
-        <w:rPr>
-          <w:b w:val="1"/>
-          <w:bCs w:val="1"/>
-          <w:sz w:val="34"/>
-          <w:szCs w:val="34"/>
-        </w:rPr>
-      </w:pPr>
-      <w:bookmarkStart w:colFirst="0" w:colLast="0" w:name="_erqnzzoa18e3" w:id="28"/>
-      <w:bookmarkEnd w:id="28"/>
-      <w:r>
-        <w:rPr>
-          <w:b w:val="1"/>
-          <w:bCs w:val="1"/>
-          <w:sz w:val="34"/>
-          <w:szCs w:val="34"/>
-          <w:rtl w:val="0"/>
-        </w:rPr>
-        <w:t xml:space="preserve">7.2 Límites obligatorios</w:t>
-      </w:r>
-    </w:p>
-    <w:p>
-      <w:pPr>
-        <w:spacing w:after="240" w:before="240" w:lineRule="auto"/>
-        <w:rPr/>
-      </w:pPr>
-      <w:r>
-        <w:rPr>
-          <w:rtl w:val="0"/>
-        </w:rPr>
-        <w:t xml:space="preserve">Todo sistema debe tener:</w:t>
-      </w:r>
-    </w:p>
-    <w:p>
-      <w:pPr>
-        <w:numPr>
-          <w:ilvl w:val="0"/>
-          <w:numId w:val="23"/>
-        </w:numPr>
-        <w:spacing w:after="0" w:afterAutospacing="0" w:before="240" w:lineRule="auto"/>
-        <w:ind w:left="720" w:hanging="360"/>
-      </w:pPr>
-      <w:r>
-        <w:rPr>
-          <w:rtl w:val="0"/>
-        </w:rPr>
-        <w:t xml:space="preserve">límite de drawdown máximo</w:t>
-      </w:r>
-    </w:p>
-    <w:p>
-      <w:pPr>
-        <w:numPr>
-          <w:ilvl w:val="0"/>
-          <w:numId w:val="23"/>
-        </w:numPr>
-        <w:spacing w:after="0" w:afterAutospacing="0" w:before="0" w:beforeAutospacing="0" w:lineRule="auto"/>
-        <w:ind w:left="720" w:hanging="360"/>
-      </w:pPr>
-      <w:r>
-        <w:rPr>
-          <w:rtl w:val="0"/>
-        </w:rPr>
-        <w:t xml:space="preserve">límite de exposición por activo</w:t>
-      </w:r>
-    </w:p>
-    <w:p>
-      <w:pPr>
-        <w:numPr>
-          <w:ilvl w:val="0"/>
-          <w:numId w:val="23"/>
-        </w:numPr>
-        <w:spacing w:after="0" w:afterAutospacing="0" w:before="0" w:beforeAutospacing="0" w:lineRule="auto"/>
-        <w:ind w:left="720" w:hanging="360"/>
-      </w:pPr>
-      <w:r>
-        <w:rPr>
-          <w:rtl w:val="0"/>
-        </w:rPr>
-        <w:t xml:space="preserve">límite de exposición total</w:t>
-      </w:r>
-    </w:p>
-    <w:p>
-      <w:pPr>
-        <w:numPr>
-          <w:ilvl w:val="0"/>
-          <w:numId w:val="23"/>
-        </w:numPr>
-        <w:spacing w:after="240" w:before="0" w:beforeAutospacing="0" w:lineRule="auto"/>
-        <w:ind w:left="720" w:hanging="360"/>
-      </w:pPr>
-      <w:r>
-        <w:rPr>
-          <w:rtl w:val="0"/>
-        </w:rPr>
-        <w:t xml:space="preserve">límite de correlación</w:t>
-      </w:r>
-    </w:p>
-    <w:p>
-      <w:pPr>
-        <w:rPr/>
-      </w:pPr>
-      <w:r>
-        <w:pict>
-          <v:rect style="width:0.0pt;height:1.5pt" o:hr="t" o:hrstd="t" o:hralign="center" fillcolor="#A0A0A0" stroked="f"/>
-        </w:pict>
-      </w:r>
-      <w:r>
-        <w:rPr>
-          <w:rtl w:val="0"/>
-        </w:rPr>
-      </w:r>
-    </w:p>
-    <w:p>
-      <w:pPr>
-        <w:pStyle w:val="Heading1"/>
-        <w:keepNext w:val="0"/>
-        <w:keepLines w:val="0"/>
-        <w:spacing w:before="480" w:lineRule="auto"/>
-        <w:rPr>
-          <w:b w:val="1"/>
-          <w:bCs w:val="1"/>
-          <w:sz w:val="46"/>
-          <w:szCs w:val="46"/>
-        </w:rPr>
-      </w:pPr>
-      <w:bookmarkStart w:colFirst="0" w:colLast="0" w:name="_ss9ihrjd84af" w:id="29"/>
-      <w:bookmarkEnd w:id="29"/>
-      <w:r>
-        <w:rPr>
-          <w:b w:val="1"/>
-          <w:bCs w:val="1"/>
-          <w:sz w:val="46"/>
-          <w:szCs w:val="46"/>
-          <w:rtl w:val="0"/>
-        </w:rPr>
-        <w:t xml:space="preserve">8. Reglas de ejecución</w:t>
-      </w:r>
-    </w:p>
-    <w:p>
-      <w:pPr>
-        <w:pStyle w:val="Heading2"/>
-        <w:keepNext w:val="0"/>
-        <w:keepLines w:val="0"/>
-        <w:spacing w:after="80" w:lineRule="auto"/>
-        <w:rPr>
-          <w:b w:val="1"/>
-          <w:bCs w:val="1"/>
-          <w:sz w:val="34"/>
-          <w:szCs w:val="34"/>
-        </w:rPr>
-      </w:pPr>
-      <w:bookmarkStart w:colFirst="0" w:colLast="0" w:name="_i8itjsx6zkiq" w:id="30"/>
-      <w:bookmarkEnd w:id="30"/>
-      <w:r>
-        <w:rPr>
-          <w:b w:val="1"/>
-          <w:bCs w:val="1"/>
-          <w:sz w:val="34"/>
-          <w:szCs w:val="34"/>
-          <w:rtl w:val="0"/>
-        </w:rPr>
-        <w:t xml:space="preserve">8.1 Independencia de estrategia</w:t>
-      </w:r>
-    </w:p>
-    <w:p>
-      <w:pPr>
-        <w:spacing w:after="240" w:before="240" w:lineRule="auto"/>
-        <w:rPr/>
-      </w:pPr>
-      <w:r>
-        <w:rPr>
-          <w:rtl w:val="0"/>
-        </w:rPr>
-        <w:t xml:space="preserve">La ejecución debe ser independiente del origen de la señal.</w:t>
-      </w:r>
-    </w:p>
-    <w:p>
-      <w:pPr>
-        <w:rPr/>
-      </w:pPr>
-      <w:r>
-        <w:pict>
-          <v:rect style="width:0.0pt;height:1.5pt" o:hr="t" o:hrstd="t" o:hralign="center" fillcolor="#A0A0A0" stroked="f"/>
-        </w:pict>
-      </w:r>
-      <w:r>
-        <w:rPr>
-          <w:rtl w:val="0"/>
-        </w:rPr>
-      </w:r>
-    </w:p>
-    <w:p>
-      <w:pPr>
-        <w:pStyle w:val="Heading2"/>
-        <w:keepNext w:val="0"/>
-        <w:keepLines w:val="0"/>
-        <w:spacing w:after="80" w:lineRule="auto"/>
-        <w:rPr>
-          <w:b w:val="1"/>
-          <w:bCs w:val="1"/>
-          <w:sz w:val="34"/>
-          <w:szCs w:val="34"/>
-        </w:rPr>
-      </w:pPr>
-      <w:bookmarkStart w:colFirst="0" w:colLast="0" w:name="_8bzp7j5qjrt4" w:id="31"/>
-      <w:bookmarkEnd w:id="31"/>
-      <w:r>
-        <w:rPr>
-          <w:b w:val="1"/>
-          <w:bCs w:val="1"/>
-          <w:sz w:val="34"/>
-          <w:szCs w:val="34"/>
-          <w:rtl w:val="0"/>
-        </w:rPr>
-        <w:t xml:space="preserve">8.2 Robustez operacional</w:t>
-      </w:r>
-    </w:p>
-    <w:p>
-      <w:pPr>
-        <w:spacing w:after="240" w:before="240" w:lineRule="auto"/>
-        <w:rPr/>
-      </w:pPr>
-      <w:r>
-        <w:rPr>
-          <w:rtl w:val="0"/>
-        </w:rPr>
-        <w:t xml:space="preserve">El sistema debe manejar:</w:t>
-      </w:r>
-    </w:p>
-    <w:p>
-      <w:pPr>
-        <w:numPr>
-          <w:ilvl w:val="0"/>
-          <w:numId w:val="27"/>
-        </w:numPr>
-        <w:spacing w:after="0" w:afterAutospacing="0" w:before="240" w:lineRule="auto"/>
-        <w:ind w:left="720" w:hanging="360"/>
-      </w:pPr>
-      <w:r>
-        <w:rPr>
-          <w:rtl w:val="0"/>
-        </w:rPr>
-        <w:t xml:space="preserve">fallos de API</w:t>
-      </w:r>
-    </w:p>
-    <w:p>
-      <w:pPr>
-        <w:numPr>
-          <w:ilvl w:val="0"/>
-          <w:numId w:val="27"/>
-        </w:numPr>
-        <w:spacing w:after="0" w:afterAutospacing="0" w:before="0" w:beforeAutospacing="0" w:lineRule="auto"/>
-        <w:ind w:left="720" w:hanging="360"/>
-      </w:pPr>
-      <w:r>
-        <w:rPr>
-          <w:rtl w:val="0"/>
-        </w:rPr>
-        <w:t xml:space="preserve">retrasos de mercado</w:t>
-      </w:r>
-    </w:p>
-    <w:p>
-      <w:pPr>
-        <w:numPr>
-          <w:ilvl w:val="0"/>
-          <w:numId w:val="27"/>
-        </w:numPr>
-        <w:spacing w:after="0" w:afterAutospacing="0" w:before="0" w:beforeAutospacing="0" w:lineRule="auto"/>
-        <w:ind w:left="720" w:hanging="360"/>
-      </w:pPr>
-      <w:r>
-        <w:rPr>
-          <w:rtl w:val="0"/>
-        </w:rPr>
-        <w:t xml:space="preserve">órdenes parciales</w:t>
-      </w:r>
-    </w:p>
-    <w:p>
-      <w:pPr>
-        <w:numPr>
-          <w:ilvl w:val="0"/>
-          <w:numId w:val="27"/>
-        </w:numPr>
-        <w:spacing w:after="240" w:before="0" w:beforeAutospacing="0" w:lineRule="auto"/>
-        <w:ind w:left="720" w:hanging="360"/>
-      </w:pPr>
-      <w:r>
-        <w:rPr>
-          <w:rtl w:val="0"/>
-        </w:rPr>
-        <w:t xml:space="preserve">rechazos de broker</w:t>
-      </w:r>
-    </w:p>
-    <w:p>
-      <w:pPr>
-        <w:rPr/>
-      </w:pPr>
-      <w:r>
-        <w:pict>
-          <v:rect style="width:0.0pt;height:1.5pt" o:hr="t" o:hrstd="t" o:hralign="center" fillcolor="#A0A0A0" stroked="f"/>
-        </w:pict>
-      </w:r>
-      <w:r>
-        <w:rPr>
-          <w:rtl w:val="0"/>
-        </w:rPr>
-      </w:r>
-    </w:p>
-    <w:p>
-      <w:pPr>
-        <w:pStyle w:val="Heading1"/>
-        <w:keepNext w:val="0"/>
-        <w:keepLines w:val="0"/>
-        <w:spacing w:before="480" w:lineRule="auto"/>
-        <w:rPr>
-          <w:b w:val="1"/>
-          <w:bCs w:val="1"/>
-          <w:sz w:val="46"/>
-          <w:szCs w:val="46"/>
-        </w:rPr>
-      </w:pPr>
-      <w:bookmarkStart w:colFirst="0" w:colLast="0" w:name="_u63am5ii4fzx" w:id="32"/>
-      <w:bookmarkEnd w:id="32"/>
-      <w:r>
-        <w:rPr>
-          <w:b w:val="1"/>
-          <w:bCs w:val="1"/>
-          <w:sz w:val="46"/>
-          <w:szCs w:val="46"/>
-          <w:rtl w:val="0"/>
-        </w:rPr>
-        <w:t xml:space="preserve">9. Reglas de evolución del sistema</w:t>
-      </w:r>
-    </w:p>
-    <w:p>
-      <w:pPr>
-        <w:pStyle w:val="Heading2"/>
-        <w:keepNext w:val="0"/>
-        <w:keepLines w:val="0"/>
-        <w:spacing w:after="80" w:lineRule="auto"/>
-        <w:rPr>
-          <w:b w:val="1"/>
-          <w:bCs w:val="1"/>
-          <w:sz w:val="34"/>
-          <w:szCs w:val="34"/>
-        </w:rPr>
-      </w:pPr>
-      <w:bookmarkStart w:colFirst="0" w:colLast="0" w:name="_8i8cyma9mdnk" w:id="33"/>
-      <w:bookmarkEnd w:id="33"/>
-      <w:r>
-        <w:rPr>
-          <w:b w:val="1"/>
-          <w:bCs w:val="1"/>
-          <w:sz w:val="34"/>
-          <w:szCs w:val="34"/>
-          <w:rtl w:val="0"/>
-        </w:rPr>
-        <w:t xml:space="preserve">9.1 Cambios controlados</w:t>
-      </w:r>
-    </w:p>
-    <w:p>
-      <w:pPr>
-        <w:spacing w:after="240" w:before="240" w:lineRule="auto"/>
-        <w:rPr/>
-      </w:pPr>
-      <w:r>
-        <w:rPr>
-          <w:rtl w:val="0"/>
-        </w:rPr>
-        <w:t xml:space="preserve">Todo cambio debe:</w:t>
-      </w:r>
-    </w:p>
-    <w:p>
-      <w:pPr>
-        <w:numPr>
-          <w:ilvl w:val="0"/>
-          <w:numId w:val="9"/>
-        </w:numPr>
-        <w:spacing w:after="0" w:afterAutospacing="0" w:before="240" w:lineRule="auto"/>
-        <w:ind w:left="720" w:hanging="360"/>
-      </w:pPr>
-      <w:r>
-        <w:rPr>
-          <w:rtl w:val="0"/>
-        </w:rPr>
-        <w:t xml:space="preserve">ser versionado</w:t>
-      </w:r>
-    </w:p>
-    <w:p>
-      <w:pPr>
-        <w:numPr>
-          <w:ilvl w:val="0"/>
-          <w:numId w:val="9"/>
-        </w:numPr>
-        <w:spacing w:after="0" w:afterAutospacing="0" w:before="0" w:beforeAutospacing="0" w:lineRule="auto"/>
-        <w:ind w:left="720" w:hanging="360"/>
-      </w:pPr>
-      <w:r>
-        <w:rPr>
-          <w:rtl w:val="0"/>
-        </w:rPr>
-        <w:t xml:space="preserve">ser testeado</w:t>
-      </w:r>
-    </w:p>
-    <w:p>
-      <w:pPr>
-        <w:numPr>
-          <w:ilvl w:val="0"/>
-          <w:numId w:val="9"/>
-        </w:numPr>
-        <w:spacing w:after="240" w:before="0" w:beforeAutospacing="0" w:lineRule="auto"/>
-        <w:ind w:left="720" w:hanging="360"/>
-      </w:pPr>
-      <w:r>
-        <w:rPr>
-          <w:rtl w:val="0"/>
-        </w:rPr>
-        <w:t xml:space="preserve">tener impacto medido</w:t>
-      </w:r>
-    </w:p>
-    <w:p>
-      <w:pPr>
-        <w:rPr/>
-      </w:pPr>
-      <w:r>
-        <w:pict>
-          <v:rect style="width:0.0pt;height:1.5pt" o:hr="t" o:hrstd="t" o:hralign="center" fillcolor="#A0A0A0" stroked="f"/>
-        </w:pict>
-      </w:r>
-      <w:r>
-        <w:rPr>
-          <w:rtl w:val="0"/>
-        </w:rPr>
-      </w:r>
-    </w:p>
-    <w:p>
-      <w:pPr>
-        <w:pStyle w:val="Heading2"/>
-        <w:keepNext w:val="0"/>
-        <w:keepLines w:val="0"/>
-        <w:spacing w:after="80" w:lineRule="auto"/>
-        <w:rPr>
-          <w:b w:val="1"/>
-          <w:bCs w:val="1"/>
-          <w:sz w:val="34"/>
-          <w:szCs w:val="34"/>
-        </w:rPr>
-      </w:pPr>
-      <w:bookmarkStart w:colFirst="0" w:colLast="0" w:name="_fepun6slx7el" w:id="34"/>
-      <w:bookmarkEnd w:id="34"/>
-      <w:r>
-        <w:rPr>
-          <w:b w:val="1"/>
-          <w:bCs w:val="1"/>
-          <w:sz w:val="34"/>
-          <w:szCs w:val="34"/>
-          <w:rtl w:val="0"/>
-        </w:rPr>
-        <w:t xml:space="preserve">9.2 Prohibición de cambios no evaluados</w:t>
-      </w:r>
-    </w:p>
-    <w:p>
-      <w:pPr>
-        <w:spacing w:after="240" w:before="240" w:lineRule="auto"/>
-        <w:rPr/>
-      </w:pPr>
-      <w:r>
-        <w:rPr>
-          <w:rtl w:val="0"/>
-        </w:rPr>
-        <w:t xml:space="preserve">No se permite:</w:t>
-      </w:r>
-    </w:p>
-    <w:p>
-      <w:pPr>
-        <w:numPr>
-          <w:ilvl w:val="0"/>
-          <w:numId w:val="26"/>
-        </w:numPr>
-        <w:spacing w:after="0" w:afterAutospacing="0" w:before="240" w:lineRule="auto"/>
-        <w:ind w:left="720" w:hanging="360"/>
-      </w:pPr>
-      <w:r>
-        <w:rPr>
-          <w:rtl w:val="0"/>
-        </w:rPr>
-        <w:t xml:space="preserve">modificar lógica crítica en producción sin validación</w:t>
-      </w:r>
-    </w:p>
-    <w:p>
-      <w:pPr>
-        <w:numPr>
-          <w:ilvl w:val="0"/>
-          <w:numId w:val="26"/>
-        </w:numPr>
-        <w:spacing w:after="240" w:before="0" w:beforeAutospacing="0" w:lineRule="auto"/>
-        <w:ind w:left="720" w:hanging="360"/>
-      </w:pPr>
-      <w:r>
-        <w:rPr>
-          <w:rtl w:val="0"/>
-        </w:rPr>
-        <w:t xml:space="preserve">cambiar estrategias sin backtesting comparativo</w:t>
-      </w:r>
-    </w:p>
-    <w:p>
-      <w:pPr>
-        <w:rPr/>
-      </w:pPr>
-      <w:r>
-        <w:pict>
-          <v:rect style="width:0.0pt;height:1.5pt" o:hr="t" o:hrstd="t" o:hralign="center" fillcolor="#A0A0A0" stroked="f"/>
-        </w:pict>
-      </w:r>
-      <w:r>
-        <w:rPr>
-          <w:rtl w:val="0"/>
-        </w:rPr>
-      </w:r>
-    </w:p>
-    <w:p>
-      <w:pPr>
-        <w:pStyle w:val="Heading1"/>
-        <w:keepNext w:val="0"/>
-        <w:keepLines w:val="0"/>
-        <w:spacing w:before="480" w:lineRule="auto"/>
-        <w:rPr>
-          <w:b w:val="1"/>
-          <w:bCs w:val="1"/>
-          <w:sz w:val="46"/>
-          <w:szCs w:val="46"/>
-        </w:rPr>
-      </w:pPr>
-      <w:bookmarkStart w:colFirst="0" w:colLast="0" w:name="_hk6obl9qfsau" w:id="35"/>
-      <w:bookmarkEnd w:id="35"/>
-      <w:r>
-        <w:rPr>
-          <w:b w:val="1"/>
-          <w:bCs w:val="1"/>
-          <w:sz w:val="46"/>
-          <w:szCs w:val="46"/>
-          <w:rtl w:val="0"/>
-        </w:rPr>
-        <w:t xml:space="preserve">10. Reglas de métricas</w:t>
-      </w:r>
-    </w:p>
-    <w:p>
-      <w:pPr>
-        <w:spacing w:after="240" w:before="240" w:lineRule="auto"/>
-        <w:rPr/>
-      </w:pPr>
-      <w:r>
-        <w:rPr>
-          <w:rtl w:val="0"/>
-        </w:rPr>
-        <w:t xml:space="preserve">Toda estrategia debe evaluarse por:</w:t>
-      </w:r>
-    </w:p>
-    <w:p>
-      <w:pPr>
-        <w:numPr>
-          <w:ilvl w:val="0"/>
-          <w:numId w:val="25"/>
-        </w:numPr>
-        <w:spacing w:after="0" w:afterAutospacing="0" w:before="240" w:lineRule="auto"/>
-        <w:ind w:left="720" w:hanging="360"/>
-      </w:pPr>
-      <w:r>
-        <w:rPr>
-          <w:rtl w:val="0"/>
-        </w:rPr>
-        <w:t xml:space="preserve">retorno absoluto</w:t>
-      </w:r>
-    </w:p>
-    <w:p>
-      <w:pPr>
-        <w:numPr>
-          <w:ilvl w:val="0"/>
-          <w:numId w:val="25"/>
-        </w:numPr>
-        <w:spacing w:after="0" w:afterAutospacing="0" w:before="0" w:beforeAutospacing="0" w:lineRule="auto"/>
-        <w:ind w:left="720" w:hanging="360"/>
-      </w:pPr>
-      <w:r>
-        <w:rPr>
-          <w:rtl w:val="0"/>
-        </w:rPr>
-        <w:t xml:space="preserve">retorno ajustado al riesgo</w:t>
-      </w:r>
-    </w:p>
-    <w:p>
-      <w:pPr>
-        <w:numPr>
-          <w:ilvl w:val="0"/>
-          <w:numId w:val="25"/>
-        </w:numPr>
-        <w:spacing w:after="0" w:afterAutospacing="0" w:before="0" w:beforeAutospacing="0" w:lineRule="auto"/>
-        <w:ind w:left="720" w:hanging="360"/>
-      </w:pPr>
-      <w:r>
-        <w:rPr>
-          <w:rtl w:val="0"/>
-        </w:rPr>
-        <w:t xml:space="preserve">drawdown</w:t>
-      </w:r>
-    </w:p>
-    <w:p>
-      <w:pPr>
-        <w:numPr>
-          <w:ilvl w:val="0"/>
-          <w:numId w:val="25"/>
-        </w:numPr>
-        <w:spacing w:after="0" w:afterAutospacing="0" w:before="0" w:beforeAutospacing="0" w:lineRule="auto"/>
-        <w:ind w:left="720" w:hanging="360"/>
-      </w:pPr>
-      <w:r>
-        <w:rPr>
-          <w:rtl w:val="0"/>
-        </w:rPr>
-        <w:t xml:space="preserve">volatilidad</w:t>
-      </w:r>
-    </w:p>
-    <w:p>
-      <w:pPr>
-        <w:numPr>
-          <w:ilvl w:val="0"/>
-          <w:numId w:val="25"/>
-        </w:numPr>
-        <w:spacing w:after="0" w:afterAutospacing="0" w:before="0" w:beforeAutospacing="0" w:lineRule="auto"/>
-        <w:ind w:left="720" w:hanging="360"/>
-      </w:pPr>
-      <w:r>
-        <w:rPr>
-          <w:rtl w:val="0"/>
-        </w:rPr>
-        <w:t xml:space="preserve">estabilidad temporal</w:t>
-      </w:r>
-    </w:p>
-    <w:p>
-      <w:pPr>
-        <w:numPr>
-          <w:ilvl w:val="0"/>
-          <w:numId w:val="25"/>
-        </w:numPr>
-        <w:spacing w:after="0" w:afterAutospacing="0" w:before="0" w:beforeAutospacing="0" w:lineRule="auto"/>
-        <w:ind w:left="720" w:hanging="360"/>
-      </w:pPr>
-      <w:r>
-        <w:rPr>
-          <w:rtl w:val="0"/>
-        </w:rPr>
-        <w:t xml:space="preserve">costos</w:t>
-      </w:r>
-    </w:p>
-    <w:p>
-      <w:pPr>
-        <w:numPr>
-          <w:ilvl w:val="0"/>
-          <w:numId w:val="25"/>
-        </w:numPr>
-        <w:spacing w:after="240" w:before="0" w:beforeAutospacing="0" w:lineRule="auto"/>
-        <w:ind w:left="720" w:hanging="360"/>
-      </w:pPr>
-      <w:r>
-        <w:rPr>
-          <w:rtl w:val="0"/>
-        </w:rPr>
-        <w:t xml:space="preserve">impuestos</w:t>
-      </w:r>
-    </w:p>
-    <w:p>
-      <w:pPr>
-        <w:rPr/>
-      </w:pPr>
-      <w:r>
-        <w:pict>
-          <v:rect style="width:0.0pt;height:1.5pt" o:hr="t" o:hrstd="t" o:hralign="center" fillcolor="#A0A0A0" stroked="f"/>
-        </w:pict>
-      </w:r>
-      <w:r>
-        <w:rPr>
-          <w:rtl w:val="0"/>
-        </w:rPr>
-      </w:r>
-    </w:p>
-    <w:p>
-      <w:pPr>
-        <w:pStyle w:val="Heading1"/>
-        <w:keepNext w:val="0"/>
-        <w:keepLines w:val="0"/>
-        <w:spacing w:before="480" w:lineRule="auto"/>
-        <w:rPr>
-          <w:b w:val="1"/>
-          <w:bCs w:val="1"/>
-          <w:sz w:val="46"/>
-          <w:szCs w:val="46"/>
-        </w:rPr>
-      </w:pPr>
-      <w:bookmarkStart w:colFirst="0" w:colLast="0" w:name="_uilc625g95p2" w:id="36"/>
-      <w:bookmarkEnd w:id="36"/>
-      <w:r>
-        <w:rPr>
-          <w:b w:val="1"/>
-          <w:bCs w:val="1"/>
-          <w:sz w:val="46"/>
-          <w:szCs w:val="46"/>
-          <w:rtl w:val="0"/>
-        </w:rPr>
-        <w:t xml:space="preserve">11. Regla de oro del sistema</w:t>
-      </w:r>
-    </w:p>
-    <w:p>
-      <w:pPr>
-        <w:spacing w:after="240" w:before="240" w:lineRule="auto"/>
-        <w:ind w:left="600" w:right="600" w:firstLine="0"/>
-        <w:rPr/>
-      </w:pPr>
-      <w:r>
-        <w:rPr>
-          <w:rtl w:val="0"/>
-        </w:rPr>
-        <w:t xml:space="preserve">Ningún componente del sistema puede tomar decisiones finales sin pasar por el módulo de riesgo y validación.</w:t>
-      </w:r>
-    </w:p>
-    <w:p>
-      <w:pPr>
-        <w:rPr/>
-      </w:pPr>
-      <w:r>
-        <w:pict>
-          <v:rect style="width:0.0pt;height:1.5pt" o:hr="t" o:hrstd="t" o:hralign="center" fillcolor="#A0A0A0" stroked="f"/>
-        </w:pict>
-      </w:r>
-      <w:r>
-        <w:rPr>
-          <w:rtl w:val="0"/>
-        </w:rPr>
-      </w:r>
-    </w:p>
-    <w:p>
-      <w:pPr>
-        <w:pStyle w:val="Heading1"/>
-        <w:keepNext w:val="0"/>
-        <w:keepLines w:val="0"/>
-        <w:spacing w:before="480" w:lineRule="auto"/>
-        <w:rPr>
-          <w:b w:val="1"/>
-          <w:bCs w:val="1"/>
-          <w:sz w:val="46"/>
-          <w:szCs w:val="46"/>
-        </w:rPr>
-      </w:pPr>
-      <w:bookmarkStart w:colFirst="0" w:colLast="0" w:name="_1ogeha3284o0" w:id="37"/>
-      <w:bookmarkEnd w:id="37"/>
-      <w:r>
-        <w:rPr>
-          <w:b w:val="1"/>
-          <w:bCs w:val="1"/>
-          <w:sz w:val="46"/>
-          <w:szCs w:val="46"/>
-          <w:rtl w:val="0"/>
-        </w:rPr>
-        <w:t xml:space="preserve">12. Naturaleza del sistema</w:t>
-      </w:r>
-    </w:p>
-    <w:p>
-      <w:pPr>
-        <w:spacing w:after="240" w:before="240" w:lineRule="auto"/>
-        <w:rPr/>
-      </w:pPr>
-      <w:r>
-        <w:rPr>
-          <w:rtl w:val="0"/>
-        </w:rPr>
-        <w:t xml:space="preserve">Este sistema es:</w:t>
-      </w:r>
-    </w:p>
-    <w:p>
-      <w:pPr>
-        <w:numPr>
-          <w:ilvl w:val="0"/>
-          <w:numId w:val="12"/>
-        </w:numPr>
-        <w:spacing w:after="0" w:afterAutospacing="0" w:before="240" w:lineRule="auto"/>
-        <w:ind w:left="720" w:hanging="360"/>
-      </w:pPr>
-      <w:r>
-        <w:rPr>
-          <w:rtl w:val="0"/>
-        </w:rPr>
-        <w:t xml:space="preserve">un laboratorio cuantitativo</w:t>
-      </w:r>
-    </w:p>
-    <w:p>
-      <w:pPr>
-        <w:numPr>
-          <w:ilvl w:val="0"/>
-          <w:numId w:val="12"/>
-        </w:numPr>
-        <w:spacing w:after="0" w:afterAutospacing="0" w:before="0" w:beforeAutospacing="0" w:lineRule="auto"/>
-        <w:ind w:left="720" w:hanging="360"/>
-      </w:pPr>
-      <w:r>
-        <w:rPr>
-          <w:rtl w:val="0"/>
-        </w:rPr>
-        <w:t xml:space="preserve">un sistema de evaluación de estrategias</w:t>
-      </w:r>
-    </w:p>
-    <w:p>
-      <w:pPr>
-        <w:numPr>
-          <w:ilvl w:val="0"/>
-          <w:numId w:val="12"/>
-        </w:numPr>
-        <w:spacing w:after="240" w:before="0" w:beforeAutospacing="0" w:lineRule="auto"/>
-        <w:ind w:left="720" w:hanging="360"/>
-      </w:pPr>
-      <w:r>
-        <w:rPr>
-          <w:rtl w:val="0"/>
-        </w:rPr>
-        <w:t xml:space="preserve">un motor de ejecución controlado</w:t>
-      </w:r>
-    </w:p>
-    <w:p>
-      <w:pPr>
-        <w:spacing w:after="240" w:before="240" w:lineRule="auto"/>
-        <w:rPr/>
-      </w:pPr>
-      <w:r>
-        <w:rPr>
-          <w:rtl w:val="0"/>
-        </w:rPr>
-        <w:t xml:space="preserve">No es:</w:t>
-      </w:r>
-    </w:p>
-    <w:p>
-      <w:pPr>
-        <w:numPr>
-          <w:ilvl w:val="0"/>
-          <w:numId w:val="16"/>
-        </w:numPr>
-        <w:spacing w:after="0" w:afterAutospacing="0" w:before="240" w:lineRule="auto"/>
-        <w:ind w:left="720" w:hanging="360"/>
-      </w:pPr>
-      <w:r>
-        <w:rPr>
-          <w:rtl w:val="0"/>
-        </w:rPr>
-        <w:t xml:space="preserve">un modelo predictivo aislado</w:t>
-      </w:r>
-    </w:p>
-    <w:p>
-      <w:pPr>
-        <w:numPr>
-          <w:ilvl w:val="0"/>
-          <w:numId w:val="16"/>
-        </w:numPr>
-        <w:spacing w:after="240" w:before="0" w:beforeAutospacing="0" w:lineRule="auto"/>
-        <w:ind w:left="720" w:hanging="360"/>
-      </w:pPr>
-      <w:r>
-        <w:rPr>
-          <w:rtl w:val="0"/>
-        </w:rPr>
-        <w:t xml:space="preserve">una estrategia fija</w:t>
-      </w:r>
-    </w:p>
-    <w:p>
-      <w:pPr>
-        <w:spacing w:after="240" w:before="240" w:lineRule="auto"/>
-        <w:ind w:left="0" w:firstLine="0"/>
-        <w:rPr/>
-      </w:pPr>
-      <w:r>
-        <w:rPr>
-          <w:rtl w:val="0"/>
-        </w:rPr>
-        <w:t xml:space="preserve">El sistema no se define por su capacidad de ejecutar órdenes, sino por su capacidad de investigar, evaluar, gestionar y ejecutar decisiones de inversión de forma disciplinada y reproducible. La ejecución autónoma es una capacidad opcional que podrá habilitarse cuando las fases de validación lo permitan. </w:t>
-      </w:r>
-    </w:p>
-    <w:p>
-      <w:pPr>
-        <w:rPr/>
-      </w:pPr>
-      <w:r>
-        <w:pict>
-          <v:rect style="width:0.0pt;height:1.5pt" o:hr="t" o:hrstd="t" o:hralign="center" fillcolor="#A0A0A0" stroked="f"/>
-        </w:pict>
-      </w:r>
-      <w:r>
-        <w:rPr>
-          <w:rtl w:val="0"/>
-        </w:rPr>
-      </w:r>
-    </w:p>
-    <w:p>
-      <w:pPr>
-        <w:pStyle w:val="Heading1"/>
-        <w:keepNext w:val="0"/>
-        <w:keepLines w:val="0"/>
-        <w:spacing w:before="480" w:lineRule="auto"/>
-        <w:rPr>
-          <w:b w:val="1"/>
-          <w:bCs w:val="1"/>
-          <w:sz w:val="46"/>
-          <w:szCs w:val="46"/>
-        </w:rPr>
-      </w:pPr>
-      <w:bookmarkStart w:colFirst="0" w:colLast="0" w:name="_rlthpnul33nd" w:id="38"/>
+        <w:rPr/>
+      </w:pPr>
+      <w:bookmarkStart w:colFirst="0" w:colLast="0" w:name="_pd0rwwqjl0t8" w:id="38"/>
       <w:bookmarkEnd w:id="38"/>
-      <w:r>
-        <w:rPr>
-          <w:b w:val="1"/>
-          <w:bCs w:val="1"/>
-          <w:sz w:val="46"/>
-          <w:szCs w:val="46"/>
-          <w:rtl w:val="0"/>
-        </w:rPr>
-        <w:t xml:space="preserve">13. Declaración final de constitución</w:t>
-      </w:r>
-    </w:p>
-    <w:p>
-      <w:pPr>
-        <w:spacing w:after="240" w:before="240" w:lineRule="auto"/>
-        <w:rPr/>
-      </w:pPr>
-      <w:r>
-        <w:rPr>
-          <w:rtl w:val="0"/>
-        </w:rPr>
-        <w:t xml:space="preserve">Este sistema está diseñado bajo el principio de que:</w:t>
-      </w:r>
-    </w:p>
-    <w:p>
-      <w:pPr>
-        <w:spacing w:after="240" w:before="240" w:lineRule="auto"/>
-        <w:ind w:left="600" w:right="600" w:firstLine="0"/>
-        <w:rPr/>
-      </w:pPr>
-      <w:r>
-        <w:rPr>
-          <w:rtl w:val="0"/>
-        </w:rPr>
-        <w:t xml:space="preserve">La calidad del sistema depende de su capacidad de mantener coherencia, reproducibilidad y control de riesgo incluso bajo evolución continua de estrategias, datos y mercados.</w:t>
-      </w:r>
-    </w:p>
-    <w:p>
-      <w:pPr>
-        <w:rPr/>
-      </w:pPr>
-      <w:r>
-        <w:pict>
-          <v:rect style="width:0.0pt;height:1.5pt" o:hr="t" o:hrstd="t" o:hralign="center" fillcolor="#A0A0A0" stroked="f"/>
-        </w:pict>
-      </w:r>
-      <w:r>
-        <w:rPr>
-          <w:rtl w:val="0"/>
-        </w:rPr>
-      </w:r>
-    </w:p>
-    <w:p>
-      <w:pPr>
-        <w:pStyle w:val="Heading2"/>
-        <w:keepNext w:val="0"/>
-        <w:keepLines w:val="0"/>
-        <w:spacing w:after="80" w:lineRule="auto"/>
-        <w:rPr/>
-      </w:pPr>
-      <w:bookmarkStart w:colFirst="0" w:colLast="0" w:name="_pd0rwwqjl0t8" w:id="39"/>
-      <w:bookmarkEnd w:id="39"/>
       <w:r>
         <w:rPr>
           <w:b w:val="1"/>
